--- a/docs/data-requirements-hospital.docx
+++ b/docs/data-requirements-hospital.docx
@@ -385,6 +385,7 @@
         <w:gridCol w:w="1949"/>
         <w:gridCol w:w="2897"/>
         <w:gridCol w:w="2281"/>
+        <w:gridCol w:w="1800"/>
       </w:tblGrid>
       <w:tr>
         <w:trPr>
@@ -591,6 +592,19 @@
             </w:r>
           </w:p>
         </w:tc>
+        <w:tc>
+          <w:tcPr>
+            <w:tcW w:type="dxa" w:w="1800"/>
+          </w:tcPr>
+          <w:p>
+            <w:r>
+              <w:rPr>
+                <w:b/>
+              </w:rPr>
+              <w:t>จำเป็น (Required)</w:t>
+            </w:r>
+          </w:p>
+        </w:tc>
       </w:tr>
       <w:tr>
         <w:trPr>
@@ -696,6 +710,19 @@
             </w:r>
           </w:p>
         </w:tc>
+        <w:tc>
+          <w:tcPr>
+            <w:tcW w:type="dxa" w:w="1800"/>
+          </w:tcPr>
+          <w:p>
+            <w:r>
+              <w:rPr>
+                <w:b w:val="0"/>
+              </w:rPr>
+              <w:t>จำเป็น</w:t>
+            </w:r>
+          </w:p>
+        </w:tc>
       </w:tr>
       <w:tr>
         <w:tc>
@@ -793,6 +820,19 @@
             </w:pPr>
             <w:r>
               <w:t>สมชาย ใจดี</w:t>
+            </w:r>
+          </w:p>
+        </w:tc>
+        <w:tc>
+          <w:tcPr>
+            <w:tcW w:type="dxa" w:w="1800"/>
+          </w:tcPr>
+          <w:p>
+            <w:r>
+              <w:rPr>
+                <w:b w:val="0"/>
+              </w:rPr>
+              <w:t>จำเป็น</w:t>
             </w:r>
           </w:p>
         </w:tc>
@@ -899,6 +939,19 @@
             </w:r>
           </w:p>
         </w:tc>
+        <w:tc>
+          <w:tcPr>
+            <w:tcW w:type="dxa" w:w="1800"/>
+          </w:tcPr>
+          <w:p>
+            <w:r>
+              <w:rPr>
+                <w:b w:val="0"/>
+              </w:rPr>
+              <w:t>จำเป็น</w:t>
+            </w:r>
+          </w:p>
+        </w:tc>
       </w:tr>
       <w:tr>
         <w:tc>
@@ -1027,8 +1080,52 @@
             </w:r>
           </w:p>
         </w:tc>
+        <w:tc>
+          <w:tcPr>
+            <w:tcW w:type="dxa" w:w="1800"/>
+          </w:tcPr>
+          <w:p>
+            <w:r>
+              <w:rPr>
+                <w:b w:val="0"/>
+              </w:rPr>
+              <w:t>ไม่จำเป็น</w:t>
+            </w:r>
+          </w:p>
+        </w:tc>
       </w:tr>
     </w:tbl>
+    <w:p>
+      <w:r>
+        <w:rPr>
+          <w:b/>
+          <w:i/>
+        </w:rPr>
+        <w:t>ตัวอย่าง JSON — GET — ข้อมูลทั่วไปของผู้ป่วย</w:t>
+      </w:r>
+    </w:p>
+    <w:p>
+      <w:r>
+        <w:rPr>
+          <w:rFonts w:ascii="Consolas" w:hAnsi="Consolas"/>
+          <w:b w:val="0"/>
+          <w:i w:val="0"/>
+          <w:color w:val="1F3A5F"/>
+          <w:sz w:val="18"/>
+        </w:rPr>
+        <w:t>{</w:t>
+        <w:br/>
+        <w:t xml:space="preserve">  "hn": "09900001",</w:t>
+        <w:br/>
+        <w:t xml:space="preserve">  "name": "สมชาย ใจดี",</w:t>
+        <w:br/>
+        <w:t xml:space="preserve">  "birthday": "1968-03-14",</w:t>
+        <w:br/>
+        <w:t xml:space="preserve">  "is_first_time": false</w:t>
+        <w:br/>
+        <w:t>}</w:t>
+      </w:r>
+    </w:p>
     <w:p>
       <w:pPr>
         <w:spacing w:after="0"/>
@@ -1086,6 +1183,7 @@
         <w:gridCol w:w="1958"/>
         <w:gridCol w:w="2898"/>
         <w:gridCol w:w="2085"/>
+        <w:gridCol w:w="1800"/>
       </w:tblGrid>
       <w:tr>
         <w:trPr>
@@ -1292,6 +1390,19 @@
             </w:r>
           </w:p>
         </w:tc>
+        <w:tc>
+          <w:tcPr>
+            <w:tcW w:type="dxa" w:w="1800"/>
+          </w:tcPr>
+          <w:p>
+            <w:r>
+              <w:rPr>
+                <w:b/>
+              </w:rPr>
+              <w:t>จำเป็น (Required)</w:t>
+            </w:r>
+          </w:p>
+        </w:tc>
       </w:tr>
       <w:tr>
         <w:trPr>
@@ -1387,6 +1498,19 @@
             </w:r>
           </w:p>
         </w:tc>
+        <w:tc>
+          <w:tcPr>
+            <w:tcW w:type="dxa" w:w="1800"/>
+          </w:tcPr>
+          <w:p>
+            <w:r>
+              <w:rPr>
+                <w:b w:val="0"/>
+              </w:rPr>
+              <w:t>ไม่จำเป็น</w:t>
+            </w:r>
+          </w:p>
+        </w:tc>
       </w:tr>
       <w:tr>
         <w:tc>
@@ -1477,6 +1601,19 @@
             </w:pPr>
             <w:r>
               <w:t>ไม่ดื่มสุรา</w:t>
+            </w:r>
+          </w:p>
+        </w:tc>
+        <w:tc>
+          <w:tcPr>
+            <w:tcW w:type="dxa" w:w="1800"/>
+          </w:tcPr>
+          <w:p>
+            <w:r>
+              <w:rPr>
+                <w:b w:val="0"/>
+              </w:rPr>
+              <w:t>ไม่จำเป็น</w:t>
             </w:r>
           </w:p>
         </w:tc>
@@ -1619,6 +1756,19 @@
             </w:r>
           </w:p>
         </w:tc>
+        <w:tc>
+          <w:tcPr>
+            <w:tcW w:type="dxa" w:w="1800"/>
+          </w:tcPr>
+          <w:p>
+            <w:r>
+              <w:rPr>
+                <w:b w:val="0"/>
+              </w:rPr>
+              <w:t>ไม่จำเป็น</w:t>
+            </w:r>
+          </w:p>
+        </w:tc>
       </w:tr>
       <w:tr>
         <w:tc>
@@ -1743,6 +1893,19 @@
             </w:pPr>
             <w:r>
               <w:t>ความดันโลหิตสูง</w:t>
+            </w:r>
+          </w:p>
+        </w:tc>
+        <w:tc>
+          <w:tcPr>
+            <w:tcW w:type="dxa" w:w="1800"/>
+          </w:tcPr>
+          <w:p>
+            <w:r>
+              <w:rPr>
+                <w:b w:val="0"/>
+              </w:rPr>
+              <w:t>ไม่จำเป็น</w:t>
             </w:r>
           </w:p>
         </w:tc>
@@ -1880,6 +2043,19 @@
             </w:r>
           </w:p>
         </w:tc>
+        <w:tc>
+          <w:tcPr>
+            <w:tcW w:type="dxa" w:w="1800"/>
+          </w:tcPr>
+          <w:p>
+            <w:r>
+              <w:rPr>
+                <w:b w:val="0"/>
+              </w:rPr>
+              <w:t>ไม่จำเป็น</w:t>
+            </w:r>
+          </w:p>
+        </w:tc>
       </w:tr>
       <w:tr>
         <w:tc>
@@ -2014,6 +2190,19 @@
             </w:pPr>
             <w:r>
               <w:t>บิดาเป็นโรคหัวใจ</w:t>
+            </w:r>
+          </w:p>
+        </w:tc>
+        <w:tc>
+          <w:tcPr>
+            <w:tcW w:type="dxa" w:w="1800"/>
+          </w:tcPr>
+          <w:p>
+            <w:r>
+              <w:rPr>
+                <w:b w:val="0"/>
+              </w:rPr>
+              <w:t>ไม่จำเป็น</w:t>
             </w:r>
           </w:p>
         </w:tc>
@@ -2141,8 +2330,58 @@
             </w:r>
           </w:p>
         </w:tc>
+        <w:tc>
+          <w:tcPr>
+            <w:tcW w:type="dxa" w:w="1800"/>
+          </w:tcPr>
+          <w:p>
+            <w:r>
+              <w:rPr>
+                <w:b w:val="0"/>
+              </w:rPr>
+              <w:t>ไม่จำเป็น</w:t>
+            </w:r>
+          </w:p>
+        </w:tc>
       </w:tr>
     </w:tbl>
+    <w:p>
+      <w:r>
+        <w:rPr>
+          <w:b/>
+          <w:i/>
+        </w:rPr>
+        <w:t>ตัวอย่าง JSON — GET — ประวัติการแพทย์ (ข้อความอิสระ ไม่ใช่ array)</w:t>
+      </w:r>
+    </w:p>
+    <w:p>
+      <w:r>
+        <w:rPr>
+          <w:rFonts w:ascii="Consolas" w:hAnsi="Consolas"/>
+          <w:b w:val="0"/>
+          <w:i w:val="0"/>
+          <w:color w:val="1F3A5F"/>
+          <w:sz w:val="18"/>
+        </w:rPr>
+        <w:t>{</w:t>
+        <w:br/>
+        <w:t xml:space="preserve">  "smoking": "สูบบุหรี่วันละ 5 มวน",</w:t>
+        <w:br/>
+        <w:t xml:space="preserve">  "alcohol": "ไม่ดื่มสุรา",</w:t>
+        <w:br/>
+        <w:t xml:space="preserve">  "allergies": "แพ้ยาเพนนิซิลลิน",</w:t>
+        <w:br/>
+        <w:t xml:space="preserve">  "chronic_conditions": "ความดันโลหิตสูง",</w:t>
+        <w:br/>
+        <w:t xml:space="preserve">  "past_surgeries": "ผ่าตัดไส้ติ่ง ปี 2562",</w:t>
+        <w:br/>
+        <w:t xml:space="preserve">  "family_history": "บิดาเป็นโรคหัวใจ",</w:t>
+        <w:br/>
+        <w:t xml:space="preserve">  "recorded_time": "2026-02-11T09:20:00+07:00"</w:t>
+        <w:br/>
+        <w:t>}</w:t>
+      </w:r>
+    </w:p>
     <w:p>
       <w:pPr>
         <w:spacing w:after="0"/>
@@ -2202,6 +2441,7 @@
         <w:gridCol w:w="1977"/>
         <w:gridCol w:w="2896"/>
         <w:gridCol w:w="2255"/>
+        <w:gridCol w:w="1800"/>
       </w:tblGrid>
       <w:tr>
         <w:trPr>
@@ -2408,6 +2648,19 @@
             </w:r>
           </w:p>
         </w:tc>
+        <w:tc>
+          <w:tcPr>
+            <w:tcW w:type="dxa" w:w="1800"/>
+          </w:tcPr>
+          <w:p>
+            <w:r>
+              <w:rPr>
+                <w:b/>
+              </w:rPr>
+              <w:t>จำเป็น (Required)</w:t>
+            </w:r>
+          </w:p>
+        </w:tc>
       </w:tr>
       <w:tr>
         <w:trPr>
@@ -2503,6 +2756,19 @@
             </w:r>
           </w:p>
         </w:tc>
+        <w:tc>
+          <w:tcPr>
+            <w:tcW w:type="dxa" w:w="1800"/>
+          </w:tcPr>
+          <w:p>
+            <w:r>
+              <w:rPr>
+                <w:b w:val="0"/>
+              </w:rPr>
+              <w:t>ไม่จำเป็น</w:t>
+            </w:r>
+          </w:p>
+        </w:tc>
       </w:tr>
       <w:tr>
         <w:tc>
@@ -2604,6 +2870,19 @@
             </w:pPr>
             <w:r>
               <w:t>165</w:t>
+            </w:r>
+          </w:p>
+        </w:tc>
+        <w:tc>
+          <w:tcPr>
+            <w:tcW w:type="dxa" w:w="1800"/>
+          </w:tcPr>
+          <w:p>
+            <w:r>
+              <w:rPr>
+                <w:b w:val="0"/>
+              </w:rPr>
+              <w:t>ไม่จำเป็น</w:t>
             </w:r>
           </w:p>
         </w:tc>
@@ -2745,8 +3024,50 @@
             </w:r>
           </w:p>
         </w:tc>
+        <w:tc>
+          <w:tcPr>
+            <w:tcW w:type="dxa" w:w="1800"/>
+          </w:tcPr>
+          <w:p>
+            <w:r>
+              <w:rPr>
+                <w:b w:val="0"/>
+              </w:rPr>
+              <w:t>ไม่จำเป็น</w:t>
+            </w:r>
+          </w:p>
+        </w:tc>
       </w:tr>
     </w:tbl>
+    <w:p>
+      <w:r>
+        <w:rPr>
+          <w:b/>
+          <w:i/>
+        </w:rPr>
+        <w:t>ตัวอย่าง JSON — GET — สัญญาณชีพล่าสุด</w:t>
+      </w:r>
+    </w:p>
+    <w:p>
+      <w:r>
+        <w:rPr>
+          <w:rFonts w:ascii="Consolas" w:hAnsi="Consolas"/>
+          <w:b w:val="0"/>
+          <w:i w:val="0"/>
+          <w:color w:val="1F3A5F"/>
+          <w:sz w:val="18"/>
+        </w:rPr>
+        <w:t>{</w:t>
+        <w:br/>
+        <w:t xml:space="preserve">  "weight": 72.5,</w:t>
+        <w:br/>
+        <w:t xml:space="preserve">  "height": 165,</w:t>
+        <w:br/>
+        <w:t xml:space="preserve">  "measured_at": "2026-02-11T09:20:00+07:00"</w:t>
+        <w:br/>
+        <w:t>}</w:t>
+      </w:r>
+    </w:p>
     <w:p>
       <w:pPr>
         <w:spacing w:after="0"/>
@@ -2833,6 +3154,7 @@
         <w:gridCol w:w="1967"/>
         <w:gridCol w:w="2460"/>
         <w:gridCol w:w="2314"/>
+        <w:gridCol w:w="1800"/>
       </w:tblGrid>
       <w:tr>
         <w:trPr>
@@ -3039,6 +3361,19 @@
             </w:r>
           </w:p>
         </w:tc>
+        <w:tc>
+          <w:tcPr>
+            <w:tcW w:type="dxa" w:w="1800"/>
+          </w:tcPr>
+          <w:p>
+            <w:r>
+              <w:rPr>
+                <w:b/>
+              </w:rPr>
+              <w:t>จำเป็น (Required)</w:t>
+            </w:r>
+          </w:p>
+        </w:tc>
       </w:tr>
       <w:tr>
         <w:trPr>
@@ -3134,6 +3469,19 @@
             </w:r>
           </w:p>
         </w:tc>
+        <w:tc>
+          <w:tcPr>
+            <w:tcW w:type="dxa" w:w="1800"/>
+          </w:tcPr>
+          <w:p>
+            <w:r>
+              <w:rPr>
+                <w:b w:val="0"/>
+              </w:rPr>
+              <w:t>ไม่จำเป็น</w:t>
+            </w:r>
+          </w:p>
+        </w:tc>
       </w:tr>
       <w:tr>
         <w:tc>
@@ -3227,6 +3575,19 @@
             </w:pPr>
             <w:r>
               <w:t>165</w:t>
+            </w:r>
+          </w:p>
+        </w:tc>
+        <w:tc>
+          <w:tcPr>
+            <w:tcW w:type="dxa" w:w="1800"/>
+          </w:tcPr>
+          <w:p>
+            <w:r>
+              <w:rPr>
+                <w:b w:val="0"/>
+              </w:rPr>
+              <w:t>ไม่จำเป็น</w:t>
             </w:r>
           </w:p>
         </w:tc>
@@ -3346,6 +3707,19 @@
             </w:r>
           </w:p>
         </w:tc>
+        <w:tc>
+          <w:tcPr>
+            <w:tcW w:type="dxa" w:w="1800"/>
+          </w:tcPr>
+          <w:p>
+            <w:r>
+              <w:rPr>
+                <w:b w:val="0"/>
+              </w:rPr>
+              <w:t>ไม่จำเป็น</w:t>
+            </w:r>
+          </w:p>
+        </w:tc>
       </w:tr>
       <w:tr>
         <w:tc>
@@ -3443,6 +3817,19 @@
             </w:pPr>
             <w:r>
               <w:t>158</w:t>
+            </w:r>
+          </w:p>
+        </w:tc>
+        <w:tc>
+          <w:tcPr>
+            <w:tcW w:type="dxa" w:w="1800"/>
+          </w:tcPr>
+          <w:p>
+            <w:r>
+              <w:rPr>
+                <w:b w:val="0"/>
+              </w:rPr>
+              <w:t>จำเป็น</w:t>
             </w:r>
           </w:p>
         </w:tc>
@@ -3550,6 +3937,19 @@
             </w:r>
           </w:p>
         </w:tc>
+        <w:tc>
+          <w:tcPr>
+            <w:tcW w:type="dxa" w:w="1800"/>
+          </w:tcPr>
+          <w:p>
+            <w:r>
+              <w:rPr>
+                <w:b w:val="0"/>
+              </w:rPr>
+              <w:t>จำเป็น</w:t>
+            </w:r>
+          </w:p>
+        </w:tc>
       </w:tr>
       <w:tr>
         <w:tc>
@@ -3649,6 +4049,19 @@
             </w:pPr>
             <w:r>
               <w:t>36.8</w:t>
+            </w:r>
+          </w:p>
+        </w:tc>
+        <w:tc>
+          <w:tcPr>
+            <w:tcW w:type="dxa" w:w="1800"/>
+          </w:tcPr>
+          <w:p>
+            <w:r>
+              <w:rPr>
+                <w:b w:val="0"/>
+              </w:rPr>
+              <w:t>ไม่จำเป็น</w:t>
             </w:r>
           </w:p>
         </w:tc>
@@ -3749,6 +4162,19 @@
             </w:r>
           </w:p>
         </w:tc>
+        <w:tc>
+          <w:tcPr>
+            <w:tcW w:type="dxa" w:w="1800"/>
+          </w:tcPr>
+          <w:p>
+            <w:r>
+              <w:rPr>
+                <w:b w:val="0"/>
+              </w:rPr>
+              <w:t>ไม่จำเป็น</w:t>
+            </w:r>
+          </w:p>
+        </w:tc>
       </w:tr>
       <w:tr>
         <w:tc>
@@ -3857,6 +4283,19 @@
             </w:pPr>
             <w:r>
               <w:t>แน่นหน้าอกมา 2 ชั่วโมง ร้าวไปแขนซ้าย</w:t>
+            </w:r>
+          </w:p>
+        </w:tc>
+        <w:tc>
+          <w:tcPr>
+            <w:tcW w:type="dxa" w:w="1800"/>
+          </w:tcPr>
+          <w:p>
+            <w:r>
+              <w:rPr>
+                <w:b w:val="0"/>
+              </w:rPr>
+              <w:t>จำเป็น (ขั้นที่ 2)</w:t>
             </w:r>
           </w:p>
         </w:tc>
@@ -3958,8 +4397,58 @@
             </w:r>
           </w:p>
         </w:tc>
+        <w:tc>
+          <w:tcPr>
+            <w:tcW w:type="dxa" w:w="1800"/>
+          </w:tcPr>
+          <w:p>
+            <w:r>
+              <w:rPr>
+                <w:b w:val="0"/>
+              </w:rPr>
+              <w:t>ไม่จำเป็น</w:t>
+            </w:r>
+          </w:p>
+        </w:tc>
       </w:tr>
     </w:tbl>
+    <w:p>
+      <w:r>
+        <w:rPr>
+          <w:b/>
+          <w:i/>
+        </w:rPr>
+        <w:t>ตัวอย่าง JSON — POST — ขั้นที่ 1 (คัดกรองเสร็จ รอพยาบาลยืนยัน) ยังไม่มีแผนกและยังไม่มีผลวินิจฉัย</w:t>
+      </w:r>
+    </w:p>
+    <w:p>
+      <w:r>
+        <w:rPr>
+          <w:rFonts w:ascii="Consolas" w:hAnsi="Consolas"/>
+          <w:b w:val="0"/>
+          <w:i w:val="0"/>
+          <w:color w:val="1F3A5F"/>
+          <w:sz w:val="18"/>
+        </w:rPr>
+        <w:t>{</w:t>
+        <w:br/>
+        <w:t xml:space="preserve">  "weight": 72.5,</w:t>
+        <w:br/>
+        <w:t xml:space="preserve">  "height": 165,</w:t>
+        <w:br/>
+        <w:t xml:space="preserve">  "bmi": 26.63,</w:t>
+        <w:br/>
+        <w:t xml:space="preserve">  "systolic": 158,</w:t>
+        <w:br/>
+        <w:t xml:space="preserve">  "diastolic": 94,</w:t>
+        <w:br/>
+        <w:t xml:space="preserve">  "temperature": 36.8,</w:t>
+        <w:br/>
+        <w:t xml:space="preserve">  "pulse": 96</w:t>
+        <w:br/>
+        <w:t>}</w:t>
+      </w:r>
+    </w:p>
     <w:p>
       <w:pPr>
         <w:spacing w:after="0"/>
@@ -4036,6 +4525,7 @@
         <w:gridCol w:w="1570"/>
         <w:gridCol w:w="2244"/>
         <w:gridCol w:w="2564"/>
+        <w:gridCol w:w="1800"/>
       </w:tblGrid>
       <w:tr>
         <w:trPr>
@@ -4242,6 +4732,19 @@
             </w:r>
           </w:p>
         </w:tc>
+        <w:tc>
+          <w:tcPr>
+            <w:tcW w:type="dxa" w:w="1800"/>
+          </w:tcPr>
+          <w:p>
+            <w:r>
+              <w:rPr>
+                <w:b/>
+              </w:rPr>
+              <w:t>จำเป็น (Required)</w:t>
+            </w:r>
+          </w:p>
+        </w:tc>
       </w:tr>
       <w:tr>
         <w:trPr>
@@ -4385,6 +4888,19 @@
             </w:r>
           </w:p>
         </w:tc>
+        <w:tc>
+          <w:tcPr>
+            <w:tcW w:type="dxa" w:w="1800"/>
+          </w:tcPr>
+          <w:p>
+            <w:r>
+              <w:rPr>
+                <w:b w:val="0"/>
+              </w:rPr>
+              <w:t>ไม่จำเป็น</w:t>
+            </w:r>
+          </w:p>
+        </w:tc>
       </w:tr>
       <w:tr>
         <w:tc>
@@ -4510,8 +5026,48 @@
             </w:r>
           </w:p>
         </w:tc>
+        <w:tc>
+          <w:tcPr>
+            <w:tcW w:type="dxa" w:w="1800"/>
+          </w:tcPr>
+          <w:p>
+            <w:r>
+              <w:rPr>
+                <w:b w:val="0"/>
+              </w:rPr>
+              <w:t>จำเป็น</w:t>
+            </w:r>
+          </w:p>
+        </w:tc>
       </w:tr>
     </w:tbl>
+    <w:p>
+      <w:r>
+        <w:rPr>
+          <w:b/>
+          <w:i/>
+        </w:rPr>
+        <w:t>ตัวอย่าง JSON — แผนกปลายทาง (ส่งในขั้นที่ 2 หลังพยาบาลยืนยัน)</w:t>
+      </w:r>
+    </w:p>
+    <w:p>
+      <w:r>
+        <w:rPr>
+          <w:rFonts w:ascii="Consolas" w:hAnsi="Consolas"/>
+          <w:b w:val="0"/>
+          <w:i w:val="0"/>
+          <w:color w:val="1F3A5F"/>
+          <w:sz w:val="18"/>
+        </w:rPr>
+        <w:t>{</w:t>
+        <w:br/>
+        <w:t xml:space="preserve">  "id_of_department": "DEPT_MED",</w:t>
+        <w:br/>
+        <w:t xml:space="preserve">  "name_of_department": "แผนก OPD MED (อายุรกรรม)"</w:t>
+        <w:br/>
+        <w:t>}</w:t>
+      </w:r>
+    </w:p>
     <w:p>
       <w:pPr>
         <w:spacing w:after="0"/>
@@ -4562,6 +5118,7 @@
         <w:gridCol w:w="1801"/>
         <w:gridCol w:w="2623"/>
         <w:gridCol w:w="2007"/>
+        <w:gridCol w:w="1800"/>
       </w:tblGrid>
       <w:tr>
         <w:trPr>
@@ -4768,6 +5325,19 @@
             </w:r>
           </w:p>
         </w:tc>
+        <w:tc>
+          <w:tcPr>
+            <w:tcW w:type="dxa" w:w="1800"/>
+          </w:tcPr>
+          <w:p>
+            <w:r>
+              <w:rPr>
+                <w:b/>
+              </w:rPr>
+              <w:t>จำเป็น (Required)</w:t>
+            </w:r>
+          </w:p>
+        </w:tc>
       </w:tr>
       <w:tr>
         <w:trPr>
@@ -4862,6 +5432,19 @@
               </w:rPr>
             </w:pPr>
             <w:r/>
+          </w:p>
+        </w:tc>
+        <w:tc>
+          <w:tcPr>
+            <w:tcW w:type="dxa" w:w="1800"/>
+          </w:tcPr>
+          <w:p>
+            <w:r>
+              <w:rPr>
+                <w:b w:val="0"/>
+              </w:rPr>
+              <w:t>จำเป็น (ขั้นที่ 1)</w:t>
+            </w:r>
           </w:p>
         </w:tc>
       </w:tr>
@@ -4987,6 +5570,19 @@
             </w:r>
           </w:p>
         </w:tc>
+        <w:tc>
+          <w:tcPr>
+            <w:tcW w:type="dxa" w:w="1800"/>
+          </w:tcPr>
+          <w:p>
+            <w:r>
+              <w:rPr>
+                <w:b w:val="0"/>
+              </w:rPr>
+              <w:t>จำเป็น</w:t>
+            </w:r>
+          </w:p>
+        </w:tc>
       </w:tr>
       <w:tr>
         <w:trPr>
@@ -5110,6 +5706,19 @@
             </w:r>
           </w:p>
         </w:tc>
+        <w:tc>
+          <w:tcPr>
+            <w:tcW w:type="dxa" w:w="1800"/>
+          </w:tcPr>
+          <w:p>
+            <w:r>
+              <w:rPr>
+                <w:b w:val="0"/>
+              </w:rPr>
+              <w:t>ไม่จำเป็น</w:t>
+            </w:r>
+          </w:p>
+        </w:tc>
       </w:tr>
       <w:tr>
         <w:tc>
@@ -5231,6 +5840,19 @@
             </w:r>
           </w:p>
         </w:tc>
+        <w:tc>
+          <w:tcPr>
+            <w:tcW w:type="dxa" w:w="1800"/>
+          </w:tcPr>
+          <w:p>
+            <w:r>
+              <w:rPr>
+                <w:b w:val="0"/>
+              </w:rPr>
+              <w:t>ไม่จำเป็น</w:t>
+            </w:r>
+          </w:p>
+        </w:tc>
       </w:tr>
       <w:tr>
         <w:trPr>
@@ -5325,6 +5947,19 @@
               </w:rPr>
             </w:pPr>
             <w:r/>
+          </w:p>
+        </w:tc>
+        <w:tc>
+          <w:tcPr>
+            <w:tcW w:type="dxa" w:w="1800"/>
+          </w:tcPr>
+          <w:p>
+            <w:r>
+              <w:rPr>
+                <w:b w:val="0"/>
+              </w:rPr>
+              <w:t>จำเป็น (ขั้นที่ 2)</w:t>
+            </w:r>
           </w:p>
         </w:tc>
       </w:tr>
@@ -5419,12 +6054,13 @@
             <w:r>
               <w:rPr>
                 <w:rFonts w:ascii="TH SarabunPSK" w:eastAsia="Yu Mincho" w:hAnsi="TH SarabunPSK" w:cs="TH SarabunPSK" w:hint="cs"/>
+                <w:b w:val="0"/>
                 <w:sz w:val="32"/>
                 <w:szCs w:val="32"/>
                 <w:cs/>
                 <w:lang w:eastAsia="ja-JP"/>
               </w:rPr>
-              <w:t>รหัสจุดบริการที่ 2 (ปลายทาง)</w:t>
+              <w:t>รหัสจุดบริการที่ 2 — โรงพยาบาลกำหนดเอง (ระบบเราส่งเฉพาะแผนก)</w:t>
             </w:r>
           </w:p>
         </w:tc>
@@ -5444,7 +6080,23 @@
               </w:rPr>
             </w:pPr>
             <w:r>
-              <w:t>SP_OPD_MED_01</w:t>
+              <w:rPr>
+                <w:b w:val="0"/>
+              </w:rPr>
+              <w:t>(โรงพยาบาลกำหนด)</w:t>
+            </w:r>
+          </w:p>
+        </w:tc>
+        <w:tc>
+          <w:tcPr>
+            <w:tcW w:type="dxa" w:w="1800"/>
+          </w:tcPr>
+          <w:p>
+            <w:r>
+              <w:rPr>
+                <w:b w:val="0"/>
+              </w:rPr>
+              <w:t>—</w:t>
             </w:r>
           </w:p>
         </w:tc>
@@ -5544,11 +6196,12 @@
             <w:r>
               <w:rPr>
                 <w:rFonts w:ascii="TH SarabunPSK" w:hAnsi="TH SarabunPSK" w:cs="TH SarabunPSK" w:hint="cs"/>
-                <w:sz w:val="32"/>
-                <w:szCs w:val="32"/>
-                <w:cs/>
-              </w:rPr>
-              <w:t>ชื่อจุดบริการที่ 2</w:t>
+                <w:b w:val="0"/>
+                <w:sz w:val="32"/>
+                <w:szCs w:val="32"/>
+                <w:cs/>
+              </w:rPr>
+              <w:t>ชื่อจุดบริการที่ 2 — โรงพยาบาลกำหนดเอง</w:t>
             </w:r>
           </w:p>
         </w:tc>
@@ -5567,7 +6220,23 @@
               </w:rPr>
             </w:pPr>
             <w:r>
-              <w:t>แผนก OPD MED (อายุรกรรม)</w:t>
+              <w:rPr>
+                <w:b w:val="0"/>
+              </w:rPr>
+              <w:t>(โรงพยาบาลกำหนด)</w:t>
+            </w:r>
+          </w:p>
+        </w:tc>
+        <w:tc>
+          <w:tcPr>
+            <w:tcW w:type="dxa" w:w="1800"/>
+          </w:tcPr>
+          <w:p>
+            <w:r>
+              <w:rPr>
+                <w:b w:val="0"/>
+              </w:rPr>
+              <w:t>—</w:t>
             </w:r>
           </w:p>
         </w:tc>
@@ -5665,11 +6334,12 @@
             <w:r>
               <w:rPr>
                 <w:rFonts w:ascii="TH SarabunPSK" w:hAnsi="TH SarabunPSK" w:cs="TH SarabunPSK" w:hint="cs"/>
-                <w:sz w:val="32"/>
-                <w:szCs w:val="32"/>
-                <w:cs/>
-              </w:rPr>
-              <w:t>หน่วยงานของจุดบริการที่ 2</w:t>
+                <w:b w:val="0"/>
+                <w:sz w:val="32"/>
+                <w:szCs w:val="32"/>
+                <w:cs/>
+              </w:rPr>
+              <w:t>แผนกปลายทาง — ค่านี้คือสิ่งที่ระบบเราส่งให้</w:t>
             </w:r>
           </w:p>
         </w:tc>
@@ -5688,7 +6358,23 @@
               </w:rPr>
             </w:pPr>
             <w:r>
+              <w:rPr>
+                <w:b w:val="0"/>
+              </w:rPr>
               <w:t>DEPT_MED</w:t>
+            </w:r>
+          </w:p>
+        </w:tc>
+        <w:tc>
+          <w:tcPr>
+            <w:tcW w:type="dxa" w:w="1800"/>
+          </w:tcPr>
+          <w:p>
+            <w:r>
+              <w:rPr>
+                <w:b w:val="0"/>
+              </w:rPr>
+              <w:t>จำเป็น</w:t>
             </w:r>
           </w:p>
         </w:tc>
@@ -5809,8 +6495,71 @@
             </w:r>
           </w:p>
         </w:tc>
+        <w:tc>
+          <w:tcPr>
+            <w:tcW w:type="dxa" w:w="1800"/>
+          </w:tcPr>
+          <w:p>
+            <w:r>
+              <w:rPr>
+                <w:b w:val="0"/>
+              </w:rPr>
+              <w:t>ไม่จำเป็น</w:t>
+            </w:r>
+          </w:p>
+        </w:tc>
       </w:tr>
     </w:tbl>
+    <w:p>
+      <w:r>
+        <w:rPr>
+          <w:b w:val="0"/>
+          <w:i/>
+        </w:rPr>
+        <w:t>หมายเหตุ: จุดบริการที่ 1 คือ 'จุดที่คัดกรอง' (บูธ AI) ระบบบันทึกทันทีหลังคัดกรองเสร็จ ส่วนจุดบริการที่ 2 คือ 'ปลายทางที่ส่งต่อ' บันทึกเมื่อพยาบาลยืนยันแล้วเท่านั้น — ระบบเราส่งเฉพาะรหัสแผนก (department) ส่วนรหัส/ชื่อจุดบริการปลายทาง ให้ระบบโรงพยาบาลเป็นผู้กำหนด เพราะระบบเราคัดกรองไปที่ 'แผนก' ไม่ใช่ 'ห้องตรวจ'</w:t>
+      </w:r>
+    </w:p>
+    <w:p>
+      <w:r>
+        <w:rPr>
+          <w:b/>
+          <w:i/>
+        </w:rPr>
+        <w:t>ตัวอย่าง JSON — จุดบริการที่ 1 และ 2 — บันทึกคนละขั้นตอน</w:t>
+      </w:r>
+    </w:p>
+    <w:p>
+      <w:r>
+        <w:rPr>
+          <w:rFonts w:ascii="Consolas" w:hAnsi="Consolas"/>
+          <w:b w:val="0"/>
+          <w:i w:val="0"/>
+          <w:color w:val="1F3A5F"/>
+          <w:sz w:val="18"/>
+        </w:rPr>
+        <w:t>{</w:t>
+        <w:br/>
+        <w:t xml:space="preserve">  "first_location": {</w:t>
+        <w:br/>
+        <w:t xml:space="preserve">    "id": "AI-BOOTH-01",</w:t>
+        <w:br/>
+        <w:t xml:space="preserve">    "name": "AI Pre-Screening Booth",</w:t>
+        <w:br/>
+        <w:t xml:space="preserve">    "department": "แผนก ผู้ป่วยนอก(หน่วยคัดกรอง)"</w:t>
+        <w:br/>
+        <w:t xml:space="preserve">  },</w:t>
+        <w:br/>
+        <w:t xml:space="preserve">  "second_location": {</w:t>
+        <w:br/>
+        <w:t xml:space="preserve">    "department": "DEPT_MED"</w:t>
+        <w:br/>
+        <w:t xml:space="preserve">  },</w:t>
+        <w:br/>
+        <w:t xml:space="preserve">  "modify_time": "2026-08-10T09:15:00+07:00"</w:t>
+        <w:br/>
+        <w:t>}</w:t>
+      </w:r>
+    </w:p>
     <w:p>
       <w:pPr>
         <w:spacing w:after="0"/>
@@ -5880,6 +6629,7 @@
         <w:gridCol w:w="1801"/>
         <w:gridCol w:w="2835"/>
         <w:gridCol w:w="2976"/>
+        <w:gridCol w:w="1800"/>
       </w:tblGrid>
       <w:tr>
         <w:trPr>
@@ -6086,6 +6836,19 @@
             </w:r>
           </w:p>
         </w:tc>
+        <w:tc>
+          <w:tcPr>
+            <w:tcW w:type="dxa" w:w="1800"/>
+          </w:tcPr>
+          <w:p>
+            <w:r>
+              <w:rPr>
+                <w:b/>
+              </w:rPr>
+              <w:t>จำเป็น (Required)</w:t>
+            </w:r>
+          </w:p>
+        </w:tc>
       </w:tr>
       <w:tr>
         <w:trPr>
@@ -6188,6 +6951,19 @@
             </w:r>
           </w:p>
         </w:tc>
+        <w:tc>
+          <w:tcPr>
+            <w:tcW w:type="dxa" w:w="1800"/>
+          </w:tcPr>
+          <w:p>
+            <w:r>
+              <w:rPr>
+                <w:b w:val="0"/>
+              </w:rPr>
+              <w:t>ไม่จำเป็น</w:t>
+            </w:r>
+          </w:p>
+        </w:tc>
       </w:tr>
       <w:tr>
         <w:tc>
@@ -6289,6 +7065,19 @@
             </w:pPr>
             <w:r>
               <w:t>device</w:t>
+            </w:r>
+          </w:p>
+        </w:tc>
+        <w:tc>
+          <w:tcPr>
+            <w:tcW w:type="dxa" w:w="1800"/>
+          </w:tcPr>
+          <w:p>
+            <w:r>
+              <w:rPr>
+                <w:b w:val="0"/>
+              </w:rPr>
+              <w:t>ไม่จำเป็น</w:t>
             </w:r>
           </w:p>
         </w:tc>
@@ -6389,6 +7178,19 @@
             </w:r>
           </w:p>
         </w:tc>
+        <w:tc>
+          <w:tcPr>
+            <w:tcW w:type="dxa" w:w="1800"/>
+          </w:tcPr>
+          <w:p>
+            <w:r>
+              <w:rPr>
+                <w:b w:val="0"/>
+              </w:rPr>
+              <w:t>ไม่จำเป็น</w:t>
+            </w:r>
+          </w:p>
+        </w:tc>
       </w:tr>
       <w:tr>
         <w:tc>
@@ -6504,6 +7306,19 @@
             </w:pPr>
             <w:r>
               <w:t>patient_input</w:t>
+            </w:r>
+          </w:p>
+        </w:tc>
+        <w:tc>
+          <w:tcPr>
+            <w:tcW w:type="dxa" w:w="1800"/>
+          </w:tcPr>
+          <w:p>
+            <w:r>
+              <w:rPr>
+                <w:b w:val="0"/>
+              </w:rPr>
+              <w:t>ไม่จำเป็น</w:t>
             </w:r>
           </w:p>
         </w:tc>
@@ -6620,6 +7435,19 @@
             </w:r>
           </w:p>
         </w:tc>
+        <w:tc>
+          <w:tcPr>
+            <w:tcW w:type="dxa" w:w="1800"/>
+          </w:tcPr>
+          <w:p>
+            <w:r>
+              <w:rPr>
+                <w:b w:val="0"/>
+              </w:rPr>
+              <w:t>ไม่จำเป็น</w:t>
+            </w:r>
+          </w:p>
+        </w:tc>
       </w:tr>
       <w:tr>
         <w:tc>
@@ -6714,8 +7542,60 @@
             </w:r>
           </w:p>
         </w:tc>
+        <w:tc>
+          <w:tcPr>
+            <w:tcW w:type="dxa" w:w="1800"/>
+          </w:tcPr>
+          <w:p>
+            <w:r>
+              <w:rPr>
+                <w:b w:val="0"/>
+              </w:rPr>
+              <w:t>ไม่จำเป็น</w:t>
+            </w:r>
+          </w:p>
+        </w:tc>
       </w:tr>
     </w:tbl>
+    <w:p>
+      <w:r>
+        <w:rPr>
+          <w:b/>
+          <w:i/>
+        </w:rPr>
+        <w:t>ตัวอย่าง JSON — ที่มาของค่าสัญญาณชีพ (รายค่า)</w:t>
+      </w:r>
+    </w:p>
+    <w:p>
+      <w:r>
+        <w:rPr>
+          <w:rFonts w:ascii="Consolas" w:hAnsi="Consolas"/>
+          <w:b w:val="0"/>
+          <w:i w:val="0"/>
+          <w:color w:val="1F3A5F"/>
+          <w:sz w:val="18"/>
+        </w:rPr>
+        <w:t>{</w:t>
+        <w:br/>
+        <w:t xml:space="preserve">  "sources": {</w:t>
+        <w:br/>
+        <w:t xml:space="preserve">    "systolic": "device",</w:t>
+        <w:br/>
+        <w:t xml:space="preserve">    "diastolic": "device",</w:t>
+        <w:br/>
+        <w:t xml:space="preserve">    "pulse_bpm": "device",</w:t>
+        <w:br/>
+        <w:t xml:space="preserve">    "temperature_c": "patient_input",</w:t>
+        <w:br/>
+        <w:t xml:space="preserve">    "weight_kg": "patient_input",</w:t>
+        <w:br/>
+        <w:t xml:space="preserve">    "height_cm": "patient_input"</w:t>
+        <w:br/>
+        <w:t xml:space="preserve">  }</w:t>
+        <w:br/>
+        <w:t>}</w:t>
+      </w:r>
+    </w:p>
     <w:p>
       <w:pPr>
         <w:spacing w:after="0"/>

--- a/docs/data-requirements-hospital.docx
+++ b/docs/data-requirements-hospital.docx
@@ -278,6 +278,77 @@
           <w:szCs w:val="32"/>
         </w:rPr>
       </w:pPr>
+      <w:r>
+        <w:rPr>
+          <w:rFonts w:ascii="TH SarabunPSK" w:hAnsi="TH SarabunPSK" w:cs="TH SarabunPSK"/>
+          <w:b/>
+          <w:bCs/>
+          <w:sz w:val="32"/>
+          <w:szCs w:val="32"/>
+        </w:rPr>
+        <w:t>จำเป็น (Required): Y = จำเป็น, N = ไม่จำเป็น, Conditional = จำเป็นเฉพาะบางกรณี (ระบุเงื่อนไขไว้ในคำอธิบาย) — ใช้รูปแบบเดียวกับเอกสาร API ของโรงพยาบาล</w:t>
+      </w:r>
+      <w:r>
+        <w:rPr>
+          <w:rFonts w:ascii="TH SarabunPSK" w:hAnsi="TH SarabunPSK" w:cs="TH SarabunPSK"/>
+          <w:sz w:val="32"/>
+          <w:szCs w:val="32"/>
+        </w:rPr>
+      </w:r>
+      <w:r>
+        <w:rPr>
+          <w:rFonts w:ascii="TH SarabunPSK" w:hAnsi="TH SarabunPSK" w:cs="TH SarabunPSK"/>
+          <w:sz w:val="32"/>
+          <w:szCs w:val="32"/>
+          <w:cs/>
+        </w:rPr>
+      </w:r>
+      <w:proofErr w:type="spellStart"/>
+      <w:r>
+        <w:rPr>
+          <w:rFonts w:ascii="TH SarabunPSK" w:hAnsi="TH SarabunPSK" w:cs="TH SarabunPSK"/>
+          <w:sz w:val="32"/>
+          <w:szCs w:val="32"/>
+          <w:cs/>
+        </w:rPr>
+      </w:r>
+      <w:proofErr w:type="spellEnd"/>
+      <w:r>
+        <w:rPr>
+          <w:rFonts w:ascii="TH SarabunPSK" w:hAnsi="TH SarabunPSK" w:cs="TH SarabunPSK"/>
+          <w:sz w:val="32"/>
+          <w:szCs w:val="32"/>
+          <w:cs/>
+        </w:rPr>
+      </w:r>
+      <w:proofErr w:type="spellStart"/>
+      <w:r>
+        <w:rPr>
+          <w:rFonts w:ascii="TH SarabunPSK" w:hAnsi="TH SarabunPSK" w:cs="TH SarabunPSK"/>
+          <w:sz w:val="32"/>
+          <w:szCs w:val="32"/>
+          <w:cs/>
+        </w:rPr>
+      </w:r>
+      <w:proofErr w:type="spellEnd"/>
+      <w:r>
+        <w:rPr>
+          <w:rFonts w:ascii="TH SarabunPSK" w:hAnsi="TH SarabunPSK" w:cs="TH SarabunPSK"/>
+          <w:sz w:val="32"/>
+          <w:szCs w:val="32"/>
+          <w:cs/>
+        </w:rPr>
+      </w:r>
+    </w:p>
+    <w:p>
+      <w:pPr>
+        <w:spacing w:after="0"/>
+        <w:rPr>
+          <w:rFonts w:ascii="TH SarabunPSK" w:hAnsi="TH SarabunPSK" w:cs="TH SarabunPSK"/>
+          <w:sz w:val="32"/>
+          <w:szCs w:val="32"/>
+        </w:rPr>
+      </w:pPr>
     </w:p>
     <w:p>
       <w:pPr>
@@ -719,7 +790,7 @@
               <w:rPr>
                 <w:b w:val="0"/>
               </w:rPr>
-              <w:t>จำเป็น</w:t>
+              <w:t>Y</w:t>
             </w:r>
           </w:p>
         </w:tc>
@@ -832,7 +903,7 @@
               <w:rPr>
                 <w:b w:val="0"/>
               </w:rPr>
-              <w:t>จำเป็น</w:t>
+              <w:t>Y</w:t>
             </w:r>
           </w:p>
         </w:tc>
@@ -948,7 +1019,7 @@
               <w:rPr>
                 <w:b w:val="0"/>
               </w:rPr>
-              <w:t>จำเป็น</w:t>
+              <w:t>Y</w:t>
             </w:r>
           </w:p>
         </w:tc>
@@ -1089,7 +1160,7 @@
               <w:rPr>
                 <w:b w:val="0"/>
               </w:rPr>
-              <w:t>ไม่จำเป็น</w:t>
+              <w:t>N</w:t>
             </w:r>
           </w:p>
         </w:tc>
@@ -1507,7 +1578,7 @@
               <w:rPr>
                 <w:b w:val="0"/>
               </w:rPr>
-              <w:t>ไม่จำเป็น</w:t>
+              <w:t>N</w:t>
             </w:r>
           </w:p>
         </w:tc>
@@ -1613,7 +1684,7 @@
               <w:rPr>
                 <w:b w:val="0"/>
               </w:rPr>
-              <w:t>ไม่จำเป็น</w:t>
+              <w:t>N</w:t>
             </w:r>
           </w:p>
         </w:tc>
@@ -1765,7 +1836,7 @@
               <w:rPr>
                 <w:b w:val="0"/>
               </w:rPr>
-              <w:t>ไม่จำเป็น</w:t>
+              <w:t>N</w:t>
             </w:r>
           </w:p>
         </w:tc>
@@ -1905,7 +1976,7 @@
               <w:rPr>
                 <w:b w:val="0"/>
               </w:rPr>
-              <w:t>ไม่จำเป็น</w:t>
+              <w:t>N</w:t>
             </w:r>
           </w:p>
         </w:tc>
@@ -2052,7 +2123,7 @@
               <w:rPr>
                 <w:b w:val="0"/>
               </w:rPr>
-              <w:t>ไม่จำเป็น</w:t>
+              <w:t>N</w:t>
             </w:r>
           </w:p>
         </w:tc>
@@ -2202,7 +2273,7 @@
               <w:rPr>
                 <w:b w:val="0"/>
               </w:rPr>
-              <w:t>ไม่จำเป็น</w:t>
+              <w:t>N</w:t>
             </w:r>
           </w:p>
         </w:tc>
@@ -2339,7 +2410,7 @@
               <w:rPr>
                 <w:b w:val="0"/>
               </w:rPr>
-              <w:t>ไม่จำเป็น</w:t>
+              <w:t>N</w:t>
             </w:r>
           </w:p>
         </w:tc>
@@ -2765,7 +2836,7 @@
               <w:rPr>
                 <w:b w:val="0"/>
               </w:rPr>
-              <w:t>ไม่จำเป็น</w:t>
+              <w:t>N</w:t>
             </w:r>
           </w:p>
         </w:tc>
@@ -2882,7 +2953,7 @@
               <w:rPr>
                 <w:b w:val="0"/>
               </w:rPr>
-              <w:t>ไม่จำเป็น</w:t>
+              <w:t>N</w:t>
             </w:r>
           </w:p>
         </w:tc>
@@ -3033,7 +3104,7 @@
               <w:rPr>
                 <w:b w:val="0"/>
               </w:rPr>
-              <w:t>ไม่จำเป็น</w:t>
+              <w:t>N</w:t>
             </w:r>
           </w:p>
         </w:tc>
@@ -3478,7 +3549,7 @@
               <w:rPr>
                 <w:b w:val="0"/>
               </w:rPr>
-              <w:t>ไม่จำเป็น</w:t>
+              <w:t>N</w:t>
             </w:r>
           </w:p>
         </w:tc>
@@ -3587,7 +3658,7 @@
               <w:rPr>
                 <w:b w:val="0"/>
               </w:rPr>
-              <w:t>ไม่จำเป็น</w:t>
+              <w:t>N</w:t>
             </w:r>
           </w:p>
         </w:tc>
@@ -3716,7 +3787,7 @@
               <w:rPr>
                 <w:b w:val="0"/>
               </w:rPr>
-              <w:t>ไม่จำเป็น</w:t>
+              <w:t>N</w:t>
             </w:r>
           </w:p>
         </w:tc>
@@ -3829,7 +3900,7 @@
               <w:rPr>
                 <w:b w:val="0"/>
               </w:rPr>
-              <w:t>จำเป็น</w:t>
+              <w:t>Y</w:t>
             </w:r>
           </w:p>
         </w:tc>
@@ -3946,7 +4017,7 @@
               <w:rPr>
                 <w:b w:val="0"/>
               </w:rPr>
-              <w:t>จำเป็น</w:t>
+              <w:t>Y</w:t>
             </w:r>
           </w:p>
         </w:tc>
@@ -4061,7 +4132,7 @@
               <w:rPr>
                 <w:b w:val="0"/>
               </w:rPr>
-              <w:t>ไม่จำเป็น</w:t>
+              <w:t>N</w:t>
             </w:r>
           </w:p>
         </w:tc>
@@ -4171,7 +4242,7 @@
               <w:rPr>
                 <w:b w:val="0"/>
               </w:rPr>
-              <w:t>ไม่จำเป็น</w:t>
+              <w:t>N</w:t>
             </w:r>
           </w:p>
         </w:tc>
@@ -4295,7 +4366,7 @@
               <w:rPr>
                 <w:b w:val="0"/>
               </w:rPr>
-              <w:t>จำเป็น (ขั้นที่ 2)</w:t>
+              <w:t>Conditional</w:t>
             </w:r>
           </w:p>
         </w:tc>
@@ -4406,7 +4477,7 @@
               <w:rPr>
                 <w:b w:val="0"/>
               </w:rPr>
-              <w:t>ไม่จำเป็น</w:t>
+              <w:t>N</w:t>
             </w:r>
           </w:p>
         </w:tc>
@@ -4897,7 +4968,7 @@
               <w:rPr>
                 <w:b w:val="0"/>
               </w:rPr>
-              <w:t>ไม่จำเป็น</w:t>
+              <w:t>N</w:t>
             </w:r>
           </w:p>
         </w:tc>
@@ -5035,7 +5106,7 @@
               <w:rPr>
                 <w:b w:val="0"/>
               </w:rPr>
-              <w:t>จำเป็น</w:t>
+              <w:t>Y</w:t>
             </w:r>
           </w:p>
         </w:tc>
@@ -5443,7 +5514,7 @@
               <w:rPr>
                 <w:b w:val="0"/>
               </w:rPr>
-              <w:t>จำเป็น (ขั้นที่ 1)</w:t>
+              <w:t>Conditional</w:t>
             </w:r>
           </w:p>
         </w:tc>
@@ -5579,7 +5650,7 @@
               <w:rPr>
                 <w:b w:val="0"/>
               </w:rPr>
-              <w:t>จำเป็น</w:t>
+              <w:t>Y</w:t>
             </w:r>
           </w:p>
         </w:tc>
@@ -5715,7 +5786,7 @@
               <w:rPr>
                 <w:b w:val="0"/>
               </w:rPr>
-              <w:t>ไม่จำเป็น</w:t>
+              <w:t>N</w:t>
             </w:r>
           </w:p>
         </w:tc>
@@ -5849,7 +5920,7 @@
               <w:rPr>
                 <w:b w:val="0"/>
               </w:rPr>
-              <w:t>ไม่จำเป็น</w:t>
+              <w:t>N</w:t>
             </w:r>
           </w:p>
         </w:tc>
@@ -5958,7 +6029,7 @@
               <w:rPr>
                 <w:b w:val="0"/>
               </w:rPr>
-              <w:t>จำเป็น (ขั้นที่ 2)</w:t>
+              <w:t>Conditional</w:t>
             </w:r>
           </w:p>
         </w:tc>
@@ -6096,7 +6167,7 @@
               <w:rPr>
                 <w:b w:val="0"/>
               </w:rPr>
-              <w:t>—</w:t>
+              <w:t>N</w:t>
             </w:r>
           </w:p>
         </w:tc>
@@ -6236,7 +6307,7 @@
               <w:rPr>
                 <w:b w:val="0"/>
               </w:rPr>
-              <w:t>—</w:t>
+              <w:t>N</w:t>
             </w:r>
           </w:p>
         </w:tc>
@@ -6374,7 +6445,7 @@
               <w:rPr>
                 <w:b w:val="0"/>
               </w:rPr>
-              <w:t>จำเป็น</w:t>
+              <w:t>Y</w:t>
             </w:r>
           </w:p>
         </w:tc>
@@ -6504,7 +6575,7 @@
               <w:rPr>
                 <w:b w:val="0"/>
               </w:rPr>
-              <w:t>ไม่จำเป็น</w:t>
+              <w:t>N</w:t>
             </w:r>
           </w:p>
         </w:tc>
@@ -6960,7 +7031,7 @@
               <w:rPr>
                 <w:b w:val="0"/>
               </w:rPr>
-              <w:t>ไม่จำเป็น</w:t>
+              <w:t>N</w:t>
             </w:r>
           </w:p>
         </w:tc>
@@ -7077,7 +7148,7 @@
               <w:rPr>
                 <w:b w:val="0"/>
               </w:rPr>
-              <w:t>ไม่จำเป็น</w:t>
+              <w:t>N</w:t>
             </w:r>
           </w:p>
         </w:tc>
@@ -7187,7 +7258,7 @@
               <w:rPr>
                 <w:b w:val="0"/>
               </w:rPr>
-              <w:t>ไม่จำเป็น</w:t>
+              <w:t>N</w:t>
             </w:r>
           </w:p>
         </w:tc>
@@ -7318,7 +7389,7 @@
               <w:rPr>
                 <w:b w:val="0"/>
               </w:rPr>
-              <w:t>ไม่จำเป็น</w:t>
+              <w:t>N</w:t>
             </w:r>
           </w:p>
         </w:tc>
@@ -7444,7 +7515,7 @@
               <w:rPr>
                 <w:b w:val="0"/>
               </w:rPr>
-              <w:t>ไม่จำเป็น</w:t>
+              <w:t>N</w:t>
             </w:r>
           </w:p>
         </w:tc>
@@ -7551,7 +7622,7 @@
               <w:rPr>
                 <w:b w:val="0"/>
               </w:rPr>
-              <w:t>ไม่จำเป็น</w:t>
+              <w:t>N</w:t>
             </w:r>
           </w:p>
         </w:tc>

--- a/docs/data-requirements-hospital.docx
+++ b/docs/data-requirements-hospital.docx
@@ -7677,6 +7677,702 @@
           <w:cs/>
         </w:rPr>
       </w:pPr>
+    </w:p>
+    <w:p>
+      <w:pPr>
+        <w:pStyle w:val="ListParagraph"/>
+        <w:numPr>
+          <w:ilvl w:val="0"/>
+          <w:numId w:val="3"/>
+        </w:numPr>
+        <w:spacing w:after="0"/>
+        <w:rPr>
+          <w:rFonts w:ascii="TH SarabunPSK" w:hAnsi="TH SarabunPSK" w:cs="TH SarabunPSK"/>
+          <w:b/>
+          <w:bCs/>
+          <w:sz w:val="32"/>
+          <w:szCs w:val="32"/>
+        </w:rPr>
+      </w:pPr>
+      <w:r>
+        <w:rPr>
+          <w:rFonts w:ascii="TH SarabunPSK" w:hAnsi="TH SarabunPSK" w:cs="TH SarabunPSK" w:hint="cs"/>
+          <w:b/>
+          <w:bCs/>
+          <w:sz w:val="32"/>
+          <w:szCs w:val="32"/>
+        </w:rPr>
+        <w:t>Department Master Data (Get Data)</w:t>
+      </w:r>
+    </w:p>
+    <w:p>
+      <w:pPr>
+        <w:spacing w:after="0"/>
+        <w:rPr>
+          <w:rFonts w:ascii="TH SarabunPSK" w:hAnsi="TH SarabunPSK" w:cs="TH SarabunPSK"/>
+          <w:sz w:val="32"/>
+          <w:szCs w:val="32"/>
+        </w:rPr>
+      </w:pPr>
+      <w:r>
+        <w:rPr>
+          <w:rFonts w:ascii="TH SarabunPSK" w:hAnsi="TH SarabunPSK" w:cs="TH SarabunPSK" w:hint="cs"/>
+          <w:sz w:val="32"/>
+          <w:szCs w:val="32"/>
+          <w:cs/>
+        </w:rPr>
+        <w:t>3.1. รายชื่อแผนกทั้งหมดและรหัสแผนก (Department List)</w:t>
+      </w:r>
+      <w:r>
+        <w:rPr>
+          <w:rFonts w:ascii="TH SarabunPSK" w:hAnsi="TH SarabunPSK" w:cs="TH SarabunPSK"/>
+          <w:sz w:val="32"/>
+          <w:szCs w:val="32"/>
+          <w:cs/>
+        </w:rPr>
+      </w:r>
+      <w:r>
+        <w:rPr>
+          <w:rFonts w:ascii="TH SarabunPSK" w:hAnsi="TH SarabunPSK" w:cs="TH SarabunPSK" w:hint="cs"/>
+          <w:sz w:val="32"/>
+          <w:szCs w:val="32"/>
+          <w:cs/>
+        </w:rPr>
+      </w:r>
+      <w:r>
+        <w:rPr>
+          <w:rFonts w:ascii="TH SarabunPSK" w:hAnsi="TH SarabunPSK" w:cs="TH SarabunPSK"/>
+          <w:sz w:val="32"/>
+          <w:szCs w:val="32"/>
+          <w:cs/>
+        </w:rPr>
+      </w:r>
+      <w:r>
+        <w:rPr>
+          <w:rFonts w:ascii="TH SarabunPSK" w:hAnsi="TH SarabunPSK" w:cs="TH SarabunPSK"/>
+          <w:sz w:val="32"/>
+          <w:szCs w:val="32"/>
+        </w:rPr>
+      </w:r>
+    </w:p>
+    <w:tbl>
+      <w:tblPr>
+        <w:tblStyle w:val="GridTable4-Accent1"/>
+        <w:tblW w:w="5000" w:type="pct"/>
+        <w:tblLook w:val="04A0" w:firstRow="1" w:lastRow="0" w:firstColumn="1" w:lastColumn="0" w:noHBand="0" w:noVBand="1"/>
+      </w:tblPr>
+      <w:tblGrid>
+        <w:gridCol w:w="2223"/>
+        <w:gridCol w:w="1949"/>
+        <w:gridCol w:w="2897"/>
+        <w:gridCol w:w="2281"/>
+        <w:gridCol w:w="1800"/>
+      </w:tblGrid>
+      <w:tr>
+        <w:trPr>
+          <w:cnfStyle w:val="100000000000" w:firstRow="1" w:lastRow="0" w:firstColumn="0" w:lastColumn="0" w:oddVBand="0" w:evenVBand="0" w:oddHBand="0" w:evenHBand="0" w:firstRowFirstColumn="0" w:firstRowLastColumn="0" w:lastRowFirstColumn="0" w:lastRowLastColumn="0"/>
+        </w:trPr>
+        <w:tc>
+          <w:tcPr>
+            <w:cnfStyle w:val="001000000000" w:firstRow="0" w:lastRow="0" w:firstColumn="1" w:lastColumn="0" w:oddVBand="0" w:evenVBand="0" w:oddHBand="0" w:evenHBand="0" w:firstRowFirstColumn="0" w:firstRowLastColumn="0" w:lastRowFirstColumn="0" w:lastRowLastColumn="0"/>
+            <w:tcW w:w="1189" w:type="pct"/>
+            <w:shd w:val="clear" w:color="auto" w:fill="355D7E" w:themeFill="accent1" w:themeFillShade="80"/>
+          </w:tcPr>
+          <w:p>
+            <w:pPr>
+              <w:rPr>
+                <w:rFonts w:ascii="TH SarabunPSK" w:eastAsia="Yu Mincho" w:hAnsi="TH SarabunPSK" w:cs="TH SarabunPSK"/>
+                <w:sz w:val="32"/>
+                <w:szCs w:val="32"/>
+                <w:cs/>
+                <w:lang w:eastAsia="ja-JP"/>
+              </w:rPr>
+            </w:pPr>
+            <w:r>
+              <w:rPr>
+                <w:rFonts w:ascii="TH SarabunPSK" w:eastAsia="Yu Mincho" w:hAnsi="TH SarabunPSK" w:cs="TH SarabunPSK" w:hint="cs"/>
+                <w:sz w:val="32"/>
+                <w:szCs w:val="32"/>
+                <w:cs/>
+                <w:lang w:eastAsia="ja-JP"/>
+              </w:rPr>
+              <w:t>พารามิเตอร์ (</w:t>
+            </w:r>
+            <w:r>
+              <w:rPr>
+                <w:rFonts w:ascii="TH SarabunPSK" w:eastAsia="Yu Mincho" w:hAnsi="TH SarabunPSK" w:cs="TH SarabunPSK" w:hint="cs"/>
+                <w:sz w:val="32"/>
+                <w:szCs w:val="32"/>
+                <w:lang w:eastAsia="ja-JP"/>
+              </w:rPr>
+              <w:t>Parameters</w:t>
+            </w:r>
+            <w:r>
+              <w:rPr>
+                <w:rFonts w:ascii="TH SarabunPSK" w:eastAsia="Yu Mincho" w:hAnsi="TH SarabunPSK" w:cs="TH SarabunPSK" w:hint="cs"/>
+                <w:sz w:val="32"/>
+                <w:szCs w:val="32"/>
+                <w:cs/>
+                <w:lang w:eastAsia="ja-JP"/>
+              </w:rPr>
+              <w:t>)</w:t>
+            </w:r>
+          </w:p>
+        </w:tc>
+        <w:tc>
+          <w:tcPr>
+            <w:tcW w:w="1042" w:type="pct"/>
+            <w:shd w:val="clear" w:color="auto" w:fill="355D7E" w:themeFill="accent1" w:themeFillShade="80"/>
+          </w:tcPr>
+          <w:p>
+            <w:pPr>
+              <w:cnfStyle w:val="100000000000" w:firstRow="1" w:lastRow="0" w:firstColumn="0" w:lastColumn="0" w:oddVBand="0" w:evenVBand="0" w:oddHBand="0" w:evenHBand="0" w:firstRowFirstColumn="0" w:firstRowLastColumn="0" w:lastRowFirstColumn="0" w:lastRowLastColumn="0"/>
+              <w:rPr>
+                <w:rFonts w:ascii="TH SarabunPSK" w:hAnsi="TH SarabunPSK" w:cs="TH SarabunPSK"/>
+                <w:sz w:val="32"/>
+                <w:szCs w:val="32"/>
+              </w:rPr>
+            </w:pPr>
+            <w:r>
+              <w:rPr>
+                <w:rFonts w:ascii="TH SarabunPSK" w:hAnsi="TH SarabunPSK" w:cs="TH SarabunPSK" w:hint="cs"/>
+                <w:sz w:val="32"/>
+                <w:szCs w:val="32"/>
+                <w:cs/>
+              </w:rPr>
+              <w:t>ประเภทของข้อมูล (</w:t>
+            </w:r>
+            <w:r>
+              <w:rPr>
+                <w:rFonts w:ascii="TH SarabunPSK" w:hAnsi="TH SarabunPSK" w:cs="TH SarabunPSK" w:hint="cs"/>
+                <w:sz w:val="32"/>
+                <w:szCs w:val="32"/>
+              </w:rPr>
+              <w:t>type</w:t>
+            </w:r>
+            <w:r>
+              <w:rPr>
+                <w:rFonts w:ascii="TH SarabunPSK" w:hAnsi="TH SarabunPSK" w:cs="TH SarabunPSK" w:hint="cs"/>
+                <w:sz w:val="32"/>
+                <w:szCs w:val="32"/>
+                <w:cs/>
+              </w:rPr>
+              <w:t>)</w:t>
+            </w:r>
+          </w:p>
+        </w:tc>
+        <w:tc>
+          <w:tcPr>
+            <w:tcW w:w="1549" w:type="pct"/>
+            <w:shd w:val="clear" w:color="auto" w:fill="355D7E" w:themeFill="accent1" w:themeFillShade="80"/>
+          </w:tcPr>
+          <w:p>
+            <w:pPr>
+              <w:cnfStyle w:val="100000000000" w:firstRow="1" w:lastRow="0" w:firstColumn="0" w:lastColumn="0" w:oddVBand="0" w:evenVBand="0" w:oddHBand="0" w:evenHBand="0" w:firstRowFirstColumn="0" w:firstRowLastColumn="0" w:lastRowFirstColumn="0" w:lastRowLastColumn="0"/>
+              <w:rPr>
+                <w:rFonts w:ascii="TH SarabunPSK" w:hAnsi="TH SarabunPSK" w:cs="TH SarabunPSK"/>
+                <w:sz w:val="32"/>
+                <w:szCs w:val="32"/>
+              </w:rPr>
+            </w:pPr>
+            <w:r>
+              <w:rPr>
+                <w:rFonts w:ascii="TH SarabunPSK" w:hAnsi="TH SarabunPSK" w:cs="TH SarabunPSK" w:hint="cs"/>
+                <w:sz w:val="32"/>
+                <w:szCs w:val="32"/>
+                <w:cs/>
+              </w:rPr>
+              <w:t>คำอธิบาย (</w:t>
+            </w:r>
+            <w:r>
+              <w:rPr>
+                <w:rFonts w:ascii="TH SarabunPSK" w:hAnsi="TH SarabunPSK" w:cs="TH SarabunPSK" w:hint="cs"/>
+                <w:sz w:val="32"/>
+                <w:szCs w:val="32"/>
+              </w:rPr>
+              <w:t>Description</w:t>
+            </w:r>
+            <w:r>
+              <w:rPr>
+                <w:rFonts w:ascii="TH SarabunPSK" w:hAnsi="TH SarabunPSK" w:cs="TH SarabunPSK" w:hint="cs"/>
+                <w:sz w:val="32"/>
+                <w:szCs w:val="32"/>
+                <w:cs/>
+              </w:rPr>
+              <w:t>)</w:t>
+            </w:r>
+          </w:p>
+        </w:tc>
+        <w:tc>
+          <w:tcPr>
+            <w:tcW w:w="1220" w:type="pct"/>
+            <w:shd w:val="clear" w:color="auto" w:fill="355D7E" w:themeFill="accent1" w:themeFillShade="80"/>
+          </w:tcPr>
+          <w:p>
+            <w:pPr>
+              <w:cnfStyle w:val="100000000000" w:firstRow="1" w:lastRow="0" w:firstColumn="0" w:lastColumn="0" w:oddVBand="0" w:evenVBand="0" w:oddHBand="0" w:evenHBand="0" w:firstRowFirstColumn="0" w:firstRowLastColumn="0" w:lastRowFirstColumn="0" w:lastRowLastColumn="0"/>
+              <w:rPr>
+                <w:rFonts w:ascii="TH SarabunPSK" w:hAnsi="TH SarabunPSK" w:cs="TH SarabunPSK" w:hint="cs"/>
+                <w:sz w:val="32"/>
+                <w:szCs w:val="32"/>
+                <w:cs/>
+              </w:rPr>
+            </w:pPr>
+            <w:r>
+              <w:rPr>
+                <w:rFonts w:ascii="TH SarabunPSK" w:hAnsi="TH SarabunPSK" w:cs="TH SarabunPSK"/>
+                <w:sz w:val="32"/>
+                <w:szCs w:val="32"/>
+                <w:cs/>
+              </w:rPr>
+              <w:t>ตัวอย่างข้</w:t>
+            </w:r>
+            <w:r>
+              <w:rPr>
+                <w:rFonts w:ascii="TH SarabunPSK" w:hAnsi="TH SarabunPSK" w:cs="TH SarabunPSK" w:hint="cs"/>
+                <w:sz w:val="32"/>
+                <w:szCs w:val="32"/>
+                <w:cs/>
+              </w:rPr>
+              <w:t>อ</w:t>
+            </w:r>
+            <w:r>
+              <w:rPr>
+                <w:rFonts w:ascii="TH SarabunPSK" w:hAnsi="TH SarabunPSK" w:cs="TH SarabunPSK"/>
+                <w:sz w:val="32"/>
+                <w:szCs w:val="32"/>
+                <w:cs/>
+              </w:rPr>
+              <w:t>ม</w:t>
+            </w:r>
+            <w:r>
+              <w:rPr>
+                <w:rFonts w:ascii="TH SarabunPSK" w:hAnsi="TH SarabunPSK" w:cs="TH SarabunPSK" w:hint="cs"/>
+                <w:sz w:val="32"/>
+                <w:szCs w:val="32"/>
+                <w:cs/>
+              </w:rPr>
+              <w:t>ู</w:t>
+            </w:r>
+            <w:r>
+              <w:rPr>
+                <w:rFonts w:ascii="TH SarabunPSK" w:hAnsi="TH SarabunPSK" w:cs="TH SarabunPSK"/>
+                <w:sz w:val="32"/>
+                <w:szCs w:val="32"/>
+                <w:cs/>
+              </w:rPr>
+              <w:t>ล (</w:t>
+            </w:r>
+            <w:r>
+              <w:rPr>
+                <w:rFonts w:ascii="TH SarabunPSK" w:hAnsi="TH SarabunPSK" w:cs="TH SarabunPSK"/>
+                <w:sz w:val="32"/>
+                <w:szCs w:val="32"/>
+              </w:rPr>
+              <w:t>Sample Data)</w:t>
+            </w:r>
+          </w:p>
+        </w:tc>
+        <w:tc>
+          <w:tcPr>
+            <w:tcW w:type="dxa" w:w="1800"/>
+          </w:tcPr>
+          <w:p>
+            <w:r>
+              <w:rPr>
+                <w:b/>
+              </w:rPr>
+              <w:t>จำเป็น (Required)</w:t>
+            </w:r>
+          </w:p>
+        </w:tc>
+      </w:tr>
+      <w:tr>
+        <w:trPr>
+          <w:cnfStyle w:val="000000100000" w:firstRow="0" w:lastRow="0" w:firstColumn="0" w:lastColumn="0" w:oddVBand="0" w:evenVBand="0" w:oddHBand="1" w:evenHBand="0" w:firstRowFirstColumn="0" w:firstRowLastColumn="0" w:lastRowFirstColumn="0" w:lastRowLastColumn="0"/>
+        </w:trPr>
+        <w:tc>
+          <w:tcPr>
+            <w:cnfStyle w:val="001000000000" w:firstRow="0" w:lastRow="0" w:firstColumn="1" w:lastColumn="0" w:oddVBand="0" w:evenVBand="0" w:oddHBand="0" w:evenHBand="0" w:firstRowFirstColumn="0" w:firstRowLastColumn="0" w:lastRowFirstColumn="0" w:lastRowLastColumn="0"/>
+            <w:tcW w:w="1189" w:type="pct"/>
+          </w:tcPr>
+          <w:p>
+            <w:pPr>
+              <w:rPr>
+                <w:rFonts w:ascii="TH SarabunPSK" w:hAnsi="TH SarabunPSK" w:cs="TH SarabunPSK"/>
+                <w:sz w:val="32"/>
+                <w:szCs w:val="32"/>
+              </w:rPr>
+            </w:pPr>
+            <w:proofErr w:type="spellStart"/>
+            <w:r>
+              <w:rPr>
+                <w:rFonts w:ascii="TH SarabunPSK" w:hAnsi="TH SarabunPSK" w:cs="TH SarabunPSK"/>
+                <w:sz w:val="32"/>
+                <w:szCs w:val="32"/>
+              </w:rPr>
+              <w:t>id</w:t>
+            </w:r>
+            <w:proofErr w:type="spellEnd"/>
+          </w:p>
+        </w:tc>
+        <w:tc>
+          <w:tcPr>
+            <w:tcW w:w="1042" w:type="pct"/>
+          </w:tcPr>
+          <w:p>
+            <w:pPr>
+              <w:jc w:val="center"/>
+              <w:cnfStyle w:val="000000100000" w:firstRow="0" w:lastRow="0" w:firstColumn="0" w:lastColumn="0" w:oddVBand="0" w:evenVBand="0" w:oddHBand="1" w:evenHBand="0" w:firstRowFirstColumn="0" w:firstRowLastColumn="0" w:lastRowFirstColumn="0" w:lastRowLastColumn="0"/>
+              <w:rPr>
+                <w:rFonts w:ascii="TH SarabunPSK" w:hAnsi="TH SarabunPSK" w:cs="TH SarabunPSK"/>
+                <w:sz w:val="32"/>
+                <w:szCs w:val="32"/>
+              </w:rPr>
+            </w:pPr>
+            <w:r>
+              <w:rPr>
+                <w:rFonts w:ascii="TH SarabunPSK" w:hAnsi="TH SarabunPSK" w:cs="TH SarabunPSK" w:hint="cs"/>
+                <w:sz w:val="32"/>
+                <w:szCs w:val="32"/>
+              </w:rPr>
+              <w:t>String</w:t>
+            </w:r>
+          </w:p>
+        </w:tc>
+        <w:tc>
+          <w:tcPr>
+            <w:tcW w:w="1549" w:type="pct"/>
+          </w:tcPr>
+          <w:p>
+            <w:pPr>
+              <w:cnfStyle w:val="000000100000" w:firstRow="0" w:lastRow="0" w:firstColumn="0" w:lastColumn="0" w:oddVBand="0" w:evenVBand="0" w:oddHBand="1" w:evenHBand="0" w:firstRowFirstColumn="0" w:firstRowLastColumn="0" w:lastRowFirstColumn="0" w:lastRowLastColumn="0"/>
+              <w:rPr>
+                <w:rFonts w:ascii="TH SarabunPSK" w:hAnsi="TH SarabunPSK" w:cs="TH SarabunPSK"/>
+                <w:sz w:val="32"/>
+                <w:szCs w:val="32"/>
+              </w:rPr>
+            </w:pPr>
+            <w:r>
+              <w:rPr>
+                <w:rFonts w:ascii="TH SarabunPSK" w:hAnsi="TH SarabunPSK" w:cs="TH SarabunPSK" w:hint="cs"/>
+                <w:sz w:val="32"/>
+                <w:szCs w:val="32"/>
+                <w:cs/>
+              </w:rPr>
+              <w:t>รหัสแผนก — ระบบของเราจะส่งค่านี้กลับเป็น base_department_id ตอนพยาบาลยืนยัน</w:t>
+            </w:r>
+            <w:r>
+              <w:rPr>
+                <w:rFonts w:ascii="TH SarabunPSK" w:hAnsi="TH SarabunPSK" w:cs="TH SarabunPSK" w:hint="cs"/>
+                <w:sz w:val="32"/>
+                <w:szCs w:val="32"/>
+              </w:rPr>
+            </w:r>
+          </w:p>
+        </w:tc>
+        <w:tc>
+          <w:tcPr>
+            <w:tcW w:w="1220" w:type="pct"/>
+          </w:tcPr>
+          <w:p>
+            <w:pPr>
+              <w:cnfStyle w:val="000000100000" w:firstRow="0" w:lastRow="0" w:firstColumn="0" w:lastColumn="0" w:oddVBand="0" w:evenVBand="0" w:oddHBand="1" w:evenHBand="0" w:firstRowFirstColumn="0" w:firstRowLastColumn="0" w:lastRowFirstColumn="0" w:lastRowLastColumn="0"/>
+              <w:rPr>
+                <w:rFonts w:ascii="TH SarabunPSK" w:hAnsi="TH SarabunPSK" w:cs="TH SarabunPSK" w:hint="cs"/>
+                <w:sz w:val="32"/>
+                <w:szCs w:val="32"/>
+                <w:cs/>
+              </w:rPr>
+            </w:pPr>
+            <w:r>
+              <w:t>DEPT_MED</w:t>
+            </w:r>
+          </w:p>
+        </w:tc>
+        <w:tc>
+          <w:tcPr>
+            <w:tcW w:type="dxa" w:w="1800"/>
+          </w:tcPr>
+          <w:p>
+            <w:r>
+              <w:rPr>
+                <w:b w:val="0"/>
+              </w:rPr>
+              <w:t>Y</w:t>
+            </w:r>
+          </w:p>
+        </w:tc>
+      </w:tr>
+      <w:tr>
+        <w:tc>
+          <w:tcPr>
+            <w:cnfStyle w:val="001000000000" w:firstRow="0" w:lastRow="0" w:firstColumn="1" w:lastColumn="0" w:oddVBand="0" w:evenVBand="0" w:oddHBand="0" w:evenHBand="0" w:firstRowFirstColumn="0" w:firstRowLastColumn="0" w:lastRowFirstColumn="0" w:lastRowLastColumn="0"/>
+            <w:tcW w:w="1189" w:type="pct"/>
+          </w:tcPr>
+          <w:p>
+            <w:pPr>
+              <w:rPr>
+                <w:rFonts w:ascii="TH SarabunPSK" w:hAnsi="TH SarabunPSK" w:cs="TH SarabunPSK"/>
+                <w:sz w:val="32"/>
+                <w:szCs w:val="32"/>
+              </w:rPr>
+            </w:pPr>
+            <w:r>
+              <w:rPr>
+                <w:rFonts w:ascii="TH SarabunPSK" w:hAnsi="TH SarabunPSK" w:cs="TH SarabunPSK"/>
+                <w:sz w:val="32"/>
+                <w:szCs w:val="32"/>
+              </w:rPr>
+              <w:t>name</w:t>
+            </w:r>
+            <w:r>
+              <w:rPr>
+                <w:rFonts w:ascii="TH SarabunPSK" w:hAnsi="TH SarabunPSK" w:cs="TH SarabunPSK" w:hint="cs"/>
+                <w:sz w:val="32"/>
+                <w:szCs w:val="32"/>
+              </w:rPr>
+            </w:r>
+          </w:p>
+        </w:tc>
+        <w:tc>
+          <w:tcPr>
+            <w:tcW w:w="1042" w:type="pct"/>
+          </w:tcPr>
+          <w:p>
+            <w:pPr>
+              <w:jc w:val="center"/>
+              <w:cnfStyle w:val="000000000000" w:firstRow="0" w:lastRow="0" w:firstColumn="0" w:lastColumn="0" w:oddVBand="0" w:evenVBand="0" w:oddHBand="0" w:evenHBand="0" w:firstRowFirstColumn="0" w:firstRowLastColumn="0" w:lastRowFirstColumn="0" w:lastRowLastColumn="0"/>
+              <w:rPr>
+                <w:rFonts w:ascii="TH SarabunPSK" w:hAnsi="TH SarabunPSK" w:cs="TH SarabunPSK"/>
+                <w:sz w:val="32"/>
+                <w:szCs w:val="32"/>
+              </w:rPr>
+            </w:pPr>
+            <w:r>
+              <w:rPr>
+                <w:rFonts w:ascii="TH SarabunPSK" w:hAnsi="TH SarabunPSK" w:cs="TH SarabunPSK" w:hint="cs"/>
+                <w:sz w:val="32"/>
+                <w:szCs w:val="32"/>
+              </w:rPr>
+              <w:t>String</w:t>
+            </w:r>
+          </w:p>
+        </w:tc>
+        <w:tc>
+          <w:tcPr>
+            <w:tcW w:w="1549" w:type="pct"/>
+          </w:tcPr>
+          <w:p>
+            <w:pPr>
+              <w:cnfStyle w:val="000000000000" w:firstRow="0" w:lastRow="0" w:firstColumn="0" w:lastColumn="0" w:oddVBand="0" w:evenVBand="0" w:oddHBand="0" w:evenHBand="0" w:firstRowFirstColumn="0" w:firstRowLastColumn="0" w:lastRowFirstColumn="0" w:lastRowLastColumn="0"/>
+              <w:rPr>
+                <w:rFonts w:ascii="TH SarabunPSK" w:hAnsi="TH SarabunPSK" w:cs="TH SarabunPSK"/>
+                <w:sz w:val="32"/>
+                <w:szCs w:val="32"/>
+              </w:rPr>
+            </w:pPr>
+            <w:r>
+              <w:rPr>
+                <w:rFonts w:ascii="TH SarabunPSK" w:hAnsi="TH SarabunPSK" w:cs="TH SarabunPSK" w:hint="cs"/>
+                <w:sz w:val="32"/>
+                <w:szCs w:val="32"/>
+                <w:cs/>
+              </w:rPr>
+              <w:t>ชื่อแผนก — ใช้แสดงให้พยาบาล และใช้ตรวจสอบว่ารหัสยังตรงกับแผนกเดิม</w:t>
+            </w:r>
+          </w:p>
+        </w:tc>
+        <w:tc>
+          <w:tcPr>
+            <w:tcW w:w="1220" w:type="pct"/>
+          </w:tcPr>
+          <w:p>
+            <w:pPr>
+              <w:cnfStyle w:val="000000000000" w:firstRow="0" w:lastRow="0" w:firstColumn="0" w:lastColumn="0" w:oddVBand="0" w:evenVBand="0" w:oddHBand="0" w:evenHBand="0" w:firstRowFirstColumn="0" w:firstRowLastColumn="0" w:lastRowFirstColumn="0" w:lastRowLastColumn="0"/>
+              <w:rPr>
+                <w:rFonts w:ascii="TH SarabunPSK" w:hAnsi="TH SarabunPSK" w:cs="TH SarabunPSK" w:hint="cs"/>
+                <w:sz w:val="32"/>
+                <w:szCs w:val="32"/>
+                <w:cs/>
+              </w:rPr>
+            </w:pPr>
+            <w:r>
+              <w:t>แผนก OPD MED (อายุรกรรม)</w:t>
+            </w:r>
+          </w:p>
+        </w:tc>
+        <w:tc>
+          <w:tcPr>
+            <w:tcW w:type="dxa" w:w="1800"/>
+          </w:tcPr>
+          <w:p>
+            <w:r>
+              <w:rPr>
+                <w:b w:val="0"/>
+              </w:rPr>
+              <w:t>Y</w:t>
+            </w:r>
+          </w:p>
+        </w:tc>
+      </w:tr>
+      <w:tr>
+        <w:trPr>
+          <w:cnfStyle w:val="000000100000" w:firstRow="0" w:lastRow="0" w:firstColumn="0" w:lastColumn="0" w:oddVBand="0" w:evenVBand="0" w:oddHBand="1" w:evenHBand="0" w:firstRowFirstColumn="0" w:firstRowLastColumn="0" w:lastRowFirstColumn="0" w:lastRowLastColumn="0"/>
+        </w:trPr>
+        <w:tc>
+          <w:tcPr>
+            <w:cnfStyle w:val="001000000000" w:firstRow="0" w:lastRow="0" w:firstColumn="1" w:lastColumn="0" w:oddVBand="0" w:evenVBand="0" w:oddHBand="0" w:evenHBand="0" w:firstRowFirstColumn="0" w:firstRowLastColumn="0" w:lastRowFirstColumn="0" w:lastRowLastColumn="0"/>
+            <w:tcW w:w="1189" w:type="pct"/>
+          </w:tcPr>
+          <w:p>
+            <w:pPr>
+              <w:rPr>
+                <w:rFonts w:ascii="TH SarabunPSK" w:hAnsi="TH SarabunPSK" w:cs="TH SarabunPSK"/>
+                <w:sz w:val="32"/>
+                <w:szCs w:val="32"/>
+              </w:rPr>
+            </w:pPr>
+            <w:r>
+              <w:rPr>
+                <w:rFonts w:ascii="TH SarabunPSK" w:hAnsi="TH SarabunPSK" w:cs="TH SarabunPSK"/>
+                <w:sz w:val="32"/>
+                <w:szCs w:val="32"/>
+              </w:rPr>
+              <w:t>active</w:t>
+            </w:r>
+            <w:r>
+              <w:rPr>
+                <w:rFonts w:ascii="TH SarabunPSK" w:hAnsi="TH SarabunPSK" w:cs="TH SarabunPSK" w:hint="cs"/>
+                <w:sz w:val="32"/>
+                <w:szCs w:val="32"/>
+              </w:rPr>
+            </w:r>
+          </w:p>
+        </w:tc>
+        <w:tc>
+          <w:tcPr>
+            <w:tcW w:w="1042" w:type="pct"/>
+          </w:tcPr>
+          <w:p>
+            <w:pPr>
+              <w:jc w:val="center"/>
+              <w:cnfStyle w:val="000000100000" w:firstRow="0" w:lastRow="0" w:firstColumn="0" w:lastColumn="0" w:oddVBand="0" w:evenVBand="0" w:oddHBand="1" w:evenHBand="0" w:firstRowFirstColumn="0" w:firstRowLastColumn="0" w:lastRowFirstColumn="0" w:lastRowLastColumn="0"/>
+              <w:rPr>
+                <w:rFonts w:ascii="TH SarabunPSK" w:hAnsi="TH SarabunPSK" w:cs="TH SarabunPSK"/>
+                <w:sz w:val="32"/>
+                <w:szCs w:val="32"/>
+              </w:rPr>
+            </w:pPr>
+            <w:r>
+              <w:rPr>
+                <w:rFonts w:ascii="TH SarabunPSK" w:hAnsi="TH SarabunPSK" w:cs="TH SarabunPSK" w:hint="cs"/>
+                <w:sz w:val="32"/>
+                <w:szCs w:val="32"/>
+              </w:rPr>
+              <w:t>Boolean</w:t>
+            </w:r>
+          </w:p>
+        </w:tc>
+        <w:tc>
+          <w:tcPr>
+            <w:tcW w:w="1549" w:type="pct"/>
+          </w:tcPr>
+          <w:p>
+            <w:pPr>
+              <w:cnfStyle w:val="000000100000" w:firstRow="0" w:lastRow="0" w:firstColumn="0" w:lastColumn="0" w:oddVBand="0" w:evenVBand="0" w:oddHBand="1" w:evenHBand="0" w:firstRowFirstColumn="0" w:firstRowLastColumn="0" w:lastRowFirstColumn="0" w:lastRowLastColumn="0"/>
+              <w:rPr>
+                <w:rFonts w:ascii="TH SarabunPSK" w:hAnsi="TH SarabunPSK" w:cs="TH SarabunPSK"/>
+                <w:sz w:val="32"/>
+                <w:szCs w:val="32"/>
+              </w:rPr>
+            </w:pPr>
+            <w:r>
+              <w:rPr>
+                <w:rFonts w:ascii="TH SarabunPSK" w:hAnsi="TH SarabunPSK" w:cs="TH SarabunPSK" w:hint="cs"/>
+                <w:sz w:val="32"/>
+                <w:szCs w:val="32"/>
+                <w:cs/>
+              </w:rPr>
+              <w:t>สถานะเปิดให้บริการ (ถ้ามี) — เพื่อไม่ส่งผู้ป่วยไปยังแผนกที่ยกเลิกแล้ว</w:t>
+            </w:r>
+          </w:p>
+        </w:tc>
+        <w:tc>
+          <w:tcPr>
+            <w:tcW w:w="1220" w:type="pct"/>
+          </w:tcPr>
+          <w:p>
+            <w:pPr>
+              <w:cnfStyle w:val="000000100000" w:firstRow="0" w:lastRow="0" w:firstColumn="0" w:lastColumn="0" w:oddVBand="0" w:evenVBand="0" w:oddHBand="1" w:evenHBand="0" w:firstRowFirstColumn="0" w:firstRowLastColumn="0" w:lastRowFirstColumn="0" w:lastRowLastColumn="0"/>
+              <w:rPr>
+                <w:rFonts w:ascii="TH SarabunPSK" w:hAnsi="TH SarabunPSK" w:cs="TH SarabunPSK" w:hint="cs"/>
+                <w:sz w:val="32"/>
+                <w:szCs w:val="32"/>
+                <w:cs/>
+              </w:rPr>
+            </w:pPr>
+            <w:r>
+              <w:t>true</w:t>
+            </w:r>
+          </w:p>
+        </w:tc>
+        <w:tc>
+          <w:tcPr>
+            <w:tcW w:type="dxa" w:w="1800"/>
+          </w:tcPr>
+          <w:p>
+            <w:r>
+              <w:rPr>
+                <w:b w:val="0"/>
+              </w:rPr>
+              <w:t>N</w:t>
+            </w:r>
+          </w:p>
+        </w:tc>
+      </w:tr>
+    </w:tbl>
+    <w:p>
+      <w:r>
+        <w:rPr>
+          <w:b w:val="0"/>
+          <w:i/>
+        </w:rPr>
+        <w:t>หมายเหตุ: ระบบของเราส่งต่อผู้ป่วยในระดับ 'แผนก' เท่านั้น ไม่ได้ระบุจุดบริการ (service point) หรือแพทย์ผู้ตรวจ จึงขอข้อมูล 2 ส่วน — (1) รายชื่อแผนกทั้งหมด พร้อมรหัส เป็นไฟล์รายการครั้งแรก ซึ่งจำเป็นต้องได้รับก่อนเริ่มใช้งาน เพราะการจับคู่แผนก ของระบบเรากับรหัสของโรงพยาบาลต้องทำโดยเจ้าหน้าที่ครั้งเดียว และ (2) API สำหรับดึง รายการนี้ เพื่อปรับข้อมูลให้เป็นปัจจุบันเมื่อมีการเพิ่ม เปลี่ยนชื่อ หรือยกเลิกแผนก ระบบจะเรียกเป็นครั้งคราวเท่านั้น ไม่ได้เรียกทุกครั้งที่มีผู้ป่วย</w:t>
+      </w:r>
+    </w:p>
+    <w:p>
+      <w:r>
+        <w:rPr>
+          <w:b/>
+          <w:i/>
+        </w:rPr>
+        <w:t>ตัวอย่าง JSON — GET — รายชื่อแผนก</w:t>
+      </w:r>
+    </w:p>
+    <w:p>
+      <w:r>
+        <w:rPr>
+          <w:rFonts w:ascii="Consolas" w:hAnsi="Consolas"/>
+          <w:b w:val="0"/>
+          <w:i w:val="0"/>
+          <w:color w:val="1F3A5F"/>
+          <w:sz w:val="18"/>
+        </w:rPr>
+        <w:t>{</w:t>
+        <w:br/>
+        <w:t xml:space="preserve">  "departments": [</w:t>
+        <w:br/>
+        <w:t xml:space="preserve">    { "id": "DEPT_MED", "name": "แผนก OPD MED (อายุรกรรม)", "active": true },</w:t>
+        <w:br/>
+        <w:t xml:space="preserve">    { "id": "DEPT_ENT", "name": "แผนก OPD E.N.T (หู คอ จมูก)", "active": true },</w:t>
+        <w:br/>
+        <w:t xml:space="preserve">    { "id": "DEPT_ER",  "name": "แผนก ER (อุบัติเหตุและฉุกเฉิน)", "active": true }</w:t>
+        <w:br/>
+        <w:t xml:space="preserve">  ]</w:t>
+        <w:br/>
+        <w:t>}</w:t>
+      </w:r>
     </w:p>
     <w:sectPr>
       <w:pgSz w:w="12240" w:h="15840"/>

--- a/docs/data-requirements-hospital.docx
+++ b/docs/data-requirements-hospital.docx
@@ -4546,8 +4546,7 @@
           <w:szCs w:val="32"/>
           <w:cs/>
         </w:rPr>
-        <w:tab/>
-        <w:t xml:space="preserve">2.2. </w:t>
+        <w:t>2.2. ข้อมูลเกี่ยวกับแผนกการรักษา (Department Information) — ข้อมูลที่เราส่งให้โรงพยาบาล</w:t>
       </w:r>
       <w:r>
         <w:rPr>
@@ -4556,7 +4555,6 @@
           <w:szCs w:val="32"/>
           <w:cs/>
         </w:rPr>
-        <w:t>ข้อมูล</w:t>
       </w:r>
       <w:r>
         <w:rPr>
@@ -4565,7 +4563,6 @@
           <w:szCs w:val="32"/>
           <w:cs/>
         </w:rPr>
-        <w:t>เกี่ยวกับแผนกการรักษา</w:t>
       </w:r>
       <w:r>
         <w:rPr>
@@ -4574,7 +4571,6 @@
           <w:szCs w:val="32"/>
           <w:cs/>
         </w:rPr>
-        <w:t xml:space="preserve"> </w:t>
       </w:r>
       <w:r>
         <w:rPr>
@@ -4582,7 +4578,6 @@
           <w:sz w:val="32"/>
           <w:szCs w:val="32"/>
         </w:rPr>
-        <w:t>(Department Information)</w:t>
       </w:r>
     </w:p>
     <w:tbl>
@@ -4841,7 +4836,7 @@
                 <w:sz w:val="32"/>
                 <w:szCs w:val="32"/>
               </w:rPr>
-              <w:t>name_of_department</w:t>
+              <w:t>base_department_id</w:t>
             </w:r>
             <w:r>
               <w:rPr>
@@ -4935,7 +4930,7 @@
                 <w:cs/>
                 <w:lang w:eastAsia="ja-JP"/>
               </w:rPr>
-              <w:t>ชื่อแผนกการรักษา</w:t>
+              <w:t>รหัสแผนกปลายทางที่ระบบเราส่งให้ตอนพยาบาลยืนยัน (ขั้นที่ 2) — เลือกจากรายชื่อแผนกในข้อ 3.1</w:t>
             </w:r>
           </w:p>
         </w:tc>
@@ -4955,7 +4950,7 @@
               </w:rPr>
             </w:pPr>
             <w:r>
-              <w:t>แผนก OPD MED (อายุรกรรม)</w:t>
+              <w:t>DEPT_MED</w:t>
             </w:r>
           </w:p>
         </w:tc>
@@ -4968,7 +4963,7 @@
               <w:rPr>
                 <w:b w:val="0"/>
               </w:rPr>
-              <w:t>N</w:t>
+              <w:t>Y</w:t>
             </w:r>
           </w:p>
         </w:tc>
@@ -4994,31 +4989,28 @@
                 <w:sz w:val="32"/>
                 <w:szCs w:val="32"/>
               </w:rPr>
-              <w:t>id_</w:t>
-            </w:r>
-            <w:r>
-              <w:rPr>
-                <w:rFonts w:ascii="TH SarabunPSK" w:hAnsi="TH SarabunPSK" w:cs="TH SarabunPSK"/>
-                <w:sz w:val="32"/>
-                <w:szCs w:val="32"/>
-              </w:rPr>
-              <w:t>of</w:t>
-            </w:r>
-            <w:r>
-              <w:rPr>
-                <w:rFonts w:ascii="TH SarabunPSK" w:hAnsi="TH SarabunPSK" w:cs="TH SarabunPSK"/>
-                <w:sz w:val="32"/>
-                <w:szCs w:val="32"/>
-              </w:rPr>
-              <w:t>_d</w:t>
-            </w:r>
-            <w:r>
-              <w:rPr>
-                <w:rFonts w:ascii="TH SarabunPSK" w:hAnsi="TH SarabunPSK" w:cs="TH SarabunPSK"/>
-                <w:sz w:val="32"/>
-                <w:szCs w:val="32"/>
-              </w:rPr>
-              <w:t>epartment</w:t>
+              <w:t>name_of_department</w:t>
+            </w:r>
+            <w:r>
+              <w:rPr>
+                <w:rFonts w:ascii="TH SarabunPSK" w:hAnsi="TH SarabunPSK" w:cs="TH SarabunPSK"/>
+                <w:sz w:val="32"/>
+                <w:szCs w:val="32"/>
+              </w:rPr>
+            </w:r>
+            <w:r>
+              <w:rPr>
+                <w:rFonts w:ascii="TH SarabunPSK" w:hAnsi="TH SarabunPSK" w:cs="TH SarabunPSK"/>
+                <w:sz w:val="32"/>
+                <w:szCs w:val="32"/>
+              </w:rPr>
+            </w:r>
+            <w:r>
+              <w:rPr>
+                <w:rFonts w:ascii="TH SarabunPSK" w:hAnsi="TH SarabunPSK" w:cs="TH SarabunPSK"/>
+                <w:sz w:val="32"/>
+                <w:szCs w:val="32"/>
+              </w:rPr>
             </w:r>
             <w:proofErr w:type="spellEnd"/>
           </w:p>
@@ -5066,16 +5058,15 @@
                 <w:sz w:val="32"/>
                 <w:szCs w:val="32"/>
               </w:rPr>
-              <w:t xml:space="preserve">ID </w:t>
-            </w:r>
-            <w:r>
-              <w:rPr>
-                <w:rFonts w:ascii="TH SarabunPSK" w:hAnsi="TH SarabunPSK" w:cs="TH SarabunPSK"/>
-                <w:sz w:val="32"/>
-                <w:szCs w:val="32"/>
-                <w:cs/>
-              </w:rPr>
-              <w:t>ของแผนกการรักษา</w:t>
+              <w:t>ชื่อแผนก — ระบบเราไม่ได้ส่งค่านี้ ใส่ไว้เพื่ออ้างอิงว่ารหัสข้างต้นคือแผนกใด (ชื่อมาจากรายชื่อแผนกในข้อ 3.1)</w:t>
+            </w:r>
+            <w:r>
+              <w:rPr>
+                <w:rFonts w:ascii="TH SarabunPSK" w:hAnsi="TH SarabunPSK" w:cs="TH SarabunPSK"/>
+                <w:sz w:val="32"/>
+                <w:szCs w:val="32"/>
+                <w:cs/>
+              </w:rPr>
             </w:r>
           </w:p>
         </w:tc>
@@ -5093,7 +5084,7 @@
               </w:rPr>
             </w:pPr>
             <w:r>
-              <w:t>DEPT_MED</w:t>
+              <w:t>แผนก OPD MED (อายุรกรรม)</w:t>
             </w:r>
           </w:p>
         </w:tc>
@@ -5106,7 +5097,7 @@
               <w:rPr>
                 <w:b w:val="0"/>
               </w:rPr>
-              <w:t>Y</w:t>
+              <w:t>N</w:t>
             </w:r>
           </w:p>
         </w:tc>
@@ -5118,7 +5109,7 @@
           <w:b/>
           <w:i/>
         </w:rPr>
-        <w:t>ตัวอย่าง JSON — แผนกปลายทาง (ส่งในขั้นที่ 2 หลังพยาบาลยืนยัน)</w:t>
+        <w:t>ตัวอย่าง JSON — POST — แผนกปลายทาง (ส่งในขั้นที่ 2 หลังพยาบาลยืนยัน) ค่ารหัสแผนกมาจากรายชื่อในข้อ 3.1</w:t>
       </w:r>
     </w:p>
     <w:p>
@@ -5132,9 +5123,7 @@
         </w:rPr>
         <w:t>{</w:t>
         <w:br/>
-        <w:t xml:space="preserve">  "id_of_department": "DEPT_MED",</w:t>
-        <w:br/>
-        <w:t xml:space="preserve">  "name_of_department": "แผนก OPD MED (อายุรกรรม)"</w:t>
+        <w:t xml:space="preserve">  "base_department_id": "DEPT_MED"</w:t>
         <w:br/>
         <w:t>}</w:t>
       </w:r>
@@ -7721,7 +7710,7 @@
           <w:szCs w:val="32"/>
           <w:cs/>
         </w:rPr>
-        <w:t>3.1. รายชื่อแผนกทั้งหมดและรหัสแผนก (Department List)</w:t>
+        <w:t>3.1. รายชื่อแผนกทั้งหมดและรหัสแผนก (Department List) — ข้อมูลที่เราขอรับจากโรงพยาบาล</w:t>
       </w:r>
       <w:r>
         <w:rPr>

--- a/docs/data-requirements-hospital.docx
+++ b/docs/data-requirements-hospital.docx
@@ -815,15 +815,14 @@
                 <w:sz w:val="32"/>
                 <w:szCs w:val="32"/>
               </w:rPr>
-              <w:t>n</w:t>
-            </w:r>
-            <w:r>
-              <w:rPr>
-                <w:rFonts w:ascii="TH SarabunPSK" w:hAnsi="TH SarabunPSK" w:cs="TH SarabunPSK" w:hint="cs"/>
-                <w:sz w:val="32"/>
-                <w:szCs w:val="32"/>
-              </w:rPr>
-              <w:t>ame</w:t>
+              <w:t>patient_name</w:t>
+            </w:r>
+            <w:r>
+              <w:rPr>
+                <w:rFonts w:ascii="TH SarabunPSK" w:hAnsi="TH SarabunPSK" w:cs="TH SarabunPSK" w:hint="cs"/>
+                <w:sz w:val="32"/>
+                <w:szCs w:val="32"/>
+              </w:rPr>
             </w:r>
           </w:p>
         </w:tc>
@@ -931,15 +930,14 @@
                 <w:sz w:val="32"/>
                 <w:szCs w:val="32"/>
               </w:rPr>
-              <w:t>b</w:t>
-            </w:r>
-            <w:r>
-              <w:rPr>
-                <w:rFonts w:ascii="TH SarabunPSK" w:hAnsi="TH SarabunPSK" w:cs="TH SarabunPSK" w:hint="cs"/>
-                <w:sz w:val="32"/>
-                <w:szCs w:val="32"/>
-              </w:rPr>
-              <w:t xml:space="preserve">irthday </w:t>
+              <w:t>birthdate</w:t>
+            </w:r>
+            <w:r>
+              <w:rPr>
+                <w:rFonts w:ascii="TH SarabunPSK" w:hAnsi="TH SarabunPSK" w:cs="TH SarabunPSK" w:hint="cs"/>
+                <w:sz w:val="32"/>
+                <w:szCs w:val="32"/>
+              </w:rPr>
             </w:r>
           </w:p>
         </w:tc>
@@ -1188,9 +1186,9 @@
         <w:br/>
         <w:t xml:space="preserve">  "hn": "09900001",</w:t>
         <w:br/>
-        <w:t xml:space="preserve">  "name": "สมชาย ใจดี",</w:t>
-        <w:br/>
-        <w:t xml:space="preserve">  "birthday": "1968-03-14",</w:t>
+        <w:t xml:space="preserve">  "patient_name": "สมชาย ใจดี",</w:t>
+        <w:br/>
+        <w:t xml:space="preserve">  "birthdate": "1968-03-14",</w:t>
         <w:br/>
         <w:t xml:space="preserve">  "is_first_time": false</w:t>
         <w:br/>
@@ -2302,31 +2300,28 @@
                 <w:sz w:val="32"/>
                 <w:szCs w:val="32"/>
               </w:rPr>
-              <w:t>r</w:t>
-            </w:r>
-            <w:r>
-              <w:rPr>
-                <w:rFonts w:ascii="TH SarabunPSK" w:hAnsi="TH SarabunPSK" w:cs="TH SarabunPSK"/>
-                <w:sz w:val="32"/>
-                <w:szCs w:val="32"/>
-              </w:rPr>
-              <w:t>ecorded</w:t>
-            </w:r>
-            <w:r>
-              <w:rPr>
-                <w:rFonts w:ascii="TH SarabunPSK" w:hAnsi="TH SarabunPSK" w:cs="TH SarabunPSK"/>
-                <w:sz w:val="32"/>
-                <w:szCs w:val="32"/>
-              </w:rPr>
-              <w:t>_</w:t>
-            </w:r>
-            <w:r>
-              <w:rPr>
-                <w:rFonts w:ascii="TH SarabunPSK" w:hAnsi="TH SarabunPSK" w:cs="TH SarabunPSK" w:hint="cs"/>
-                <w:sz w:val="32"/>
-                <w:szCs w:val="32"/>
-              </w:rPr>
-              <w:t>time</w:t>
+              <w:t>recorded_at</w:t>
+            </w:r>
+            <w:r>
+              <w:rPr>
+                <w:rFonts w:ascii="TH SarabunPSK" w:hAnsi="TH SarabunPSK" w:cs="TH SarabunPSK"/>
+                <w:sz w:val="32"/>
+                <w:szCs w:val="32"/>
+              </w:rPr>
+            </w:r>
+            <w:r>
+              <w:rPr>
+                <w:rFonts w:ascii="TH SarabunPSK" w:hAnsi="TH SarabunPSK" w:cs="TH SarabunPSK"/>
+                <w:sz w:val="32"/>
+                <w:szCs w:val="32"/>
+              </w:rPr>
+            </w:r>
+            <w:r>
+              <w:rPr>
+                <w:rFonts w:ascii="TH SarabunPSK" w:hAnsi="TH SarabunPSK" w:cs="TH SarabunPSK" w:hint="cs"/>
+                <w:sz w:val="32"/>
+                <w:szCs w:val="32"/>
+              </w:rPr>
             </w:r>
             <w:proofErr w:type="spellEnd"/>
           </w:p>
@@ -2448,7 +2443,7 @@
         <w:br/>
         <w:t xml:space="preserve">  "family_history": "บิดาเป็นโรคหัวใจ",</w:t>
         <w:br/>
-        <w:t xml:space="preserve">  "recorded_time": "2026-02-11T09:20:00+07:00"</w:t>
+        <w:t xml:space="preserve">  "recorded_at": "2026-02-11T09:20:00+07:00"</w:t>
         <w:br/>
         <w:t>}</w:t>
       </w:r>
@@ -3214,6 +3209,15 @@
         <w:t>Vital Signs Measurement)</w:t>
       </w:r>
     </w:p>
+    <w:p>
+      <w:r>
+        <w:rPr>
+          <w:b w:val="0"/>
+          <w:i/>
+        </w:rPr>
+        <w:t>หมายเหตุ: ชื่อพารามิเตอร์ในหัวข้อ 2.x ใช้ตามชื่อคอลัมน์ในไฟล์ Prescreen ของโรงพยาบาล ส่วน payload จริงที่ระบบเราส่งใช้ชื่อฟิลด์ของเราเอง (เช่น temperature_c, pulse_bpm) ตารางเทียบชื่อและตัวอย่าง payload จริงอยู่ในภาคผนวก ข้อ 4</w:t>
+      </w:r>
+    </w:p>
     <w:tbl>
       <w:tblPr>
         <w:tblStyle w:val="GridTable4-Accent1"/>
@@ -4334,7 +4338,7 @@
                 <w:szCs w:val="32"/>
                 <w:cs/>
               </w:rPr>
-              <w:t>อาการหลักที่ทำให้มาโรงพยาบาล</w:t>
+              <w:t>อาการหลักที่ทำให้มาโรงพยาบาล — ส่งในขั้นที่ 2 ภายใน sbar.situation (ดูภาคผนวก 4.2)</w:t>
             </w:r>
           </w:p>
         </w:tc>
@@ -4445,7 +4449,7 @@
                 <w:szCs w:val="32"/>
                 <w:cs/>
               </w:rPr>
-              <w:t>อาการป่วย</w:t>
+              <w:t>อาการป่วย — ส่งในขั้นที่ 2 ภายใน sbar.assessment_problem (ดูภาคผนวก 4.2)</w:t>
             </w:r>
           </w:p>
         </w:tc>
@@ -4489,7 +4493,7 @@
           <w:b/>
           <w:i/>
         </w:rPr>
-        <w:t>ตัวอย่าง JSON — POST — ขั้นที่ 1 (คัดกรองเสร็จ รอพยาบาลยืนยัน) ยังไม่มีแผนกและยังไม่มีผลวินิจฉัย</w:t>
+        <w:t>ตัวอย่าง JSON — ค่าที่บันทึกในขั้นที่ 1 (คัดกรองเสร็จ รอพยาบาลยืนยัน) ยังไม่มีแผนกและยังไม่มีผลวินิจฉัย — แสดงตามชื่อคอลัมน์ Prescreen ส่วน payload จริงที่ระบบส่งอยู่ในภาคผนวก ข้อ 4.1</w:t>
       </w:r>
     </w:p>
     <w:p>
@@ -8363,6 +8367,725 @@
         <w:t>}</w:t>
       </w:r>
     </w:p>
+    <w:p>
+      <w:pPr>
+        <w:pStyle w:val="ListParagraph"/>
+        <w:numPr>
+          <w:ilvl w:val="0"/>
+          <w:numId w:val="3"/>
+        </w:numPr>
+        <w:spacing w:after="0"/>
+        <w:rPr>
+          <w:rFonts w:ascii="TH SarabunPSK" w:hAnsi="TH SarabunPSK" w:cs="TH SarabunPSK"/>
+          <w:b/>
+          <w:bCs/>
+          <w:sz w:val="32"/>
+          <w:szCs w:val="32"/>
+        </w:rPr>
+      </w:pPr>
+      <w:r>
+        <w:rPr>
+          <w:rFonts w:ascii="TH SarabunPSK" w:hAnsi="TH SarabunPSK" w:cs="TH SarabunPSK" w:hint="cs"/>
+          <w:b/>
+          <w:bCs/>
+          <w:sz w:val="32"/>
+          <w:szCs w:val="32"/>
+        </w:rPr>
+        <w:t>ภาคผนวก — Payload จริงจากระบบ (Appendix — Actual Payloads)</w:t>
+      </w:r>
+    </w:p>
+    <w:p>
+      <w:pPr>
+        <w:spacing w:after="0"/>
+        <w:rPr>
+          <w:rFonts w:ascii="TH SarabunPSK" w:hAnsi="TH SarabunPSK" w:cs="TH SarabunPSK"/>
+          <w:sz w:val="32"/>
+          <w:szCs w:val="32"/>
+        </w:rPr>
+      </w:pPr>
+      <w:r>
+        <w:rPr>
+          <w:rFonts w:ascii="TH SarabunPSK" w:hAnsi="TH SarabunPSK" w:cs="TH SarabunPSK" w:hint="cs"/>
+          <w:sz w:val="32"/>
+          <w:szCs w:val="32"/>
+          <w:cs/>
+        </w:rPr>
+        <w:t>4.1. ขั้นที่ 1 — POST /patient-prescreens (หลังคัดกรองเสร็จ ก่อนพยาบาลยืนยัน)</w:t>
+      </w:r>
+      <w:r>
+        <w:rPr>
+          <w:rFonts w:ascii="TH SarabunPSK" w:hAnsi="TH SarabunPSK" w:cs="TH SarabunPSK"/>
+          <w:sz w:val="32"/>
+          <w:szCs w:val="32"/>
+          <w:cs/>
+        </w:rPr>
+      </w:r>
+      <w:r>
+        <w:rPr>
+          <w:rFonts w:ascii="TH SarabunPSK" w:hAnsi="TH SarabunPSK" w:cs="TH SarabunPSK" w:hint="cs"/>
+          <w:sz w:val="32"/>
+          <w:szCs w:val="32"/>
+          <w:cs/>
+        </w:rPr>
+      </w:r>
+      <w:r>
+        <w:rPr>
+          <w:rFonts w:ascii="TH SarabunPSK" w:hAnsi="TH SarabunPSK" w:cs="TH SarabunPSK"/>
+          <w:sz w:val="32"/>
+          <w:szCs w:val="32"/>
+          <w:cs/>
+        </w:rPr>
+      </w:r>
+      <w:r>
+        <w:rPr>
+          <w:rFonts w:ascii="TH SarabunPSK" w:hAnsi="TH SarabunPSK" w:cs="TH SarabunPSK"/>
+          <w:sz w:val="32"/>
+          <w:szCs w:val="32"/>
+        </w:rPr>
+      </w:r>
+    </w:p>
+    <w:p>
+      <w:r>
+        <w:rPr>
+          <w:b/>
+          <w:i/>
+        </w:rPr>
+        <w:t>ตัวอย่าง JSON — ข้อมูลที่วัดได้เท่านั้น ไม่มีแผนก ไม่มีระดับคัดกรอง ไม่มีผลวินิจฉัย</w:t>
+      </w:r>
+    </w:p>
+    <w:p>
+      <w:r>
+        <w:rPr>
+          <w:rFonts w:ascii="Consolas" w:hAnsi="Consolas"/>
+          <w:b w:val="0"/>
+          <w:i w:val="0"/>
+          <w:color w:val="1F3A5F"/>
+          <w:sz w:val="18"/>
+        </w:rPr>
+        <w:t>{</w:t>
+        <w:br/>
+        <w:t xml:space="preserve">  "visit_id": "VISIT_ID_FROM_IMED",</w:t>
+        <w:br/>
+        <w:t xml:space="preserve">  "hn": "09900001",</w:t>
+        <w:br/>
+        <w:t xml:space="preserve">  "session_ref": "1f0b8c2e-4a77-4d1e-9d3a-2b6e5c7f81aa",</w:t>
+        <w:br/>
+        <w:t xml:space="preserve">  "slip_code": "MCH-A1B2-C3D4",</w:t>
+        <w:br/>
+        <w:t xml:space="preserve">  "first_location": {</w:t>
+        <w:br/>
+        <w:t xml:space="preserve">    "id": "AI-BOOTH-01",</w:t>
+        <w:br/>
+        <w:t xml:space="preserve">    "name": "AI Pre-Screening Booth",</w:t>
+        <w:br/>
+        <w:t xml:space="preserve">    "department": "แผนก ผู้ป่วยนอก(หน่วยคัดกรอง)"</w:t>
+        <w:br/>
+        <w:t xml:space="preserve">  },</w:t>
+        <w:br/>
+        <w:t xml:space="preserve">  "measured_at": "2026-08-07T09:12:00+07:00",</w:t>
+        <w:br/>
+        <w:t xml:space="preserve">  "vitals": {</w:t>
+        <w:br/>
+        <w:t xml:space="preserve">    "systolic": 158,</w:t>
+        <w:br/>
+        <w:t xml:space="preserve">    "diastolic": 94,</w:t>
+        <w:br/>
+        <w:t xml:space="preserve">    "pulse_bpm": 96,</w:t>
+        <w:br/>
+        <w:t xml:space="preserve">    "temperature_c": 36.8,</w:t>
+        <w:br/>
+        <w:t xml:space="preserve">    "weight_kg": 72.5,</w:t>
+        <w:br/>
+        <w:t xml:space="preserve">    "height_cm": 165,</w:t>
+        <w:br/>
+        <w:t xml:space="preserve">    "sources": {</w:t>
+        <w:br/>
+        <w:t xml:space="preserve">      "systolic": "device",</w:t>
+        <w:br/>
+        <w:t xml:space="preserve">      "diastolic": "device",</w:t>
+        <w:br/>
+        <w:t xml:space="preserve">      "pulse_bpm": "device",</w:t>
+        <w:br/>
+        <w:t xml:space="preserve">      "temperature_c": "patient_input",</w:t>
+        <w:br/>
+        <w:t xml:space="preserve">      "weight_kg": "patient_input",</w:t>
+        <w:br/>
+        <w:t xml:space="preserve">      "height_cm": "patient_input"</w:t>
+        <w:br/>
+        <w:t xml:space="preserve">    }</w:t>
+        <w:br/>
+        <w:t xml:space="preserve">  }</w:t>
+        <w:br/>
+        <w:t>}</w:t>
+      </w:r>
+    </w:p>
+    <w:p>
+      <w:pPr>
+        <w:spacing w:after="0"/>
+        <w:rPr>
+          <w:rFonts w:ascii="TH SarabunPSK" w:hAnsi="TH SarabunPSK" w:cs="TH SarabunPSK"/>
+          <w:sz w:val="32"/>
+          <w:szCs w:val="32"/>
+        </w:rPr>
+      </w:pPr>
+      <w:r>
+        <w:rPr>
+          <w:rFonts w:ascii="TH SarabunPSK" w:hAnsi="TH SarabunPSK" w:cs="TH SarabunPSK" w:hint="cs"/>
+          <w:sz w:val="32"/>
+          <w:szCs w:val="32"/>
+          <w:cs/>
+        </w:rPr>
+        <w:t>4.2. ขั้นที่ 2 — POST /patient-assignments (หลังพยาบาลยืนยัน)</w:t>
+      </w:r>
+      <w:r>
+        <w:rPr>
+          <w:rFonts w:ascii="TH SarabunPSK" w:hAnsi="TH SarabunPSK" w:cs="TH SarabunPSK"/>
+          <w:sz w:val="32"/>
+          <w:szCs w:val="32"/>
+          <w:cs/>
+        </w:rPr>
+      </w:r>
+      <w:r>
+        <w:rPr>
+          <w:rFonts w:ascii="TH SarabunPSK" w:hAnsi="TH SarabunPSK" w:cs="TH SarabunPSK" w:hint="cs"/>
+          <w:sz w:val="32"/>
+          <w:szCs w:val="32"/>
+          <w:cs/>
+        </w:rPr>
+      </w:r>
+      <w:r>
+        <w:rPr>
+          <w:rFonts w:ascii="TH SarabunPSK" w:hAnsi="TH SarabunPSK" w:cs="TH SarabunPSK"/>
+          <w:sz w:val="32"/>
+          <w:szCs w:val="32"/>
+          <w:cs/>
+        </w:rPr>
+      </w:r>
+      <w:r>
+        <w:rPr>
+          <w:rFonts w:ascii="TH SarabunPSK" w:hAnsi="TH SarabunPSK" w:cs="TH SarabunPSK"/>
+          <w:sz w:val="32"/>
+          <w:szCs w:val="32"/>
+        </w:rPr>
+      </w:r>
+    </w:p>
+    <w:p>
+      <w:r>
+        <w:rPr>
+          <w:b/>
+          <w:i/>
+        </w:rPr>
+        <w:t>ตัวอย่าง JSON — ตาม API contract ของโรงพยาบาล เพิ่ม base_department_id และ hn ส่วน mfu_prescreen คือข้อมูลที่ยังไม่มีช่องรองรับ (คำขอเปลี่ยนแปลงข้อ 1, 2 และ 4)</w:t>
+      </w:r>
+    </w:p>
+    <w:p>
+      <w:r>
+        <w:rPr>
+          <w:rFonts w:ascii="Consolas" w:hAnsi="Consolas"/>
+          <w:b w:val="0"/>
+          <w:i w:val="0"/>
+          <w:color w:val="1F3A5F"/>
+          <w:sz w:val="18"/>
+        </w:rPr>
+        <w:t>{</w:t>
+        <w:br/>
+        <w:t xml:space="preserve">  "request_id": "MFU-20260807-A1B2C3",</w:t>
+        <w:br/>
+        <w:t xml:space="preserve">  "visit_id": "VISIT_ID_FROM_IMED",</w:t>
+        <w:br/>
+        <w:t xml:space="preserve">  "sbar": {</w:t>
+        <w:br/>
+        <w:t xml:space="preserve">    "situation": "แน่นหน้าอกมา 2 ชั่วโมง ร้าวไปแขนซ้าย (อายุ 58 ปี)",</w:t>
+        <w:br/>
+        <w:t xml:space="preserve">    "background": "โรคประจำตัว: ความดันโลหิตสูง | แพ้ยา/แพ้สาร: ไม่มี",</w:t>
+        <w:br/>
+        <w:t xml:space="preserve">    "assessment": "วัดที่บูธ: ความดัน 158/94 ชีพจร 96 อุณหภูมิ 36.8 น้ำหนัก 72.5 กก. ส่วนสูง 165 ซม. | ระดับคัดกรอง 3 (Urgent) | ระดับความเจ็บปวด 6/10",</w:t>
+        <w:br/>
+        <w:t xml:space="preserve">    "assessment_problem": "เจ็บหน้าอกร่วมกับปัจจัยเสี่ยงโรคหัวใจ (คู่มือคัดกรอง MFU ข้อ 4.2)",</w:t>
+        <w:br/>
+        <w:t xml:space="preserve">    "recommend": "ส่งต่อ แผนก OPD MED (อายุรกรรม) | ควรได้รับการตรวจภายใน 30 นาที",</w:t>
+        <w:br/>
+        <w:t xml:space="preserve">    "documentation": "รหัสสลิป MCH-A1B2-C3D4"</w:t>
+        <w:br/>
+        <w:t xml:space="preserve">  },</w:t>
+        <w:br/>
+        <w:t xml:space="preserve">  "base_department_id": "DEPT_MED",</w:t>
+        <w:br/>
+        <w:t xml:space="preserve">  "hn": "09900001",</w:t>
+        <w:br/>
+        <w:t xml:space="preserve">  "mfu_prescreen": {</w:t>
+        <w:br/>
+        <w:t xml:space="preserve">    "triage_level": 3,</w:t>
+        <w:br/>
+        <w:t xml:space="preserve">    "triage_scale": "MOPH-5",</w:t>
+        <w:br/>
+        <w:t xml:space="preserve">    "triage_label": "Urgent",</w:t>
+        <w:br/>
+        <w:t xml:space="preserve">    "vitals": {</w:t>
+        <w:br/>
+        <w:t xml:space="preserve">      "systolic": 158,</w:t>
+        <w:br/>
+        <w:t xml:space="preserve">      "diastolic": 94,</w:t>
+        <w:br/>
+        <w:t xml:space="preserve">      "pulse_bpm": 96,</w:t>
+        <w:br/>
+        <w:t xml:space="preserve">      "temperature_c": 36.8,</w:t>
+        <w:br/>
+        <w:t xml:space="preserve">      "weight_kg": 72.5,</w:t>
+        <w:br/>
+        <w:t xml:space="preserve">      "height_cm": 165,</w:t>
+        <w:br/>
+        <w:t xml:space="preserve">      "measured_at": "2026-08-07T09:12:00+07:00",</w:t>
+        <w:br/>
+        <w:t xml:space="preserve">      "sources": {</w:t>
+        <w:br/>
+        <w:t xml:space="preserve">        "systolic": "device",</w:t>
+        <w:br/>
+        <w:t xml:space="preserve">        "diastolic": "device",</w:t>
+        <w:br/>
+        <w:t xml:space="preserve">        "pulse_bpm": "device",</w:t>
+        <w:br/>
+        <w:t xml:space="preserve">        "temperature_c": "patient_input",</w:t>
+        <w:br/>
+        <w:t xml:space="preserve">        "weight_kg": "patient_input",</w:t>
+        <w:br/>
+        <w:t xml:space="preserve">        "height_cm": "patient_input"</w:t>
+        <w:br/>
+        <w:t xml:space="preserve">      }</w:t>
+        <w:br/>
+        <w:t xml:space="preserve">    },</w:t>
+        <w:br/>
+        <w:t xml:space="preserve">    "confirmed_by": "OPD Nurse (สมหญิง)",</w:t>
+        <w:br/>
+        <w:t xml:space="preserve">    "source_ref": {</w:t>
+        <w:br/>
+        <w:t xml:space="preserve">      "slip_code": "MCH-A1B2-C3D4",</w:t>
+        <w:br/>
+        <w:t xml:space="preserve">      "session_ref": "1f0b8c2e-4a77-4d1e-9d3a-2b6e5c7f81aa"</w:t>
+        <w:br/>
+        <w:t xml:space="preserve">    },</w:t>
+        <w:br/>
+        <w:t xml:space="preserve">    "rerouted": false</w:t>
+        <w:br/>
+        <w:t xml:space="preserve">  }</w:t>
+        <w:br/>
+        <w:t>}</w:t>
+      </w:r>
+    </w:p>
+    <w:p>
+      <w:pPr>
+        <w:spacing w:after="0"/>
+        <w:rPr>
+          <w:rFonts w:ascii="TH SarabunPSK" w:hAnsi="TH SarabunPSK" w:cs="TH SarabunPSK"/>
+          <w:sz w:val="32"/>
+          <w:szCs w:val="32"/>
+        </w:rPr>
+      </w:pPr>
+      <w:r>
+        <w:rPr>
+          <w:rFonts w:ascii="TH SarabunPSK" w:hAnsi="TH SarabunPSK" w:cs="TH SarabunPSK" w:hint="cs"/>
+          <w:sz w:val="32"/>
+          <w:szCs w:val="32"/>
+          <w:cs/>
+        </w:rPr>
+        <w:t>4.3. ตารางเทียบชื่อฟิลด์ (Prescreen ของโรงพยาบาล ↔ payload ของระบบเรา)</w:t>
+      </w:r>
+      <w:r>
+        <w:rPr>
+          <w:rFonts w:ascii="TH SarabunPSK" w:hAnsi="TH SarabunPSK" w:cs="TH SarabunPSK"/>
+          <w:sz w:val="32"/>
+          <w:szCs w:val="32"/>
+          <w:cs/>
+        </w:rPr>
+      </w:r>
+      <w:r>
+        <w:rPr>
+          <w:rFonts w:ascii="TH SarabunPSK" w:hAnsi="TH SarabunPSK" w:cs="TH SarabunPSK" w:hint="cs"/>
+          <w:sz w:val="32"/>
+          <w:szCs w:val="32"/>
+          <w:cs/>
+        </w:rPr>
+      </w:r>
+      <w:r>
+        <w:rPr>
+          <w:rFonts w:ascii="TH SarabunPSK" w:hAnsi="TH SarabunPSK" w:cs="TH SarabunPSK"/>
+          <w:sz w:val="32"/>
+          <w:szCs w:val="32"/>
+          <w:cs/>
+        </w:rPr>
+      </w:r>
+      <w:r>
+        <w:rPr>
+          <w:rFonts w:ascii="TH SarabunPSK" w:hAnsi="TH SarabunPSK" w:cs="TH SarabunPSK"/>
+          <w:sz w:val="32"/>
+          <w:szCs w:val="32"/>
+        </w:rPr>
+      </w:r>
+    </w:p>
+    <w:tbl>
+      <w:tblPr>
+        <w:tblStyle w:val="GridTable4-Accent1"/>
+        <w:tblW w:type="auto" w:w="0"/>
+        <w:tblLook w:firstColumn="1" w:firstRow="1" w:lastColumn="0" w:lastRow="0" w:noHBand="0" w:noVBand="1" w:val="04A0"/>
+      </w:tblPr>
+      <w:tblGrid>
+        <w:gridCol w:w="3120"/>
+        <w:gridCol w:w="3120"/>
+        <w:gridCol w:w="3120"/>
+      </w:tblGrid>
+      <w:tr>
+        <w:tc>
+          <w:tcPr>
+            <w:tcW w:type="dxa" w:w="3120"/>
+          </w:tcPr>
+          <w:p>
+            <w:r>
+              <w:t>คอลัมน์ในไฟล์ Prescreen</w:t>
+            </w:r>
+          </w:p>
+        </w:tc>
+        <w:tc>
+          <w:tcPr>
+            <w:tcW w:type="dxa" w:w="3120"/>
+          </w:tcPr>
+          <w:p>
+            <w:r>
+              <w:t>ฟิลด์ใน payload ของระบบเรา</w:t>
+            </w:r>
+          </w:p>
+        </w:tc>
+        <w:tc>
+          <w:tcPr>
+            <w:tcW w:type="dxa" w:w="3120"/>
+          </w:tcPr>
+          <w:p>
+            <w:r>
+              <w:t>ขั้นตอน</w:t>
+            </w:r>
+          </w:p>
+        </w:tc>
+      </w:tr>
+      <w:tr>
+        <w:tc>
+          <w:tcPr>
+            <w:tcW w:type="dxa" w:w="3120"/>
+          </w:tcPr>
+          <w:p>
+            <w:r>
+              <w:t>weight</w:t>
+            </w:r>
+          </w:p>
+        </w:tc>
+        <w:tc>
+          <w:tcPr>
+            <w:tcW w:type="dxa" w:w="3120"/>
+          </w:tcPr>
+          <w:p>
+            <w:r>
+              <w:t>vitals.weight_kg</w:t>
+            </w:r>
+          </w:p>
+        </w:tc>
+        <w:tc>
+          <w:tcPr>
+            <w:tcW w:type="dxa" w:w="3120"/>
+          </w:tcPr>
+          <w:p>
+            <w:r>
+              <w:t>ขั้นที่ 1</w:t>
+            </w:r>
+          </w:p>
+        </w:tc>
+      </w:tr>
+      <w:tr>
+        <w:tc>
+          <w:tcPr>
+            <w:tcW w:type="dxa" w:w="3120"/>
+          </w:tcPr>
+          <w:p>
+            <w:r>
+              <w:t>height</w:t>
+            </w:r>
+          </w:p>
+        </w:tc>
+        <w:tc>
+          <w:tcPr>
+            <w:tcW w:type="dxa" w:w="3120"/>
+          </w:tcPr>
+          <w:p>
+            <w:r>
+              <w:t>vitals.height_cm</w:t>
+            </w:r>
+          </w:p>
+        </w:tc>
+        <w:tc>
+          <w:tcPr>
+            <w:tcW w:type="dxa" w:w="3120"/>
+          </w:tcPr>
+          <w:p>
+            <w:r>
+              <w:t>ขั้นที่ 1</w:t>
+            </w:r>
+          </w:p>
+        </w:tc>
+      </w:tr>
+      <w:tr>
+        <w:tc>
+          <w:tcPr>
+            <w:tcW w:type="dxa" w:w="3120"/>
+          </w:tcPr>
+          <w:p>
+            <w:r>
+              <w:t>pressure</w:t>
+            </w:r>
+          </w:p>
+        </w:tc>
+        <w:tc>
+          <w:tcPr>
+            <w:tcW w:type="dxa" w:w="3120"/>
+          </w:tcPr>
+          <w:p>
+            <w:r>
+              <w:t>vitals.systolic + vitals.diastolic (แยกเป็น 2 ค่า)</w:t>
+            </w:r>
+          </w:p>
+        </w:tc>
+        <w:tc>
+          <w:tcPr>
+            <w:tcW w:type="dxa" w:w="3120"/>
+          </w:tcPr>
+          <w:p>
+            <w:r>
+              <w:t>ขั้นที่ 1</w:t>
+            </w:r>
+          </w:p>
+        </w:tc>
+      </w:tr>
+      <w:tr>
+        <w:tc>
+          <w:tcPr>
+            <w:tcW w:type="dxa" w:w="3120"/>
+          </w:tcPr>
+          <w:p>
+            <w:r>
+              <w:t>temperature</w:t>
+            </w:r>
+          </w:p>
+        </w:tc>
+        <w:tc>
+          <w:tcPr>
+            <w:tcW w:type="dxa" w:w="3120"/>
+          </w:tcPr>
+          <w:p>
+            <w:r>
+              <w:t>vitals.temperature_c</w:t>
+            </w:r>
+          </w:p>
+        </w:tc>
+        <w:tc>
+          <w:tcPr>
+            <w:tcW w:type="dxa" w:w="3120"/>
+          </w:tcPr>
+          <w:p>
+            <w:r>
+              <w:t>ขั้นที่ 1</w:t>
+            </w:r>
+          </w:p>
+        </w:tc>
+      </w:tr>
+      <w:tr>
+        <w:tc>
+          <w:tcPr>
+            <w:tcW w:type="dxa" w:w="3120"/>
+          </w:tcPr>
+          <w:p>
+            <w:r>
+              <w:t>pulse</w:t>
+            </w:r>
+          </w:p>
+        </w:tc>
+        <w:tc>
+          <w:tcPr>
+            <w:tcW w:type="dxa" w:w="3120"/>
+          </w:tcPr>
+          <w:p>
+            <w:r>
+              <w:t>vitals.pulse_bpm</w:t>
+            </w:r>
+          </w:p>
+        </w:tc>
+        <w:tc>
+          <w:tcPr>
+            <w:tcW w:type="dxa" w:w="3120"/>
+          </w:tcPr>
+          <w:p>
+            <w:r>
+              <w:t>ขั้นที่ 1</w:t>
+            </w:r>
+          </w:p>
+        </w:tc>
+      </w:tr>
+      <w:tr>
+        <w:tc>
+          <w:tcPr>
+            <w:tcW w:type="dxa" w:w="3120"/>
+          </w:tcPr>
+          <w:p>
+            <w:r>
+              <w:t>first_location_id / _name / _department</w:t>
+            </w:r>
+          </w:p>
+        </w:tc>
+        <w:tc>
+          <w:tcPr>
+            <w:tcW w:type="dxa" w:w="3120"/>
+          </w:tcPr>
+          <w:p>
+            <w:r>
+              <w:t>first_location.id / .name / .department</w:t>
+            </w:r>
+          </w:p>
+        </w:tc>
+        <w:tc>
+          <w:tcPr>
+            <w:tcW w:type="dxa" w:w="3120"/>
+          </w:tcPr>
+          <w:p>
+            <w:r>
+              <w:t>ขั้นที่ 1</w:t>
+            </w:r>
+          </w:p>
+        </w:tc>
+      </w:tr>
+      <w:tr>
+        <w:tc>
+          <w:tcPr>
+            <w:tcW w:type="dxa" w:w="3120"/>
+          </w:tcPr>
+          <w:p>
+            <w:r>
+              <w:t>nurse_chief_complaint</w:t>
+            </w:r>
+          </w:p>
+        </w:tc>
+        <w:tc>
+          <w:tcPr>
+            <w:tcW w:type="dxa" w:w="3120"/>
+          </w:tcPr>
+          <w:p>
+            <w:r>
+              <w:t>sbar.situation</w:t>
+            </w:r>
+          </w:p>
+        </w:tc>
+        <w:tc>
+          <w:tcPr>
+            <w:tcW w:type="dxa" w:w="3120"/>
+          </w:tcPr>
+          <w:p>
+            <w:r>
+              <w:t>ขั้นที่ 2</w:t>
+            </w:r>
+          </w:p>
+        </w:tc>
+      </w:tr>
+      <w:tr>
+        <w:tc>
+          <w:tcPr>
+            <w:tcW w:type="dxa" w:w="3120"/>
+          </w:tcPr>
+          <w:p>
+            <w:r>
+              <w:t>nurse_patient_illness</w:t>
+            </w:r>
+          </w:p>
+        </w:tc>
+        <w:tc>
+          <w:tcPr>
+            <w:tcW w:type="dxa" w:w="3120"/>
+          </w:tcPr>
+          <w:p>
+            <w:r>
+              <w:t>sbar.assessment_problem</w:t>
+            </w:r>
+          </w:p>
+        </w:tc>
+        <w:tc>
+          <w:tcPr>
+            <w:tcW w:type="dxa" w:w="3120"/>
+          </w:tcPr>
+          <w:p>
+            <w:r>
+              <w:t>ขั้นที่ 2</w:t>
+            </w:r>
+          </w:p>
+        </w:tc>
+      </w:tr>
+      <w:tr>
+        <w:tc>
+          <w:tcPr>
+            <w:tcW w:type="dxa" w:w="3120"/>
+          </w:tcPr>
+          <w:p>
+            <w:r>
+              <w:t>second_location_department</w:t>
+            </w:r>
+          </w:p>
+        </w:tc>
+        <w:tc>
+          <w:tcPr>
+            <w:tcW w:type="dxa" w:w="3120"/>
+          </w:tcPr>
+          <w:p>
+            <w:r>
+              <w:t>base_department_id</w:t>
+            </w:r>
+          </w:p>
+        </w:tc>
+        <w:tc>
+          <w:tcPr>
+            <w:tcW w:type="dxa" w:w="3120"/>
+          </w:tcPr>
+          <w:p>
+            <w:r>
+              <w:t>ขั้นที่ 2</w:t>
+            </w:r>
+          </w:p>
+        </w:tc>
+      </w:tr>
+      <w:tr>
+        <w:tc>
+          <w:tcPr>
+            <w:tcW w:type="dxa" w:w="3120"/>
+          </w:tcPr>
+          <w:p>
+            <w:r>
+              <w:t>(ยังไม่มีคอลัมน์รองรับ)</w:t>
+            </w:r>
+          </w:p>
+        </w:tc>
+        <w:tc>
+          <w:tcPr>
+            <w:tcW w:type="dxa" w:w="3120"/>
+          </w:tcPr>
+          <w:p>
+            <w:r>
+              <w:t>request_id, mfu_prescreen.* — คำขอเปลี่ยนแปลงข้อ 1, 2, 4</w:t>
+            </w:r>
+          </w:p>
+        </w:tc>
+        <w:tc>
+          <w:tcPr>
+            <w:tcW w:type="dxa" w:w="3120"/>
+          </w:tcPr>
+          <w:p>
+            <w:r>
+              <w:t>ขั้นที่ 2</w:t>
+            </w:r>
+          </w:p>
+        </w:tc>
+      </w:tr>
+    </w:tbl>
     <w:sectPr>
       <w:pgSz w:w="12240" w:h="15840"/>
       <w:pgMar w:top="1440" w:right="1440" w:bottom="1440" w:left="1440" w:header="708" w:footer="708" w:gutter="0"/>

--- a/docs/data-requirements-hospital.docx
+++ b/docs/data-requirements-hospital.docx
@@ -6580,7 +6580,7 @@
           <w:b w:val="0"/>
           <w:i/>
         </w:rPr>
-        <w:t>หมายเหตุ: จุดบริการที่ 1 คือ 'จุดที่คัดกรอง' (บูธ AI) ระบบบันทึกทันทีหลังคัดกรองเสร็จ ส่วนจุดบริการที่ 2 คือ 'ปลายทางที่ส่งต่อ' บันทึกเมื่อพยาบาลยืนยันแล้วเท่านั้น — ระบบเราส่งเฉพาะรหัสแผนก (department) ส่วนรหัส/ชื่อจุดบริการปลายทาง ให้ระบบโรงพยาบาลเป็นผู้กำหนด เพราะระบบเราคัดกรองไปที่ 'แผนก' ไม่ใช่ 'ห้องตรวจ'</w:t>
+        <w:t>หมายเหตุ: จุดบริการที่ 1 คือ 'จุดที่คัดกรอง' (บูธ AI) ระบบบันทึกทันทีหลังคัดกรองเสร็จ ส่วนจุดบริการที่ 2 คือ 'ปลายทางที่ส่งต่อ' บันทึกเมื่อพยาบาลยืนยันแล้วเท่านั้น — ระบบเราส่งเฉพาะรหัสแผนก (department) ส่วนรหัส/ชื่อจุดบริการปลายทาง ให้ระบบโรงพยาบาลเป็นผู้กำหนด เพราะระบบเราคัดกรองไปที่ 'แผนก' ไม่ใช่ 'ห้องตรวจ' ทั้งนี้ระบบเราไม่ได้ส่ง second_location เป็น object — เราส่งเฉพาะรหัสแผนก (base_department_id) แล้วโรงพยาบาลเป็นผู้กำหนดจุดบริการและบันทึกลง second_location_id / _name / _department เอง เพราะระบบเราส่งต่อในระดับแผนกเท่านั้น</w:t>
       </w:r>
     </w:p>
     <w:p>
@@ -9086,6 +9086,495 @@
         </w:tc>
       </w:tr>
     </w:tbl>
+    <w:p>
+      <w:pPr>
+        <w:spacing w:after="0"/>
+        <w:rPr>
+          <w:rFonts w:ascii="TH SarabunPSK" w:hAnsi="TH SarabunPSK" w:cs="TH SarabunPSK"/>
+          <w:sz w:val="32"/>
+          <w:szCs w:val="32"/>
+        </w:rPr>
+      </w:pPr>
+      <w:r>
+        <w:rPr>
+          <w:rFonts w:ascii="TH SarabunPSK" w:hAnsi="TH SarabunPSK" w:cs="TH SarabunPSK" w:hint="cs"/>
+          <w:sz w:val="32"/>
+          <w:szCs w:val="32"/>
+          <w:cs/>
+        </w:rPr>
+        <w:t>4.4. รายละเอียดช่อง SBAR (ส่งในขั้นที่ 2)</w:t>
+      </w:r>
+      <w:r>
+        <w:rPr>
+          <w:rFonts w:ascii="TH SarabunPSK" w:hAnsi="TH SarabunPSK" w:cs="TH SarabunPSK"/>
+          <w:sz w:val="32"/>
+          <w:szCs w:val="32"/>
+          <w:cs/>
+        </w:rPr>
+      </w:r>
+      <w:r>
+        <w:rPr>
+          <w:rFonts w:ascii="TH SarabunPSK" w:hAnsi="TH SarabunPSK" w:cs="TH SarabunPSK" w:hint="cs"/>
+          <w:sz w:val="32"/>
+          <w:szCs w:val="32"/>
+          <w:cs/>
+        </w:rPr>
+      </w:r>
+      <w:r>
+        <w:rPr>
+          <w:rFonts w:ascii="TH SarabunPSK" w:hAnsi="TH SarabunPSK" w:cs="TH SarabunPSK"/>
+          <w:sz w:val="32"/>
+          <w:szCs w:val="32"/>
+          <w:cs/>
+        </w:rPr>
+      </w:r>
+      <w:r>
+        <w:rPr>
+          <w:rFonts w:ascii="TH SarabunPSK" w:hAnsi="TH SarabunPSK" w:cs="TH SarabunPSK"/>
+          <w:sz w:val="32"/>
+          <w:szCs w:val="32"/>
+        </w:rPr>
+      </w:r>
+    </w:p>
+    <w:tbl>
+      <w:tblPr>
+        <w:tblStyle w:val="GridTable4-Accent1"/>
+        <w:tblW w:type="auto" w:w="0"/>
+        <w:tblLook w:firstColumn="1" w:firstRow="1" w:lastColumn="0" w:lastRow="0" w:noHBand="0" w:noVBand="1" w:val="04A0"/>
+      </w:tblPr>
+      <w:tblGrid>
+        <w:gridCol w:w="1872"/>
+        <w:gridCol w:w="1872"/>
+        <w:gridCol w:w="1872"/>
+        <w:gridCol w:w="1872"/>
+        <w:gridCol w:w="1872"/>
+      </w:tblGrid>
+      <w:tr>
+        <w:tc>
+          <w:tcPr>
+            <w:tcW w:type="dxa" w:w="1872"/>
+          </w:tcPr>
+          <w:p>
+            <w:r>
+              <w:t>พารามิเตอร์ (Parameters)</w:t>
+            </w:r>
+          </w:p>
+        </w:tc>
+        <w:tc>
+          <w:tcPr>
+            <w:tcW w:type="dxa" w:w="1872"/>
+          </w:tcPr>
+          <w:p>
+            <w:r>
+              <w:t>ประเภทของข้อมูล (type)</w:t>
+            </w:r>
+          </w:p>
+        </w:tc>
+        <w:tc>
+          <w:tcPr>
+            <w:tcW w:type="dxa" w:w="1872"/>
+          </w:tcPr>
+          <w:p>
+            <w:r>
+              <w:t>คำอธิบาย (Description)</w:t>
+            </w:r>
+          </w:p>
+        </w:tc>
+        <w:tc>
+          <w:tcPr>
+            <w:tcW w:type="dxa" w:w="1872"/>
+          </w:tcPr>
+          <w:p>
+            <w:r>
+              <w:t>ตัวอย่างข้อมูล (Sample Data)</w:t>
+            </w:r>
+          </w:p>
+        </w:tc>
+        <w:tc>
+          <w:tcPr>
+            <w:tcW w:type="dxa" w:w="1872"/>
+          </w:tcPr>
+          <w:p>
+            <w:r>
+              <w:t>จำเป็น (Required)</w:t>
+            </w:r>
+          </w:p>
+        </w:tc>
+      </w:tr>
+      <w:tr>
+        <w:tc>
+          <w:tcPr>
+            <w:tcW w:type="dxa" w:w="1872"/>
+          </w:tcPr>
+          <w:p>
+            <w:r>
+              <w:t>situation</w:t>
+            </w:r>
+          </w:p>
+        </w:tc>
+        <w:tc>
+          <w:tcPr>
+            <w:tcW w:type="dxa" w:w="1872"/>
+          </w:tcPr>
+          <w:p>
+            <w:r>
+              <w:t>String</w:t>
+            </w:r>
+          </w:p>
+        </w:tc>
+        <w:tc>
+          <w:tcPr>
+            <w:tcW w:type="dxa" w:w="1872"/>
+          </w:tcPr>
+          <w:p>
+            <w:r>
+              <w:t>อาการหลักที่ทำให้มาโรงพยาบาล พร้อมอายุผู้ป่วย — ใช้ค่าที่พยาบาลยืนยันแล้ว ตรงกับคอลัมน์ nurse_chief_complaint</w:t>
+            </w:r>
+          </w:p>
+        </w:tc>
+        <w:tc>
+          <w:tcPr>
+            <w:tcW w:type="dxa" w:w="1872"/>
+          </w:tcPr>
+          <w:p>
+            <w:r>
+              <w:t>แน่นหน้าอกมา 2 ชั่วโมง ร้าวไปแขนซ้าย (อายุ 58 ปี)</w:t>
+            </w:r>
+          </w:p>
+        </w:tc>
+        <w:tc>
+          <w:tcPr>
+            <w:tcW w:type="dxa" w:w="1872"/>
+          </w:tcPr>
+          <w:p>
+            <w:r>
+              <w:t>Y</w:t>
+            </w:r>
+          </w:p>
+        </w:tc>
+      </w:tr>
+      <w:tr>
+        <w:tc>
+          <w:tcPr>
+            <w:tcW w:type="dxa" w:w="1872"/>
+          </w:tcPr>
+          <w:p>
+            <w:r>
+              <w:t>background</w:t>
+            </w:r>
+          </w:p>
+        </w:tc>
+        <w:tc>
+          <w:tcPr>
+            <w:tcW w:type="dxa" w:w="1872"/>
+          </w:tcPr>
+          <w:p>
+            <w:r>
+              <w:t>String</w:t>
+            </w:r>
+          </w:p>
+        </w:tc>
+        <w:tc>
+          <w:tcPr>
+            <w:tcW w:type="dxa" w:w="1872"/>
+          </w:tcPr>
+          <w:p>
+            <w:r>
+              <w:t>ประวัติเดิมของผู้ป่วย: โรคประจำตัว แพ้ยา/แพ้สาร เคยผ่าตัด ประวัติครอบครัว สูบบุหรี่/ดื่มสุรา</w:t>
+            </w:r>
+          </w:p>
+        </w:tc>
+        <w:tc>
+          <w:tcPr>
+            <w:tcW w:type="dxa" w:w="1872"/>
+          </w:tcPr>
+          <w:p>
+            <w:r>
+              <w:t>โรคประจำตัว: ความดันโลหิตสูง | แพ้ยา/แพ้สาร: ไม่มี</w:t>
+            </w:r>
+          </w:p>
+        </w:tc>
+        <w:tc>
+          <w:tcPr>
+            <w:tcW w:type="dxa" w:w="1872"/>
+          </w:tcPr>
+          <w:p>
+            <w:r>
+              <w:t>N</w:t>
+            </w:r>
+          </w:p>
+        </w:tc>
+      </w:tr>
+      <w:tr>
+        <w:tc>
+          <w:tcPr>
+            <w:tcW w:type="dxa" w:w="1872"/>
+          </w:tcPr>
+          <w:p>
+            <w:r>
+              <w:t>assessment</w:t>
+            </w:r>
+          </w:p>
+        </w:tc>
+        <w:tc>
+          <w:tcPr>
+            <w:tcW w:type="dxa" w:w="1872"/>
+          </w:tcPr>
+          <w:p>
+            <w:r>
+              <w:t>String</w:t>
+            </w:r>
+          </w:p>
+        </w:tc>
+        <w:tc>
+          <w:tcPr>
+            <w:tcW w:type="dxa" w:w="1872"/>
+          </w:tcPr>
+          <w:p>
+            <w:r>
+              <w:t>ค่าที่วัดได้ ระดับคัดกรอง และระดับความเจ็บปวด — อยู่ในรูปข้อความ ไม่ใช่ตัวเลขแยกฟิลด์ (ดูหมายเหตุใต้ตาราง)</w:t>
+            </w:r>
+          </w:p>
+        </w:tc>
+        <w:tc>
+          <w:tcPr>
+            <w:tcW w:type="dxa" w:w="1872"/>
+          </w:tcPr>
+          <w:p>
+            <w:r>
+              <w:t>วัดที่บูธ: ความดัน 158/94 ชีพจร 96 | ระดับคัดกรอง 3 (Urgent)</w:t>
+            </w:r>
+          </w:p>
+        </w:tc>
+        <w:tc>
+          <w:tcPr>
+            <w:tcW w:type="dxa" w:w="1872"/>
+          </w:tcPr>
+          <w:p>
+            <w:r>
+              <w:t>N</w:t>
+            </w:r>
+          </w:p>
+        </w:tc>
+      </w:tr>
+      <w:tr>
+        <w:tc>
+          <w:tcPr>
+            <w:tcW w:type="dxa" w:w="1872"/>
+          </w:tcPr>
+          <w:p>
+            <w:r>
+              <w:t>assessment_problem</w:t>
+            </w:r>
+          </w:p>
+        </w:tc>
+        <w:tc>
+          <w:tcPr>
+            <w:tcW w:type="dxa" w:w="1872"/>
+          </w:tcPr>
+          <w:p>
+            <w:r>
+              <w:t>String</w:t>
+            </w:r>
+          </w:p>
+        </w:tc>
+        <w:tc>
+          <w:tcPr>
+            <w:tcW w:type="dxa" w:w="1872"/>
+          </w:tcPr>
+          <w:p>
+            <w:r>
+              <w:t>ข้อสรุปปัญหาของผู้ป่วย พร้อมข้ออ้างอิงในคู่มือคัดกรองที่ใช้ตัดสิน ตรงกับคอลัมน์ nurse_patient_illness</w:t>
+            </w:r>
+          </w:p>
+        </w:tc>
+        <w:tc>
+          <w:tcPr>
+            <w:tcW w:type="dxa" w:w="1872"/>
+          </w:tcPr>
+          <w:p>
+            <w:r>
+              <w:t>เจ็บหน้าอกร่วมกับปัจจัยเสี่ยงโรคหัวใจ (คู่มือคัดกรอง MFU ข้อ 4.2)</w:t>
+            </w:r>
+          </w:p>
+        </w:tc>
+        <w:tc>
+          <w:tcPr>
+            <w:tcW w:type="dxa" w:w="1872"/>
+          </w:tcPr>
+          <w:p>
+            <w:r>
+              <w:t>N</w:t>
+            </w:r>
+          </w:p>
+        </w:tc>
+      </w:tr>
+      <w:tr>
+        <w:tc>
+          <w:tcPr>
+            <w:tcW w:type="dxa" w:w="1872"/>
+          </w:tcPr>
+          <w:p>
+            <w:r>
+              <w:t>assessment_equipment</w:t>
+            </w:r>
+          </w:p>
+        </w:tc>
+        <w:tc>
+          <w:tcPr>
+            <w:tcW w:type="dxa" w:w="1872"/>
+          </w:tcPr>
+          <w:p>
+            <w:r>
+              <w:t>String</w:t>
+            </w:r>
+          </w:p>
+        </w:tc>
+        <w:tc>
+          <w:tcPr>
+            <w:tcW w:type="dxa" w:w="1872"/>
+          </w:tcPr>
+          <w:p>
+            <w:r>
+              <w:t>อุปกรณ์ที่ผู้ป่วยต้องใช้ — ระบบเราไม่ได้ประเมินเรื่องนี้ จึงไม่ส่งค่า เว้นไว้ให้พยาบาลกรอกเอง</w:t>
+            </w:r>
+          </w:p>
+        </w:tc>
+        <w:tc>
+          <w:tcPr>
+            <w:tcW w:type="dxa" w:w="1872"/>
+          </w:tcPr>
+          <w:p>
+            <w:r>
+              <w:t>(ไม่ส่ง)</w:t>
+            </w:r>
+          </w:p>
+        </w:tc>
+        <w:tc>
+          <w:tcPr>
+            <w:tcW w:type="dxa" w:w="1872"/>
+          </w:tcPr>
+          <w:p>
+            <w:r>
+              <w:t>N</w:t>
+            </w:r>
+          </w:p>
+        </w:tc>
+      </w:tr>
+      <w:tr>
+        <w:tc>
+          <w:tcPr>
+            <w:tcW w:type="dxa" w:w="1872"/>
+          </w:tcPr>
+          <w:p>
+            <w:r>
+              <w:t>recommend</w:t>
+            </w:r>
+          </w:p>
+        </w:tc>
+        <w:tc>
+          <w:tcPr>
+            <w:tcW w:type="dxa" w:w="1872"/>
+          </w:tcPr>
+          <w:p>
+            <w:r>
+              <w:t>String</w:t>
+            </w:r>
+          </w:p>
+        </w:tc>
+        <w:tc>
+          <w:tcPr>
+            <w:tcW w:type="dxa" w:w="1872"/>
+          </w:tcPr>
+          <w:p>
+            <w:r>
+              <w:t>แผนกปลายทางและกรอบเวลาที่ควรได้รับการตรวจ หากพยาบาลเปลี่ยนแผนกจากที่ระบบแนะนำ จะระบุไว้ในช่องนี้ด้วย</w:t>
+            </w:r>
+          </w:p>
+        </w:tc>
+        <w:tc>
+          <w:tcPr>
+            <w:tcW w:type="dxa" w:w="1872"/>
+          </w:tcPr>
+          <w:p>
+            <w:r>
+              <w:t>ส่งต่อ แผนก OPD MED (อายุรกรรม) | ควรได้รับการตรวจภายใน 30 นาที</w:t>
+            </w:r>
+          </w:p>
+        </w:tc>
+        <w:tc>
+          <w:tcPr>
+            <w:tcW w:type="dxa" w:w="1872"/>
+          </w:tcPr>
+          <w:p>
+            <w:r>
+              <w:t>N</w:t>
+            </w:r>
+          </w:p>
+        </w:tc>
+      </w:tr>
+      <w:tr>
+        <w:tc>
+          <w:tcPr>
+            <w:tcW w:type="dxa" w:w="1872"/>
+          </w:tcPr>
+          <w:p>
+            <w:r>
+              <w:t>documentation</w:t>
+            </w:r>
+          </w:p>
+        </w:tc>
+        <w:tc>
+          <w:tcPr>
+            <w:tcW w:type="dxa" w:w="1872"/>
+          </w:tcPr>
+          <w:p>
+            <w:r>
+              <w:t>String</w:t>
+            </w:r>
+          </w:p>
+        </w:tc>
+        <w:tc>
+          <w:tcPr>
+            <w:tcW w:type="dxa" w:w="1872"/>
+          </w:tcPr>
+          <w:p>
+            <w:r>
+              <w:t>รหัสสลิปสำหรับย้อนกลับไปดูบทสนทนาฉบับเต็ม และคำถามที่ผู้ป่วยฝากไว้</w:t>
+            </w:r>
+          </w:p>
+        </w:tc>
+        <w:tc>
+          <w:tcPr>
+            <w:tcW w:type="dxa" w:w="1872"/>
+          </w:tcPr>
+          <w:p>
+            <w:r>
+              <w:t>รหัสสลิป MCH-A1B2-C3D4</w:t>
+            </w:r>
+          </w:p>
+        </w:tc>
+        <w:tc>
+          <w:tcPr>
+            <w:tcW w:type="dxa" w:w="1872"/>
+          </w:tcPr>
+          <w:p>
+            <w:r>
+              <w:t>N</w:t>
+            </w:r>
+          </w:p>
+        </w:tc>
+      </w:tr>
+    </w:tbl>
+    <w:p>
+      <w:r>
+        <w:rPr>
+          <w:b w:val="0"/>
+          <w:i/>
+        </w:rPr>
+        <w:t>หมายเหตุ: SBAR ไม่ใช่ข้อมูลสัญญาณชีพ แต่เป็นข้อความส่งต่อทางคลินิก 7 ช่อง ตาม API ของโรงพยาบาล ค่าสัญญาณชีพจึงปรากฏ 2 ที่ในขั้นที่ 2 โดยตั้งใจ คือ (1) ในรูปประโยคภายใน sbar.assessment สำหรับให้เจ้าหน้าที่อ่าน และ (2) เป็นตัวเลขแยกฟิลด์ใน mfu_prescreen.vitals สำหรับให้ระบบนำไปใช้ต่อ เพราะ API ปัจจุบันยังไม่มีช่องสำหรับค่าสัญญาณชีพแบบแยกฟิลด์ และไม่มีช่องสำหรับระดับคัดกรอง (คำขอเปลี่ยนแปลงข้อ 1 และ 2) หากเพิ่มช่องทั้งสองได้ ค่าซ้ำในข้อความจะถูกตัดออก</w:t>
+      </w:r>
+    </w:p>
     <w:sectPr>
       <w:pgSz w:w="12240" w:h="15840"/>
       <w:pgMar w:top="1440" w:right="1440" w:bottom="1440" w:left="1440" w:header="708" w:footer="708" w:gutter="0"/>

--- a/docs/data-requirements-hospital.docx
+++ b/docs/data-requirements-hospital.docx
@@ -8599,7 +8599,7 @@
         <w:br/>
         <w:t xml:space="preserve">    "background": "โรคประจำตัว: ความดันโลหิตสูง | แพ้ยา/แพ้สาร: ไม่มี",</w:t>
         <w:br/>
-        <w:t xml:space="preserve">    "assessment": "วัดที่บูธ: ความดัน 158/94 ชีพจร 96 อุณหภูมิ 36.8 น้ำหนัก 72.5 กก. ส่วนสูง 165 ซม. | ระดับคัดกรอง 3 (Urgent) | ระดับความเจ็บปวด 6/10",</w:t>
+        <w:t xml:space="preserve">    "assessment": "ระดับคัดกรอง 3 (Urgent) | ระดับความเจ็บปวด 6/10",</w:t>
         <w:br/>
         <w:t xml:space="preserve">    "assessment_problem": "เจ็บหน้าอกร่วมกับปัจจัยเสี่ยงโรคหัวใจ (คู่มือคัดกรอง MFU ข้อ 4.2)",</w:t>
         <w:br/>
@@ -9332,7 +9332,7 @@
           </w:tcPr>
           <w:p>
             <w:r>
-              <w:t>ค่าที่วัดได้ ระดับคัดกรอง และระดับความเจ็บปวด — อยู่ในรูปข้อความ ไม่ใช่ตัวเลขแยกฟิลด์ (ดูหมายเหตุใต้ตาราง)</w:t>
+              <w:t>ระดับคัดกรองและระดับความเจ็บปวด — ไม่ใส่ค่าสัญญาณชีพซ้ำในช่องนี้ ค่าสัญญาณชีพส่งเป็นตัวเลขแยกฟิลด์ที่เดียว (ดูหมายเหตุใต้ตาราง)</w:t>
             </w:r>
           </w:p>
         </w:tc>
@@ -9342,7 +9342,7 @@
           </w:tcPr>
           <w:p>
             <w:r>
-              <w:t>วัดที่บูธ: ความดัน 158/94 ชีพจร 96 | ระดับคัดกรอง 3 (Urgent)</w:t>
+              <w:t>ระดับคัดกรอง 3 (Urgent) | ระดับความเจ็บปวด 6/10</w:t>
             </w:r>
           </w:p>
         </w:tc>
@@ -9572,7 +9572,7 @@
           <w:b w:val="0"/>
           <w:i/>
         </w:rPr>
-        <w:t>หมายเหตุ: SBAR ไม่ใช่ข้อมูลสัญญาณชีพ แต่เป็นข้อความส่งต่อทางคลินิก 7 ช่อง ตาม API ของโรงพยาบาล ค่าสัญญาณชีพจึงปรากฏ 2 ที่ในขั้นที่ 2 โดยตั้งใจ คือ (1) ในรูปประโยคภายใน sbar.assessment สำหรับให้เจ้าหน้าที่อ่าน และ (2) เป็นตัวเลขแยกฟิลด์ใน mfu_prescreen.vitals สำหรับให้ระบบนำไปใช้ต่อ เพราะ API ปัจจุบันยังไม่มีช่องสำหรับค่าสัญญาณชีพแบบแยกฟิลด์ และไม่มีช่องสำหรับระดับคัดกรอง (คำขอเปลี่ยนแปลงข้อ 1 และ 2) หากเพิ่มช่องทั้งสองได้ ค่าซ้ำในข้อความจะถูกตัดออก</w:t>
+        <w:t>หมายเหตุ: SBAR ไม่ใช่ข้อมูลสัญญาณชีพ แต่เป็นข้อความส่งต่อทางคลินิก 7 ช่อง ตาม API ของโรงพยาบาล ค่าสัญญาณชีพที่ระบบเรามีมีเพียง 6 ค่า คือ systolic, diastolic, pulse_bpm, temperature_c, weight_kg, height_cm พร้อม measured_at และ sources (ที่มาของแต่ละค่า) ตามหัวข้อ 2.1 และ 2.4 — ส่งเป็นตัวเลขแยกฟิลด์ ครั้งเดียว ไม่เขียนซ้ำเป็นข้อความใน sbar.assessment เพราะค่าเดียวกันใน 2 รูปแบบ จะไม่ตรงกันทันทีที่มีการแก้ไขฝั่งใดฝั่งหนึ่ง และข้อความไม่สามารถเก็บที่มาของค่า ให้ค้นหาได้ หากรูปแบบนี้ไม่ตรงกับระบบของโรงพยาบาล แจ้งได้และเราจะปรับตาม</w:t>
       </w:r>
     </w:p>
     <w:sectPr>

--- a/docs/data-requirements-hospital.docx
+++ b/docs/data-requirements-hospital.docx
@@ -9572,7 +9572,7 @@
           <w:b w:val="0"/>
           <w:i/>
         </w:rPr>
-        <w:t>หมายเหตุ: SBAR ไม่ใช่ข้อมูลสัญญาณชีพ แต่เป็นข้อความส่งต่อทางคลินิก 7 ช่อง ตาม API ของโรงพยาบาล ค่าสัญญาณชีพที่ระบบเรามีมีเพียง 6 ค่า คือ systolic, diastolic, pulse_bpm, temperature_c, weight_kg, height_cm พร้อม measured_at และ sources (ที่มาของแต่ละค่า) ตามหัวข้อ 2.1 และ 2.4 — ส่งเป็นตัวเลขแยกฟิลด์ ครั้งเดียว ไม่เขียนซ้ำเป็นข้อความใน sbar.assessment เพราะค่าเดียวกันใน 2 รูปแบบ จะไม่ตรงกันทันทีที่มีการแก้ไขฝั่งใดฝั่งหนึ่ง และข้อความไม่สามารถเก็บที่มาของค่า ให้ค้นหาได้ หากรูปแบบนี้ไม่ตรงกับระบบของโรงพยาบาล แจ้งได้และเราจะปรับตาม</w:t>
+        <w:t>หมายเหตุ: SBAR ไม่ใช่ข้อมูลสัญญาณชีพ แต่เป็นข้อความส่งต่อทางคลินิก 7 ช่อง ตาม API ของโรงพยาบาล ค่าสัญญาณชีพที่ระบบเรามีมีเพียง 6 ค่า คือ systolic, diastolic, pulse_bpm, temperature_c, weight_kg, height_cm พร้อม measured_at และ sources (ที่มาของแต่ละค่า) ตามหัวข้อ 2.1 และ 2.4 — ส่งเป็นตัวเลขแยกฟิลด์ ครั้งเดียว ไม่เขียนซ้ำเป็นข้อความใน sbar.assessment เพราะค่าเดียวกันใน 2 รูปแบบ จะไม่ตรงกันทันทีที่มีการแก้ไขฝั่งใดฝั่งหนึ่ง และข้อความไม่สามารถเก็บที่มาของค่า ให้ค้นหาได้ ทั้งนี้ชุดค่าสัญญาณชีพของระบบเราไม่ตรงกับคอลัมน์ใน Prescreen แบบหนึ่งต่อหนึ่ง เช่น เราแยก pressure เป็น systolic/diastolic ไม่ได้คำนวณ bmi และมี sources ที่ยังไม่มีคอลัมน์รองรับ ซึ่งเป็นเรื่องปกติ โรงพยาบาลสามารถ map ค่าตามที่สะดวก (ดูตารางเทียบชื่อในข้อ 4.3)</w:t>
       </w:r>
     </w:p>
     <w:sectPr>

--- a/docs/data-requirements-hospital.docx
+++ b/docs/data-requirements-hospital.docx
@@ -3740,7 +3740,7 @@
                 <w:szCs w:val="32"/>
                 <w:cs/>
               </w:rPr>
-              <w:t>ดัชนีมวลกาย (</w:t>
+              <w:t>ดัชนีมวลกาย (bmi) — ระบบเราคำนวณจาก weight และ height ตอนส่ง ไม่ได้เก็บไว้ ค่าที่ส่งจึงตรงกับน้ำหนักและส่วนสูงใน payload เดียวกันเสมอ</w:t>
             </w:r>
             <w:proofErr w:type="spellStart"/>
             <w:r>
@@ -3749,7 +3749,6 @@
                 <w:sz w:val="32"/>
                 <w:szCs w:val="32"/>
               </w:rPr>
-              <w:t>bmi</w:t>
             </w:r>
             <w:proofErr w:type="spellEnd"/>
             <w:r>
@@ -3759,7 +3758,6 @@
                 <w:szCs w:val="32"/>
                 <w:cs/>
               </w:rPr>
-              <w:t>)</w:t>
             </w:r>
           </w:p>
         </w:tc>
@@ -8512,7 +8510,9 @@
         <w:br/>
         <w:t xml:space="preserve">      "height_cm": "patient_input"</w:t>
         <w:br/>
-        <w:t xml:space="preserve">    }</w:t>
+        <w:t xml:space="preserve">    },</w:t>
+        <w:br/>
+        <w:t xml:space="preserve">    "bmi": 26.63</w:t>
         <w:br/>
         <w:t xml:space="preserve">  }</w:t>
         <w:br/>
@@ -8651,7 +8651,9 @@
         <w:br/>
         <w:t xml:space="preserve">        "height_cm": "patient_input"</w:t>
         <w:br/>
-        <w:t xml:space="preserve">      }</w:t>
+        <w:t xml:space="preserve">      },</w:t>
+        <w:br/>
+        <w:t xml:space="preserve">      "bmi": 26.63</w:t>
         <w:br/>
         <w:t xml:space="preserve">    },</w:t>
         <w:br/>
@@ -9572,7 +9574,7 @@
           <w:b w:val="0"/>
           <w:i/>
         </w:rPr>
-        <w:t>หมายเหตุ: SBAR ไม่ใช่ข้อมูลสัญญาณชีพ แต่เป็นข้อความส่งต่อทางคลินิก 7 ช่อง ตาม API ของโรงพยาบาล ค่าสัญญาณชีพที่ระบบเรามีมีเพียง 6 ค่า คือ systolic, diastolic, pulse_bpm, temperature_c, weight_kg, height_cm พร้อม measured_at และ sources (ที่มาของแต่ละค่า) ตามหัวข้อ 2.1 และ 2.4 — ส่งเป็นตัวเลขแยกฟิลด์ ครั้งเดียว ไม่เขียนซ้ำเป็นข้อความใน sbar.assessment เพราะค่าเดียวกันใน 2 รูปแบบ จะไม่ตรงกันทันทีที่มีการแก้ไขฝั่งใดฝั่งหนึ่ง และข้อความไม่สามารถเก็บที่มาของค่า ให้ค้นหาได้ ทั้งนี้ชุดค่าสัญญาณชีพของระบบเราไม่ตรงกับคอลัมน์ใน Prescreen แบบหนึ่งต่อหนึ่ง เช่น เราแยก pressure เป็น systolic/diastolic ไม่ได้คำนวณ bmi และมี sources ที่ยังไม่มีคอลัมน์รองรับ ซึ่งเป็นเรื่องปกติ โรงพยาบาลสามารถ map ค่าตามที่สะดวก (ดูตารางเทียบชื่อในข้อ 4.3)</w:t>
+        <w:t>หมายเหตุ: SBAR ไม่ใช่ข้อมูลสัญญาณชีพ แต่เป็นข้อความส่งต่อทางคลินิก 7 ช่อง ตาม API ของโรงพยาบาล ค่าสัญญาณชีพที่ระบบเรามีคือ systolic, diastolic, pulse_bpm, temperature_c, weight_kg, height_cm และ bmi พร้อม measured_at และ sources (ที่มาของแต่ละค่า) ตามหัวข้อ 2.1 และ 2.4 — ส่งเป็นตัวเลขแยกฟิลด์ ครั้งเดียว ไม่เขียนซ้ำเป็นข้อความใน sbar.assessment เพราะค่าเดียวกันใน 2 รูปแบบ จะไม่ตรงกันทันทีที่มีการแก้ไขฝั่งใดฝั่งหนึ่ง และข้อความไม่สามารถเก็บที่มาของค่า ให้ค้นหาได้ ทั้งนี้ชุดค่าสัญญาณชีพของระบบเราไม่ตรงกับคอลัมน์ใน Prescreen แบบหนึ่งต่อหนึ่ง เช่น เราแยก pressure เป็น systolic/diastolic ส่ง bmi ที่คำนวณตอนส่ง และมี sources ที่ยังไม่มีคอลัมน์รองรับ ซึ่งเป็นเรื่องปกติ โรงพยาบาลสามารถ map ค่าตามที่สะดวก (ดูตารางเทียบชื่อในข้อ 4.3)</w:t>
       </w:r>
     </w:p>
     <w:sectPr>

--- a/docs/data-requirements-hospital.docx
+++ b/docs/data-requirements-hospital.docx
@@ -417,7 +417,7 @@
           <w:szCs w:val="32"/>
           <w:cs/>
         </w:rPr>
-        <w:t>1.1</w:t>
+        <w:t>1.1. ข้อมูลการเข้ารับบริการ (Visit Info) — ค้นหาด้วย VN ที่ผู้ป่วยกรอกที่บูธ</w:t>
       </w:r>
       <w:r>
         <w:rPr>
@@ -425,7 +425,6 @@
           <w:sz w:val="32"/>
           <w:szCs w:val="32"/>
         </w:rPr>
-        <w:t>.</w:t>
       </w:r>
       <w:r>
         <w:rPr>
@@ -434,7 +433,6 @@
           <w:szCs w:val="32"/>
           <w:cs/>
         </w:rPr>
-        <w:t xml:space="preserve"> ข้อมูลทั่วไปของผู้ป่วย (</w:t>
       </w:r>
       <w:r>
         <w:rPr>
@@ -442,7 +440,532 @@
           <w:sz w:val="32"/>
           <w:szCs w:val="32"/>
         </w:rPr>
-        <w:t>Patient Info)</w:t>
+      </w:r>
+    </w:p>
+    <w:tbl>
+      <w:tblPr>
+        <w:tblStyle w:val="GridTable4-Accent1"/>
+        <w:tblW w:type="auto" w:w="0"/>
+        <w:tblLook w:firstColumn="1" w:firstRow="1" w:lastColumn="0" w:lastRow="0" w:noHBand="0" w:noVBand="1" w:val="04A0"/>
+      </w:tblPr>
+      <w:tblGrid>
+        <w:gridCol w:w="1872"/>
+        <w:gridCol w:w="1872"/>
+        <w:gridCol w:w="1872"/>
+        <w:gridCol w:w="1872"/>
+        <w:gridCol w:w="1872"/>
+      </w:tblGrid>
+      <w:tr>
+        <w:tc>
+          <w:tcPr>
+            <w:tcW w:type="dxa" w:w="1872"/>
+          </w:tcPr>
+          <w:p>
+            <w:r>
+              <w:t>พารามิเตอร์ (Parameters)</w:t>
+            </w:r>
+          </w:p>
+        </w:tc>
+        <w:tc>
+          <w:tcPr>
+            <w:tcW w:type="dxa" w:w="1872"/>
+          </w:tcPr>
+          <w:p>
+            <w:r>
+              <w:t>ประเภทของข้อมูล (type)</w:t>
+            </w:r>
+          </w:p>
+        </w:tc>
+        <w:tc>
+          <w:tcPr>
+            <w:tcW w:type="dxa" w:w="1872"/>
+          </w:tcPr>
+          <w:p>
+            <w:r>
+              <w:t>คำอธิบาย (Description)</w:t>
+            </w:r>
+          </w:p>
+        </w:tc>
+        <w:tc>
+          <w:tcPr>
+            <w:tcW w:type="dxa" w:w="1872"/>
+          </w:tcPr>
+          <w:p>
+            <w:r>
+              <w:t>ตัวอย่างข้อมูล (Sample Data)</w:t>
+            </w:r>
+          </w:p>
+        </w:tc>
+        <w:tc>
+          <w:tcPr>
+            <w:tcW w:type="dxa" w:w="1872"/>
+          </w:tcPr>
+          <w:p>
+            <w:r>
+              <w:t>จำเป็น (Required)</w:t>
+            </w:r>
+          </w:p>
+        </w:tc>
+      </w:tr>
+      <w:tr>
+        <w:tc>
+          <w:tcPr>
+            <w:tcW w:type="dxa" w:w="1872"/>
+          </w:tcPr>
+          <w:p>
+            <w:r>
+              <w:t>visit_id</w:t>
+            </w:r>
+          </w:p>
+        </w:tc>
+        <w:tc>
+          <w:tcPr>
+            <w:tcW w:type="dxa" w:w="1872"/>
+          </w:tcPr>
+          <w:p>
+            <w:r>
+              <w:t>String</w:t>
+            </w:r>
+          </w:p>
+        </w:tc>
+        <w:tc>
+          <w:tcPr>
+            <w:tcW w:type="dxa" w:w="1872"/>
+          </w:tcPr>
+          <w:p>
+            <w:r>
+              <w:t>รหัสการเข้ารับบริการ (VN) — ระบบต้องส่งค่านี้กลับไปใน POST /patient-assignments ตอนพยาบาลยืนยัน จึงขาดไม่ได้</w:t>
+            </w:r>
+          </w:p>
+        </w:tc>
+        <w:tc>
+          <w:tcPr>
+            <w:tcW w:type="dxa" w:w="1872"/>
+          </w:tcPr>
+          <w:p>
+            <w:r>
+              <w:t>VISIT_ID_FROM_IMED</w:t>
+            </w:r>
+          </w:p>
+        </w:tc>
+        <w:tc>
+          <w:tcPr>
+            <w:tcW w:type="dxa" w:w="1872"/>
+          </w:tcPr>
+          <w:p>
+            <w:r>
+              <w:t>Y</w:t>
+            </w:r>
+          </w:p>
+        </w:tc>
+      </w:tr>
+      <w:tr>
+        <w:tc>
+          <w:tcPr>
+            <w:tcW w:type="dxa" w:w="1872"/>
+          </w:tcPr>
+          <w:p>
+            <w:r>
+              <w:t>hn</w:t>
+            </w:r>
+          </w:p>
+        </w:tc>
+        <w:tc>
+          <w:tcPr>
+            <w:tcW w:type="dxa" w:w="1872"/>
+          </w:tcPr>
+          <w:p>
+            <w:r>
+              <w:t>String</w:t>
+            </w:r>
+          </w:p>
+        </w:tc>
+        <w:tc>
+          <w:tcPr>
+            <w:tcW w:type="dxa" w:w="1872"/>
+          </w:tcPr>
+          <w:p>
+            <w:r>
+              <w:t>รหัสประจำตัวผู้ป่วย ใช้เชื่อมไปยังประวัติและสัญญาณชีพเดิมในหัวข้อ 1.2–1.4</w:t>
+            </w:r>
+          </w:p>
+        </w:tc>
+        <w:tc>
+          <w:tcPr>
+            <w:tcW w:type="dxa" w:w="1872"/>
+          </w:tcPr>
+          <w:p>
+            <w:r>
+              <w:t>09900001</w:t>
+            </w:r>
+          </w:p>
+        </w:tc>
+        <w:tc>
+          <w:tcPr>
+            <w:tcW w:type="dxa" w:w="1872"/>
+          </w:tcPr>
+          <w:p>
+            <w:r>
+              <w:t>Y</w:t>
+            </w:r>
+          </w:p>
+        </w:tc>
+      </w:tr>
+      <w:tr>
+        <w:tc>
+          <w:tcPr>
+            <w:tcW w:type="dxa" w:w="1872"/>
+          </w:tcPr>
+          <w:p>
+            <w:r>
+              <w:t>patient_name</w:t>
+            </w:r>
+          </w:p>
+        </w:tc>
+        <w:tc>
+          <w:tcPr>
+            <w:tcW w:type="dxa" w:w="1872"/>
+          </w:tcPr>
+          <w:p>
+            <w:r>
+              <w:t>String</w:t>
+            </w:r>
+          </w:p>
+        </w:tc>
+        <w:tc>
+          <w:tcPr>
+            <w:tcW w:type="dxa" w:w="1872"/>
+          </w:tcPr>
+          <w:p>
+            <w:r>
+              <w:t>ชื่อผู้ป่วย ใช้ยืนยันว่ากำลังคัดกรองถูกคน — หากข้อมูลนี้อยู่เฉพาะในระเบียนผู้ป่วย (HN) แจ้งได้ เราจะอ่านจากหัวข้อ 1.2 แทน</w:t>
+            </w:r>
+          </w:p>
+        </w:tc>
+        <w:tc>
+          <w:tcPr>
+            <w:tcW w:type="dxa" w:w="1872"/>
+          </w:tcPr>
+          <w:p>
+            <w:r>
+              <w:t>สมชาย ใจดี</w:t>
+            </w:r>
+          </w:p>
+        </w:tc>
+        <w:tc>
+          <w:tcPr>
+            <w:tcW w:type="dxa" w:w="1872"/>
+          </w:tcPr>
+          <w:p>
+            <w:r>
+              <w:t>Y</w:t>
+            </w:r>
+          </w:p>
+        </w:tc>
+      </w:tr>
+      <w:tr>
+        <w:tc>
+          <w:tcPr>
+            <w:tcW w:type="dxa" w:w="1872"/>
+          </w:tcPr>
+          <w:p>
+            <w:r>
+              <w:t>birthdate</w:t>
+            </w:r>
+          </w:p>
+        </w:tc>
+        <w:tc>
+          <w:tcPr>
+            <w:tcW w:type="dxa" w:w="1872"/>
+          </w:tcPr>
+          <w:p>
+            <w:r>
+              <w:t>Date</w:t>
+            </w:r>
+          </w:p>
+        </w:tc>
+        <w:tc>
+          <w:tcPr>
+            <w:tcW w:type="dxa" w:w="1872"/>
+          </w:tcPr>
+          <w:p>
+            <w:r>
+              <w:t>วัน/เดือน/ปีเกิด ใช้คำนวณอายุ ซึ่งมีผลต่อเกณฑ์คัดกรอง โดยเฉพาะผู้ป่วยเด็ก</w:t>
+            </w:r>
+          </w:p>
+        </w:tc>
+        <w:tc>
+          <w:tcPr>
+            <w:tcW w:type="dxa" w:w="1872"/>
+          </w:tcPr>
+          <w:p>
+            <w:r>
+              <w:t>1968-03-14</w:t>
+            </w:r>
+          </w:p>
+        </w:tc>
+        <w:tc>
+          <w:tcPr>
+            <w:tcW w:type="dxa" w:w="1872"/>
+          </w:tcPr>
+          <w:p>
+            <w:r>
+              <w:t>Y</w:t>
+            </w:r>
+          </w:p>
+        </w:tc>
+      </w:tr>
+      <w:tr>
+        <w:tc>
+          <w:tcPr>
+            <w:tcW w:type="dxa" w:w="1872"/>
+          </w:tcPr>
+          <w:p>
+            <w:r>
+              <w:t>active</w:t>
+            </w:r>
+          </w:p>
+        </w:tc>
+        <w:tc>
+          <w:tcPr>
+            <w:tcW w:type="dxa" w:w="1872"/>
+          </w:tcPr>
+          <w:p>
+            <w:r>
+              <w:t>Boolean</w:t>
+            </w:r>
+          </w:p>
+        </w:tc>
+        <w:tc>
+          <w:tcPr>
+            <w:tcW w:type="dxa" w:w="1872"/>
+          </w:tcPr>
+          <w:p>
+            <w:r>
+              <w:t>visit ยังเปิดอยู่หรือไม่ — ถ้าปิดหรือจำหน่ายแล้ว ระบบจะไม่เริ่มคัดกรอง</w:t>
+            </w:r>
+          </w:p>
+        </w:tc>
+        <w:tc>
+          <w:tcPr>
+            <w:tcW w:type="dxa" w:w="1872"/>
+          </w:tcPr>
+          <w:p>
+            <w:r>
+              <w:t>true</w:t>
+            </w:r>
+          </w:p>
+        </w:tc>
+        <w:tc>
+          <w:tcPr>
+            <w:tcW w:type="dxa" w:w="1872"/>
+          </w:tcPr>
+          <w:p>
+            <w:r>
+              <w:t>Y</w:t>
+            </w:r>
+          </w:p>
+        </w:tc>
+      </w:tr>
+      <w:tr>
+        <w:tc>
+          <w:tcPr>
+            <w:tcW w:type="dxa" w:w="1872"/>
+          </w:tcPr>
+          <w:p>
+            <w:r>
+              <w:t>appointment</w:t>
+            </w:r>
+          </w:p>
+        </w:tc>
+        <w:tc>
+          <w:tcPr>
+            <w:tcW w:type="dxa" w:w="1872"/>
+          </w:tcPr>
+          <w:p>
+            <w:r>
+              <w:t>Boolean</w:t>
+            </w:r>
+          </w:p>
+        </w:tc>
+        <w:tc>
+          <w:tcPr>
+            <w:tcW w:type="dxa" w:w="1872"/>
+          </w:tcPr>
+          <w:p>
+            <w:r>
+              <w:t>เป็นผู้ป่วยนัดหรือไม่ (ใช้ประกอบการแสดงผลเท่านั้น)</w:t>
+            </w:r>
+          </w:p>
+        </w:tc>
+        <w:tc>
+          <w:tcPr>
+            <w:tcW w:type="dxa" w:w="1872"/>
+          </w:tcPr>
+          <w:p>
+            <w:r>
+              <w:t>false</w:t>
+            </w:r>
+          </w:p>
+        </w:tc>
+        <w:tc>
+          <w:tcPr>
+            <w:tcW w:type="dxa" w:w="1872"/>
+          </w:tcPr>
+          <w:p>
+            <w:r>
+              <w:t>N</w:t>
+            </w:r>
+          </w:p>
+        </w:tc>
+      </w:tr>
+      <w:tr>
+        <w:tc>
+          <w:tcPr>
+            <w:tcW w:type="dxa" w:w="1872"/>
+          </w:tcPr>
+          <w:p>
+            <w:r>
+              <w:t>vitals</w:t>
+            </w:r>
+          </w:p>
+        </w:tc>
+        <w:tc>
+          <w:tcPr>
+            <w:tcW w:type="dxa" w:w="1872"/>
+          </w:tcPr>
+          <w:p>
+            <w:r>
+              <w:t>Object</w:t>
+            </w:r>
+          </w:p>
+        </w:tc>
+        <w:tc>
+          <w:tcPr>
+            <w:tcW w:type="dxa" w:w="1872"/>
+          </w:tcPr>
+          <w:p>
+            <w:r>
+              <w:t>ค่าสัญญาณชีพที่โรงพยาบาลวัดไว้แล้ว (ถ้ามี) เพื่อไม่ต้องวัดซ้ำที่บูธ</w:t>
+            </w:r>
+          </w:p>
+        </w:tc>
+        <w:tc>
+          <w:tcPr>
+            <w:tcW w:type="dxa" w:w="1872"/>
+          </w:tcPr>
+          <w:p>
+            <w:r>
+              <w:t>{ "systolic": null, "diastolic": null, "temperature": null }</w:t>
+            </w:r>
+          </w:p>
+        </w:tc>
+        <w:tc>
+          <w:tcPr>
+            <w:tcW w:type="dxa" w:w="1872"/>
+          </w:tcPr>
+          <w:p>
+            <w:r>
+              <w:t>N</w:t>
+            </w:r>
+          </w:p>
+        </w:tc>
+      </w:tr>
+    </w:tbl>
+    <w:p>
+      <w:r>
+        <w:rPr>
+          <w:b w:val="0"/>
+          <w:i/>
+        </w:rPr>
+        <w:t>หมายเหตุ: เป็นการค้นหาครั้งละ 1 รายการ ด้วย VN ที่ผู้ป่วยกรอกเองที่บูธเท่านั้น ไม่ใช่การค้นหาหรือไล่ดูรายชื่อผู้ป่วย — และเป็น endpoint ที่จำเป็นที่สุด หากไม่มี ระบบจะเริ่มคัดกรองไม่ได้เลย เพราะไม่สามารถระบุตัวผู้ป่วย และไม่ได้ค่า visit_id ที่ต้องส่งกลับตอนพยาบาลยืนยัน</w:t>
+      </w:r>
+    </w:p>
+    <w:p>
+      <w:r>
+        <w:rPr>
+          <w:b/>
+          <w:i/>
+        </w:rPr>
+        <w:t>ตัวอย่าง JSON — GET — ข้อมูลการเข้ารับบริการ</w:t>
+      </w:r>
+    </w:p>
+    <w:p>
+      <w:r>
+        <w:rPr>
+          <w:rFonts w:ascii="Consolas" w:hAnsi="Consolas"/>
+          <w:b w:val="0"/>
+          <w:i w:val="0"/>
+          <w:color w:val="1F3A5F"/>
+          <w:sz w:val="18"/>
+        </w:rPr>
+        <w:t>{</w:t>
+        <w:br/>
+        <w:t xml:space="preserve">  "visit_id": "VISIT_ID_FROM_IMED",</w:t>
+        <w:br/>
+        <w:t xml:space="preserve">  "hn": "09900001",</w:t>
+        <w:br/>
+        <w:t xml:space="preserve">  "patient_name": "สมชาย ใจดี",</w:t>
+        <w:br/>
+        <w:t xml:space="preserve">  "birthdate": "1968-03-14",</w:t>
+        <w:br/>
+        <w:t xml:space="preserve">  "active": true,</w:t>
+        <w:br/>
+        <w:t xml:space="preserve">  "appointment": false,</w:t>
+        <w:br/>
+        <w:t xml:space="preserve">  "vitals": {</w:t>
+        <w:br/>
+        <w:t xml:space="preserve">    "systolic": null,</w:t>
+        <w:br/>
+        <w:t xml:space="preserve">    "diastolic": null,</w:t>
+        <w:br/>
+        <w:t xml:space="preserve">    "temperature": null</w:t>
+        <w:br/>
+        <w:t xml:space="preserve">  }</w:t>
+        <w:br/>
+        <w:t>}</w:t>
+      </w:r>
+    </w:p>
+    <w:p>
+      <w:pPr>
+        <w:spacing w:after="0"/>
+        <w:ind w:firstLine="720"/>
+        <w:rPr>
+          <w:rFonts w:ascii="TH SarabunPSK" w:hAnsi="TH SarabunPSK" w:cs="TH SarabunPSK"/>
+          <w:sz w:val="32"/>
+          <w:szCs w:val="32"/>
+        </w:rPr>
+      </w:pPr>
+      <w:r>
+        <w:rPr>
+          <w:rFonts w:ascii="TH SarabunPSK" w:hAnsi="TH SarabunPSK" w:cs="TH SarabunPSK" w:hint="cs"/>
+          <w:sz w:val="32"/>
+          <w:szCs w:val="32"/>
+          <w:cs/>
+        </w:rPr>
+        <w:t>1.2. ข้อมูลทั่วไปของผู้ป่วย (Patient Info)</w:t>
+      </w:r>
+      <w:r>
+        <w:rPr>
+          <w:rFonts w:ascii="TH SarabunPSK" w:hAnsi="TH SarabunPSK" w:cs="TH SarabunPSK" w:hint="cs"/>
+          <w:sz w:val="32"/>
+          <w:szCs w:val="32"/>
+        </w:rPr>
+      </w:r>
+      <w:r>
+        <w:rPr>
+          <w:rFonts w:ascii="TH SarabunPSK" w:hAnsi="TH SarabunPSK" w:cs="TH SarabunPSK" w:hint="cs"/>
+          <w:sz w:val="32"/>
+          <w:szCs w:val="32"/>
+          <w:cs/>
+        </w:rPr>
+      </w:r>
+      <w:r>
+        <w:rPr>
+          <w:rFonts w:ascii="TH SarabunPSK" w:hAnsi="TH SarabunPSK" w:cs="TH SarabunPSK" w:hint="cs"/>
+          <w:sz w:val="32"/>
+          <w:szCs w:val="32"/>
+        </w:rPr>
       </w:r>
     </w:p>
     <w:tbl>
@@ -1221,7 +1744,7 @@
           <w:sz w:val="32"/>
           <w:szCs w:val="32"/>
         </w:rPr>
-        <w:t xml:space="preserve">1.2. </w:t>
+        <w:t>1.3. ประวัติการแพทย์ (Patient Medical History)</w:t>
       </w:r>
       <w:r>
         <w:rPr>
@@ -1230,7 +1753,6 @@
           <w:szCs w:val="32"/>
           <w:cs/>
         </w:rPr>
-        <w:t>ประวัติการแพทย์ (</w:t>
       </w:r>
       <w:r>
         <w:rPr>
@@ -1238,7 +1760,6 @@
           <w:sz w:val="32"/>
           <w:szCs w:val="32"/>
         </w:rPr>
-        <w:t>Patient Medical History)</w:t>
       </w:r>
     </w:p>
     <w:tbl>
@@ -2449,6 +2970,50 @@
       </w:r>
     </w:p>
     <w:p>
+      <w:r>
+        <w:rPr>
+          <w:b w:val="0"/>
+          <w:i/>
+        </w:rPr>
+        <w:t>หมายเหตุ: ประวัติชุดเดียวกันนี้ใช้ทั้งอ่านและเขียน — เมื่อผู้ป่วยยังไม่มีประวัติในระบบ (recorded_at ว่าง) ระบบจะถามระหว่างการคัดกรองด้วยเสียง แล้วเขียนกลับด้วย PUT /patients/{hn}/history โดยเขียนเฉพาะกรณีที่ยังว่างเท่านั้น ไม่ทับของเดิม หากโรงพยาบาลต้องการให้ลงบันทึกที่อื่นก่อนให้เจ้าหน้าที่ตรวจสอบ แจ้งได้ ทั้งนี้ระบบรุ่นปัจจุบันยังส่ง smoking และ alcohol รวมเป็นฟิลด์เดียว (smoking_alcohol) และจะแยกเป็น 2 ฟิลด์ตามตารางนี้เมื่อโรงพยาบาลยืนยันรูปแบบ</w:t>
+      </w:r>
+    </w:p>
+    <w:p>
+      <w:r>
+        <w:rPr>
+          <w:b/>
+          <w:i/>
+        </w:rPr>
+        <w:t>ตัวอย่าง JSON — PUT — เขียนประวัติกลับ (เฉพาะเมื่อยังไม่มีประวัติเดิม)</w:t>
+      </w:r>
+    </w:p>
+    <w:p>
+      <w:r>
+        <w:rPr>
+          <w:rFonts w:ascii="Consolas" w:hAnsi="Consolas"/>
+          <w:b w:val="0"/>
+          <w:i w:val="0"/>
+          <w:color w:val="1F3A5F"/>
+          <w:sz w:val="18"/>
+        </w:rPr>
+        <w:t>{</w:t>
+        <w:br/>
+        <w:t xml:space="preserve">  "smoking": "สูบบุหรี่วันละ 5 มวน",</w:t>
+        <w:br/>
+        <w:t xml:space="preserve">  "alcohol": "ไม่ดื่มสุรา",</w:t>
+        <w:br/>
+        <w:t xml:space="preserve">  "allergies": "แพ้ยาเพนนิซิลลิน",</w:t>
+        <w:br/>
+        <w:t xml:space="preserve">  "chronic_conditions": "ความดันโลหิตสูง",</w:t>
+        <w:br/>
+        <w:t xml:space="preserve">  "past_surgeries": null,</w:t>
+        <w:br/>
+        <w:t xml:space="preserve">  "family_history": "บิดาเป็นโรคหัวใจ"</w:t>
+        <w:br/>
+        <w:t>}</w:t>
+      </w:r>
+    </w:p>
+    <w:p>
       <w:pPr>
         <w:spacing w:after="0"/>
         <w:rPr>
@@ -2485,7 +3050,7 @@
           <w:szCs w:val="32"/>
           <w:cs/>
         </w:rPr>
-        <w:t>1.3. สัญญาณชีพล่าสุด (</w:t>
+        <w:t>1.4. สัญญาณชีพล่าสุด (Last_Vitals)</w:t>
       </w:r>
       <w:r>
         <w:rPr>
@@ -2493,7 +3058,6 @@
           <w:sz w:val="32"/>
           <w:szCs w:val="32"/>
         </w:rPr>
-        <w:t>Last_Vitals)</w:t>
       </w:r>
     </w:p>
     <w:tbl>

--- a/docs/data-requirements-hospital.docx
+++ b/docs/data-requirements-hospital.docx
@@ -2975,7 +2975,7 @@
           <w:b w:val="0"/>
           <w:i/>
         </w:rPr>
-        <w:t>หมายเหตุ: ประวัติชุดเดียวกันนี้ใช้ทั้งอ่านและเขียน — เมื่อผู้ป่วยยังไม่มีประวัติในระบบ (recorded_at ว่าง) ระบบจะถามระหว่างการคัดกรองด้วยเสียง แล้วเขียนกลับด้วย PUT /patients/{hn}/history โดยเขียนเฉพาะกรณีที่ยังว่างเท่านั้น ไม่ทับของเดิม หากโรงพยาบาลต้องการให้ลงบันทึกที่อื่นก่อนให้เจ้าหน้าที่ตรวจสอบ แจ้งได้ ทั้งนี้ระบบรุ่นปัจจุบันยังส่ง smoking และ alcohol รวมเป็นฟิลด์เดียว (smoking_alcohol) และจะแยกเป็น 2 ฟิลด์ตามตารางนี้เมื่อโรงพยาบาลยืนยันรูปแบบ</w:t>
+        <w:t>หมายเหตุ: ประวัติชุดเดียวกันนี้ใช้ทั้งอ่านและเขียน — เมื่อผู้ป่วยยังไม่มีประวัติในระบบ (recorded_at ว่าง) ระบบจะถามระหว่างการคัดกรองด้วยเสียง แล้วเขียนกลับด้วย PUT /patients/{hn}/history โดยเขียนเฉพาะกรณีที่ยังว่างเท่านั้น ไม่ทับของเดิม หากโรงพยาบาลต้องการให้ลงบันทึกที่อื่นก่อนให้เจ้าหน้าที่ตรวจสอบ แจ้งได้</w:t>
       </w:r>
     </w:p>
     <w:p>
@@ -4900,7 +4900,7 @@
                 <w:szCs w:val="32"/>
                 <w:cs/>
               </w:rPr>
-              <w:t>อาการหลักที่ทำให้มาโรงพยาบาล — ส่งในขั้นที่ 2 ภายใน sbar.situation (ดูภาคผนวก 4.2)</w:t>
+              <w:t>อาการหลักที่ทำให้มาโรงพยาบาล — ส่งในขั้นที่ 2 ภายใน sbar.situation (ดูภาคผนวก 4.4)</w:t>
             </w:r>
           </w:p>
         </w:tc>
@@ -5011,7 +5011,7 @@
                 <w:szCs w:val="32"/>
                 <w:cs/>
               </w:rPr>
-              <w:t>อาการป่วย — ส่งในขั้นที่ 2 ภายใน sbar.assessment_problem (ดูภาคผนวก 4.2)</w:t>
+              <w:t>อาการป่วย — ส่งในขั้นที่ 2 ภายใน sbar.assessment_problem (ดูภาคผนวก 4.4)</w:t>
             </w:r>
           </w:p>
         </w:tc>
@@ -5055,7 +5055,7 @@
           <w:b/>
           <w:i/>
         </w:rPr>
-        <w:t>ตัวอย่าง JSON — ค่าที่บันทึกในขั้นที่ 1 (คัดกรองเสร็จ รอพยาบาลยืนยัน) ยังไม่มีแผนกและยังไม่มีผลวินิจฉัย — แสดงตามชื่อคอลัมน์ Prescreen ส่วน payload จริงที่ระบบส่งอยู่ในภาคผนวก ข้อ 4.1</w:t>
+        <w:t>ตัวอย่าง JSON — ค่าที่บันทึกในขั้นที่ 1 (คัดกรองเสร็จ รอพยาบาลยืนยัน) ยังไม่มีแผนกและยังไม่มีผลวินิจฉัย — แสดงตามชื่อคอลัมน์ Prescreen ส่วน payload จริงที่ระบบส่งอยู่ในภาคผนวก ข้อ 4.3</w:t>
       </w:r>
     </w:p>
     <w:p>
@@ -8972,7 +8972,7 @@
           <w:szCs w:val="32"/>
           <w:cs/>
         </w:rPr>
-        <w:t>4.1. ขั้นที่ 1 — POST /patient-prescreens (หลังคัดกรองเสร็จ ก่อนพยาบาลยืนยัน)</w:t>
+        <w:t>4.1. ข้อมูลที่เราขอรับ — GET /visits/{visit_id} (ค้นหาด้วย VN ที่ผู้ป่วยกรอก)</w:t>
       </w:r>
       <w:r>
         <w:rPr>
@@ -9012,7 +9012,7 @@
           <w:b/>
           <w:i/>
         </w:rPr>
-        <w:t>ตัวอย่าง JSON — ข้อมูลที่วัดได้เท่านั้น ไม่มีแผนก ไม่มีระดับคัดกรอง ไม่มีผลวินิจฉัย</w:t>
+        <w:t>ตัวอย่าง JSON — รูปแบบที่ระบบเรานำไปใช้</w:t>
       </w:r>
     </w:p>
     <w:p>
@@ -9030,53 +9030,21 @@
         <w:br/>
         <w:t xml:space="preserve">  "hn": "09900001",</w:t>
         <w:br/>
-        <w:t xml:space="preserve">  "session_ref": "1f0b8c2e-4a77-4d1e-9d3a-2b6e5c7f81aa",</w:t>
-        <w:br/>
-        <w:t xml:space="preserve">  "slip_code": "MCH-A1B2-C3D4",</w:t>
-        <w:br/>
-        <w:t xml:space="preserve">  "first_location": {</w:t>
-        <w:br/>
-        <w:t xml:space="preserve">    "id": "AI-BOOTH-01",</w:t>
-        <w:br/>
-        <w:t xml:space="preserve">    "name": "AI Pre-Screening Booth",</w:t>
-        <w:br/>
-        <w:t xml:space="preserve">    "department": "แผนก ผู้ป่วยนอก(หน่วยคัดกรอง)"</w:t>
-        <w:br/>
-        <w:t xml:space="preserve">  },</w:t>
-        <w:br/>
-        <w:t xml:space="preserve">  "measured_at": "2026-08-07T09:12:00+07:00",</w:t>
+        <w:t xml:space="preserve">  "patient_name": "สมชาย ใจดี",</w:t>
+        <w:br/>
+        <w:t xml:space="preserve">  "birthdate": "1968-03-14",</w:t>
+        <w:br/>
+        <w:t xml:space="preserve">  "active": true,</w:t>
+        <w:br/>
+        <w:t xml:space="preserve">  "appointment": false,</w:t>
         <w:br/>
         <w:t xml:space="preserve">  "vitals": {</w:t>
         <w:br/>
-        <w:t xml:space="preserve">    "systolic": 158,</w:t>
-        <w:br/>
-        <w:t xml:space="preserve">    "diastolic": 94,</w:t>
-        <w:br/>
-        <w:t xml:space="preserve">    "pulse_bpm": 96,</w:t>
-        <w:br/>
-        <w:t xml:space="preserve">    "temperature_c": 36.8,</w:t>
-        <w:br/>
-        <w:t xml:space="preserve">    "weight_kg": 72.5,</w:t>
-        <w:br/>
-        <w:t xml:space="preserve">    "height_cm": 165,</w:t>
-        <w:br/>
-        <w:t xml:space="preserve">    "sources": {</w:t>
-        <w:br/>
-        <w:t xml:space="preserve">      "systolic": "device",</w:t>
-        <w:br/>
-        <w:t xml:space="preserve">      "diastolic": "device",</w:t>
-        <w:br/>
-        <w:t xml:space="preserve">      "pulse_bpm": "device",</w:t>
-        <w:br/>
-        <w:t xml:space="preserve">      "temperature_c": "patient_input",</w:t>
-        <w:br/>
-        <w:t xml:space="preserve">      "weight_kg": "patient_input",</w:t>
-        <w:br/>
-        <w:t xml:space="preserve">      "height_cm": "patient_input"</w:t>
-        <w:br/>
-        <w:t xml:space="preserve">    },</w:t>
-        <w:br/>
-        <w:t xml:space="preserve">    "bmi": 26.63</w:t>
+        <w:t xml:space="preserve">    "systolic": null,</w:t>
+        <w:br/>
+        <w:t xml:space="preserve">    "diastolic": null,</w:t>
+        <w:br/>
+        <w:t xml:space="preserve">    "temperature": null</w:t>
         <w:br/>
         <w:t xml:space="preserve">  }</w:t>
         <w:br/>
@@ -9099,7 +9067,7 @@
           <w:szCs w:val="32"/>
           <w:cs/>
         </w:rPr>
-        <w:t>4.2. ขั้นที่ 2 — POST /patient-assignments (หลังพยาบาลยืนยัน)</w:t>
+        <w:t>4.2. ข้อมูลที่เราขอรับ — GET /patients/{hn} (ประวัติและสัญญาณชีพล่าสุด)</w:t>
       </w:r>
       <w:r>
         <w:rPr>
@@ -9139,7 +9107,7 @@
           <w:b/>
           <w:i/>
         </w:rPr>
-        <w:t>ตัวอย่าง JSON — ตาม API contract ของโรงพยาบาล เพิ่ม base_department_id และ hn ส่วน mfu_prescreen คือข้อมูลที่ยังไม่มีช่องรองรับ (คำขอเปลี่ยนแปลงข้อ 1, 2 และ 4)</w:t>
+        <w:t>ตัวอย่าง JSON — รูปแบบที่ระบบเรานำไปใช้</w:t>
       </w:r>
     </w:p>
     <w:p>
@@ -9153,85 +9121,37 @@
         </w:rPr>
         <w:t>{</w:t>
         <w:br/>
-        <w:t xml:space="preserve">  "request_id": "MFU-20260807-A1B2C3",</w:t>
-        <w:br/>
-        <w:t xml:space="preserve">  "visit_id": "VISIT_ID_FROM_IMED",</w:t>
-        <w:br/>
-        <w:t xml:space="preserve">  "sbar": {</w:t>
-        <w:br/>
-        <w:t xml:space="preserve">    "situation": "แน่นหน้าอกมา 2 ชั่วโมง ร้าวไปแขนซ้าย (อายุ 58 ปี)",</w:t>
-        <w:br/>
-        <w:t xml:space="preserve">    "background": "โรคประจำตัว: ความดันโลหิตสูง | แพ้ยา/แพ้สาร: ไม่มี",</w:t>
-        <w:br/>
-        <w:t xml:space="preserve">    "assessment": "ระดับคัดกรอง 3 (Urgent) | ระดับความเจ็บปวด 6/10",</w:t>
-        <w:br/>
-        <w:t xml:space="preserve">    "assessment_problem": "เจ็บหน้าอกร่วมกับปัจจัยเสี่ยงโรคหัวใจ (คู่มือคัดกรอง MFU ข้อ 4.2)",</w:t>
-        <w:br/>
-        <w:t xml:space="preserve">    "recommend": "ส่งต่อ แผนก OPD MED (อายุรกรรม) | ควรได้รับการตรวจภายใน 30 นาที",</w:t>
-        <w:br/>
-        <w:t xml:space="preserve">    "documentation": "รหัสสลิป MCH-A1B2-C3D4"</w:t>
+        <w:t xml:space="preserve">  "hn": "09900001",</w:t>
+        <w:br/>
+        <w:t xml:space="preserve">  "patient_name": "สมชาย ใจดี",</w:t>
+        <w:br/>
+        <w:t xml:space="preserve">  "birthdate": "1968-03-14",</w:t>
+        <w:br/>
+        <w:t xml:space="preserve">  "history": {</w:t>
+        <w:br/>
+        <w:t xml:space="preserve">    "allergies": "ไม่มี",</w:t>
+        <w:br/>
+        <w:t xml:space="preserve">    "chronic_conditions": "ความดันโลหิตสูง",</w:t>
+        <w:br/>
+        <w:t xml:space="preserve">    "past_surgeries": null,</w:t>
+        <w:br/>
+        <w:t xml:space="preserve">    "family_history": null,</w:t>
+        <w:br/>
+        <w:t xml:space="preserve">    "smoking": null,</w:t>
+        <w:br/>
+        <w:t xml:space="preserve">    "alcohol": null,</w:t>
+        <w:br/>
+        <w:t xml:space="preserve">    "recorded_at": "2026-02-11T09:20:00+07:00"</w:t>
         <w:br/>
         <w:t xml:space="preserve">  },</w:t>
         <w:br/>
-        <w:t xml:space="preserve">  "base_department_id": "DEPT_MED",</w:t>
-        <w:br/>
-        <w:t xml:space="preserve">  "hn": "09900001",</w:t>
-        <w:br/>
-        <w:t xml:space="preserve">  "mfu_prescreen": {</w:t>
-        <w:br/>
-        <w:t xml:space="preserve">    "triage_level": 3,</w:t>
-        <w:br/>
-        <w:t xml:space="preserve">    "triage_scale": "MOPH-5",</w:t>
-        <w:br/>
-        <w:t xml:space="preserve">    "triage_label": "Urgent",</w:t>
-        <w:br/>
-        <w:t xml:space="preserve">    "vitals": {</w:t>
-        <w:br/>
-        <w:t xml:space="preserve">      "systolic": 158,</w:t>
-        <w:br/>
-        <w:t xml:space="preserve">      "diastolic": 94,</w:t>
-        <w:br/>
-        <w:t xml:space="preserve">      "pulse_bpm": 96,</w:t>
-        <w:br/>
-        <w:t xml:space="preserve">      "temperature_c": 36.8,</w:t>
-        <w:br/>
-        <w:t xml:space="preserve">      "weight_kg": 72.5,</w:t>
-        <w:br/>
-        <w:t xml:space="preserve">      "height_cm": 165,</w:t>
-        <w:br/>
-        <w:t xml:space="preserve">      "measured_at": "2026-08-07T09:12:00+07:00",</w:t>
-        <w:br/>
-        <w:t xml:space="preserve">      "sources": {</w:t>
-        <w:br/>
-        <w:t xml:space="preserve">        "systolic": "device",</w:t>
-        <w:br/>
-        <w:t xml:space="preserve">        "diastolic": "device",</w:t>
-        <w:br/>
-        <w:t xml:space="preserve">        "pulse_bpm": "device",</w:t>
-        <w:br/>
-        <w:t xml:space="preserve">        "temperature_c": "patient_input",</w:t>
-        <w:br/>
-        <w:t xml:space="preserve">        "weight_kg": "patient_input",</w:t>
-        <w:br/>
-        <w:t xml:space="preserve">        "height_cm": "patient_input"</w:t>
-        <w:br/>
-        <w:t xml:space="preserve">      },</w:t>
-        <w:br/>
-        <w:t xml:space="preserve">      "bmi": 26.63</w:t>
-        <w:br/>
-        <w:t xml:space="preserve">    },</w:t>
-        <w:br/>
-        <w:t xml:space="preserve">    "confirmed_by": "OPD Nurse (สมหญิง)",</w:t>
-        <w:br/>
-        <w:t xml:space="preserve">    "source_ref": {</w:t>
-        <w:br/>
-        <w:t xml:space="preserve">      "slip_code": "MCH-A1B2-C3D4",</w:t>
-        <w:br/>
-        <w:t xml:space="preserve">      "session_ref": "1f0b8c2e-4a77-4d1e-9d3a-2b6e5c7f81aa"</w:t>
-        <w:br/>
-        <w:t xml:space="preserve">    },</w:t>
-        <w:br/>
-        <w:t xml:space="preserve">    "rerouted": false</w:t>
+        <w:t xml:space="preserve">  "last_vitals": {</w:t>
+        <w:br/>
+        <w:t xml:space="preserve">    "weight": 72.5,</w:t>
+        <w:br/>
+        <w:t xml:space="preserve">    "height": 165,</w:t>
+        <w:br/>
+        <w:t xml:space="preserve">    "measured_at": "2026-02-11T09:20:00+07:00"</w:t>
         <w:br/>
         <w:t xml:space="preserve">  }</w:t>
         <w:br/>
@@ -9254,7 +9174,289 @@
           <w:szCs w:val="32"/>
           <w:cs/>
         </w:rPr>
-        <w:t>4.3. ตารางเทียบชื่อฟิลด์ (Prescreen ของโรงพยาบาล ↔ payload ของระบบเรา)</w:t>
+        <w:t>4.3. ขั้นที่ 1 — POST /patient-prescreens (หลังคัดกรองเสร็จ ก่อนพยาบาลยืนยัน)</w:t>
+      </w:r>
+      <w:r>
+        <w:rPr>
+          <w:rFonts w:ascii="TH SarabunPSK" w:hAnsi="TH SarabunPSK" w:cs="TH SarabunPSK"/>
+          <w:sz w:val="32"/>
+          <w:szCs w:val="32"/>
+          <w:cs/>
+        </w:rPr>
+      </w:r>
+      <w:r>
+        <w:rPr>
+          <w:rFonts w:ascii="TH SarabunPSK" w:hAnsi="TH SarabunPSK" w:cs="TH SarabunPSK" w:hint="cs"/>
+          <w:sz w:val="32"/>
+          <w:szCs w:val="32"/>
+          <w:cs/>
+        </w:rPr>
+      </w:r>
+      <w:r>
+        <w:rPr>
+          <w:rFonts w:ascii="TH SarabunPSK" w:hAnsi="TH SarabunPSK" w:cs="TH SarabunPSK"/>
+          <w:sz w:val="32"/>
+          <w:szCs w:val="32"/>
+          <w:cs/>
+        </w:rPr>
+      </w:r>
+      <w:r>
+        <w:rPr>
+          <w:rFonts w:ascii="TH SarabunPSK" w:hAnsi="TH SarabunPSK" w:cs="TH SarabunPSK"/>
+          <w:sz w:val="32"/>
+          <w:szCs w:val="32"/>
+        </w:rPr>
+      </w:r>
+    </w:p>
+    <w:p>
+      <w:r>
+        <w:rPr>
+          <w:b/>
+          <w:i/>
+        </w:rPr>
+        <w:t>ตัวอย่าง JSON — ข้อมูลที่วัดได้เท่านั้น ไม่มีแผนก ไม่มีระดับคัดกรอง ไม่มีผลวินิจฉัย</w:t>
+      </w:r>
+    </w:p>
+    <w:p>
+      <w:r>
+        <w:rPr>
+          <w:rFonts w:ascii="Consolas" w:hAnsi="Consolas"/>
+          <w:b w:val="0"/>
+          <w:i w:val="0"/>
+          <w:color w:val="1F3A5F"/>
+          <w:sz w:val="18"/>
+        </w:rPr>
+        <w:t>{</w:t>
+        <w:br/>
+        <w:t xml:space="preserve">  "visit_id": "VISIT_ID_FROM_IMED",</w:t>
+        <w:br/>
+        <w:t xml:space="preserve">  "hn": "09900001",</w:t>
+        <w:br/>
+        <w:t xml:space="preserve">  "session_ref": "1f0b8c2e-4a77-4d1e-9d3a-2b6e5c7f81aa",</w:t>
+        <w:br/>
+        <w:t xml:space="preserve">  "slip_code": "MCH-A1B2-C3D4",</w:t>
+        <w:br/>
+        <w:t xml:space="preserve">  "first_location": {</w:t>
+        <w:br/>
+        <w:t xml:space="preserve">    "id": "AI-BOOTH-01",</w:t>
+        <w:br/>
+        <w:t xml:space="preserve">    "name": "AI Pre-Screening Booth",</w:t>
+        <w:br/>
+        <w:t xml:space="preserve">    "department": "แผนก ผู้ป่วยนอก(หน่วยคัดกรอง)"</w:t>
+        <w:br/>
+        <w:t xml:space="preserve">  },</w:t>
+        <w:br/>
+        <w:t xml:space="preserve">  "measured_at": "2026-08-07T09:12:00+07:00",</w:t>
+        <w:br/>
+        <w:t xml:space="preserve">  "vitals": {</w:t>
+        <w:br/>
+        <w:t xml:space="preserve">    "systolic": 158,</w:t>
+        <w:br/>
+        <w:t xml:space="preserve">    "diastolic": 94,</w:t>
+        <w:br/>
+        <w:t xml:space="preserve">    "pulse_bpm": 96,</w:t>
+        <w:br/>
+        <w:t xml:space="preserve">    "temperature_c": 36.8,</w:t>
+        <w:br/>
+        <w:t xml:space="preserve">    "weight_kg": 72.5,</w:t>
+        <w:br/>
+        <w:t xml:space="preserve">    "height_cm": 165,</w:t>
+        <w:br/>
+        <w:t xml:space="preserve">    "sources": {</w:t>
+        <w:br/>
+        <w:t xml:space="preserve">      "systolic": "device",</w:t>
+        <w:br/>
+        <w:t xml:space="preserve">      "diastolic": "device",</w:t>
+        <w:br/>
+        <w:t xml:space="preserve">      "pulse_bpm": "device",</w:t>
+        <w:br/>
+        <w:t xml:space="preserve">      "temperature_c": "patient_input",</w:t>
+        <w:br/>
+        <w:t xml:space="preserve">      "weight_kg": "patient_input",</w:t>
+        <w:br/>
+        <w:t xml:space="preserve">      "height_cm": "patient_input"</w:t>
+        <w:br/>
+        <w:t xml:space="preserve">    },</w:t>
+        <w:br/>
+        <w:t xml:space="preserve">    "bmi": 26.63</w:t>
+        <w:br/>
+        <w:t xml:space="preserve">  }</w:t>
+        <w:br/>
+        <w:t>}</w:t>
+      </w:r>
+    </w:p>
+    <w:p>
+      <w:pPr>
+        <w:spacing w:after="0"/>
+        <w:rPr>
+          <w:rFonts w:ascii="TH SarabunPSK" w:hAnsi="TH SarabunPSK" w:cs="TH SarabunPSK"/>
+          <w:sz w:val="32"/>
+          <w:szCs w:val="32"/>
+        </w:rPr>
+      </w:pPr>
+      <w:r>
+        <w:rPr>
+          <w:rFonts w:ascii="TH SarabunPSK" w:hAnsi="TH SarabunPSK" w:cs="TH SarabunPSK" w:hint="cs"/>
+          <w:sz w:val="32"/>
+          <w:szCs w:val="32"/>
+          <w:cs/>
+        </w:rPr>
+        <w:t>4.4. ขั้นที่ 2 — POST /patient-assignments (หลังพยาบาลยืนยัน)</w:t>
+      </w:r>
+      <w:r>
+        <w:rPr>
+          <w:rFonts w:ascii="TH SarabunPSK" w:hAnsi="TH SarabunPSK" w:cs="TH SarabunPSK"/>
+          <w:sz w:val="32"/>
+          <w:szCs w:val="32"/>
+          <w:cs/>
+        </w:rPr>
+      </w:r>
+      <w:r>
+        <w:rPr>
+          <w:rFonts w:ascii="TH SarabunPSK" w:hAnsi="TH SarabunPSK" w:cs="TH SarabunPSK" w:hint="cs"/>
+          <w:sz w:val="32"/>
+          <w:szCs w:val="32"/>
+          <w:cs/>
+        </w:rPr>
+      </w:r>
+      <w:r>
+        <w:rPr>
+          <w:rFonts w:ascii="TH SarabunPSK" w:hAnsi="TH SarabunPSK" w:cs="TH SarabunPSK"/>
+          <w:sz w:val="32"/>
+          <w:szCs w:val="32"/>
+          <w:cs/>
+        </w:rPr>
+      </w:r>
+      <w:r>
+        <w:rPr>
+          <w:rFonts w:ascii="TH SarabunPSK" w:hAnsi="TH SarabunPSK" w:cs="TH SarabunPSK"/>
+          <w:sz w:val="32"/>
+          <w:szCs w:val="32"/>
+        </w:rPr>
+      </w:r>
+    </w:p>
+    <w:p>
+      <w:r>
+        <w:rPr>
+          <w:b/>
+          <w:i/>
+        </w:rPr>
+        <w:t>ตัวอย่าง JSON — ตาม API contract ของโรงพยาบาล เพิ่ม base_department_id และ hn ส่วน mfu_prescreen คือข้อมูลที่ยังไม่มีช่องรองรับ (คำขอเปลี่ยนแปลงข้อ 1, 2 และ 4)</w:t>
+      </w:r>
+    </w:p>
+    <w:p>
+      <w:r>
+        <w:rPr>
+          <w:rFonts w:ascii="Consolas" w:hAnsi="Consolas"/>
+          <w:b w:val="0"/>
+          <w:i w:val="0"/>
+          <w:color w:val="1F3A5F"/>
+          <w:sz w:val="18"/>
+        </w:rPr>
+        <w:t>{</w:t>
+        <w:br/>
+        <w:t xml:space="preserve">  "request_id": "MFU-20260807-A1B2C3",</w:t>
+        <w:br/>
+        <w:t xml:space="preserve">  "visit_id": "VISIT_ID_FROM_IMED",</w:t>
+        <w:br/>
+        <w:t xml:space="preserve">  "sbar": {</w:t>
+        <w:br/>
+        <w:t xml:space="preserve">    "situation": "แน่นหน้าอกมา 2 ชั่วโมง ร้าวไปแขนซ้าย (อายุ 58 ปี)",</w:t>
+        <w:br/>
+        <w:t xml:space="preserve">    "background": "โรคประจำตัว: ความดันโลหิตสูง | แพ้ยา/แพ้สาร: ไม่มี",</w:t>
+        <w:br/>
+        <w:t xml:space="preserve">    "assessment": "ระดับคัดกรอง 3 (Urgent) | ระดับความเจ็บปวด 6/10",</w:t>
+        <w:br/>
+        <w:t xml:space="preserve">    "assessment_problem": "เจ็บหน้าอกร่วมกับปัจจัยเสี่ยงโรคหัวใจ (คู่มือคัดกรอง MFU ข้อ 4.2)",</w:t>
+        <w:br/>
+        <w:t xml:space="preserve">    "recommend": "ส่งต่อ แผนก OPD MED (อายุรกรรม) | ควรได้รับการตรวจภายใน 30 นาที",</w:t>
+        <w:br/>
+        <w:t xml:space="preserve">    "documentation": "รหัสสลิป MCH-A1B2-C3D4"</w:t>
+        <w:br/>
+        <w:t xml:space="preserve">  },</w:t>
+        <w:br/>
+        <w:t xml:space="preserve">  "base_department_id": "DEPT_MED",</w:t>
+        <w:br/>
+        <w:t xml:space="preserve">  "hn": "09900001",</w:t>
+        <w:br/>
+        <w:t xml:space="preserve">  "mfu_prescreen": {</w:t>
+        <w:br/>
+        <w:t xml:space="preserve">    "triage_level": 3,</w:t>
+        <w:br/>
+        <w:t xml:space="preserve">    "triage_scale": "MOPH-5",</w:t>
+        <w:br/>
+        <w:t xml:space="preserve">    "triage_label": "Urgent",</w:t>
+        <w:br/>
+        <w:t xml:space="preserve">    "vitals": {</w:t>
+        <w:br/>
+        <w:t xml:space="preserve">      "systolic": 158,</w:t>
+        <w:br/>
+        <w:t xml:space="preserve">      "diastolic": 94,</w:t>
+        <w:br/>
+        <w:t xml:space="preserve">      "pulse_bpm": 96,</w:t>
+        <w:br/>
+        <w:t xml:space="preserve">      "temperature_c": 36.8,</w:t>
+        <w:br/>
+        <w:t xml:space="preserve">      "weight_kg": 72.5,</w:t>
+        <w:br/>
+        <w:t xml:space="preserve">      "height_cm": 165,</w:t>
+        <w:br/>
+        <w:t xml:space="preserve">      "measured_at": "2026-08-07T09:12:00+07:00",</w:t>
+        <w:br/>
+        <w:t xml:space="preserve">      "sources": {</w:t>
+        <w:br/>
+        <w:t xml:space="preserve">        "systolic": "device",</w:t>
+        <w:br/>
+        <w:t xml:space="preserve">        "diastolic": "device",</w:t>
+        <w:br/>
+        <w:t xml:space="preserve">        "pulse_bpm": "device",</w:t>
+        <w:br/>
+        <w:t xml:space="preserve">        "temperature_c": "patient_input",</w:t>
+        <w:br/>
+        <w:t xml:space="preserve">        "weight_kg": "patient_input",</w:t>
+        <w:br/>
+        <w:t xml:space="preserve">        "height_cm": "patient_input"</w:t>
+        <w:br/>
+        <w:t xml:space="preserve">      },</w:t>
+        <w:br/>
+        <w:t xml:space="preserve">      "bmi": 26.63</w:t>
+        <w:br/>
+        <w:t xml:space="preserve">    },</w:t>
+        <w:br/>
+        <w:t xml:space="preserve">    "confirmed_by": "OPD Nurse (สมหญิง)",</w:t>
+        <w:br/>
+        <w:t xml:space="preserve">    "source_ref": {</w:t>
+        <w:br/>
+        <w:t xml:space="preserve">      "slip_code": "MCH-A1B2-C3D4",</w:t>
+        <w:br/>
+        <w:t xml:space="preserve">      "session_ref": "1f0b8c2e-4a77-4d1e-9d3a-2b6e5c7f81aa"</w:t>
+        <w:br/>
+        <w:t xml:space="preserve">    },</w:t>
+        <w:br/>
+        <w:t xml:space="preserve">    "rerouted": false</w:t>
+        <w:br/>
+        <w:t xml:space="preserve">  }</w:t>
+        <w:br/>
+        <w:t>}</w:t>
+      </w:r>
+    </w:p>
+    <w:p>
+      <w:pPr>
+        <w:spacing w:after="0"/>
+        <w:rPr>
+          <w:rFonts w:ascii="TH SarabunPSK" w:hAnsi="TH SarabunPSK" w:cs="TH SarabunPSK"/>
+          <w:sz w:val="32"/>
+          <w:szCs w:val="32"/>
+        </w:rPr>
+      </w:pPr>
+      <w:r>
+        <w:rPr>
+          <w:rFonts w:ascii="TH SarabunPSK" w:hAnsi="TH SarabunPSK" w:cs="TH SarabunPSK" w:hint="cs"/>
+          <w:sz w:val="32"/>
+          <w:szCs w:val="32"/>
+          <w:cs/>
+        </w:rPr>
+        <w:t>4.5. ตารางเทียบชื่อฟิลด์ (Prescreen ของโรงพยาบาล ↔ payload ของระบบเรา)</w:t>
       </w:r>
       <w:r>
         <w:rPr>
@@ -9668,7 +9870,7 @@
           <w:szCs w:val="32"/>
           <w:cs/>
         </w:rPr>
-        <w:t>4.4. รายละเอียดช่อง SBAR (ส่งในขั้นที่ 2)</w:t>
+        <w:t>4.6. รายละเอียดช่อง SBAR (ส่งในขั้นที่ 2)</w:t>
       </w:r>
       <w:r>
         <w:rPr>
@@ -10138,7 +10340,7 @@
           <w:b w:val="0"/>
           <w:i/>
         </w:rPr>
-        <w:t>หมายเหตุ: SBAR ไม่ใช่ข้อมูลสัญญาณชีพ แต่เป็นข้อความส่งต่อทางคลินิก 7 ช่อง ตาม API ของโรงพยาบาล ค่าสัญญาณชีพที่ระบบเรามีคือ systolic, diastolic, pulse_bpm, temperature_c, weight_kg, height_cm และ bmi พร้อม measured_at และ sources (ที่มาของแต่ละค่า) ตามหัวข้อ 2.1 และ 2.4 — ส่งเป็นตัวเลขแยกฟิลด์ ครั้งเดียว ไม่เขียนซ้ำเป็นข้อความใน sbar.assessment เพราะค่าเดียวกันใน 2 รูปแบบ จะไม่ตรงกันทันทีที่มีการแก้ไขฝั่งใดฝั่งหนึ่ง และข้อความไม่สามารถเก็บที่มาของค่า ให้ค้นหาได้ ทั้งนี้ชุดค่าสัญญาณชีพของระบบเราไม่ตรงกับคอลัมน์ใน Prescreen แบบหนึ่งต่อหนึ่ง เช่น เราแยก pressure เป็น systolic/diastolic ส่ง bmi ที่คำนวณตอนส่ง และมี sources ที่ยังไม่มีคอลัมน์รองรับ ซึ่งเป็นเรื่องปกติ โรงพยาบาลสามารถ map ค่าตามที่สะดวก (ดูตารางเทียบชื่อในข้อ 4.3)</w:t>
+        <w:t>หมายเหตุ: SBAR ไม่ใช่ข้อมูลสัญญาณชีพ แต่เป็นข้อความส่งต่อทางคลินิก 7 ช่อง ตาม API ของโรงพยาบาล ค่าสัญญาณชีพที่ระบบเรามีคือ systolic, diastolic, pulse_bpm, temperature_c, weight_kg, height_cm และ bmi พร้อม measured_at และ sources (ที่มาของแต่ละค่า) ตามหัวข้อ 2.1 และ 2.4 — ส่งเป็นตัวเลขแยกฟิลด์ ครั้งเดียว ไม่เขียนซ้ำเป็นข้อความใน sbar.assessment เพราะค่าเดียวกันใน 2 รูปแบบ จะไม่ตรงกันทันทีที่มีการแก้ไขฝั่งใดฝั่งหนึ่ง และข้อความไม่สามารถเก็บที่มาของค่า ให้ค้นหาได้ ทั้งนี้ชุดค่าสัญญาณชีพของระบบเราไม่ตรงกับคอลัมน์ใน Prescreen แบบหนึ่งต่อหนึ่ง เช่น เราแยก pressure เป็น systolic/diastolic ส่ง bmi ที่คำนวณตอนส่ง และมี sources ที่ยังไม่มีคอลัมน์รองรับ ซึ่งเป็นเรื่องปกติ โรงพยาบาลสามารถ map ค่าตามที่สะดวก (ดูตารางเทียบชื่อในข้อ 4.5)</w:t>
       </w:r>
     </w:p>
     <w:sectPr>
